--- a/视频/对照文本/13-文本.docx
+++ b/视频/对照文本/13-文本.docx
@@ -61,13 +61,12 @@
         </w:tblBorders>
       </w:tblPr>
       <w:tblGrid>
-        <w:gridCol w:w="5270"/>
-        <w:gridCol w:w="5270"/>
+        <w:gridCol w:w="10540"/>
       </w:tblGrid>
       <w:tr>
         <w:tc>
           <w:tcPr>
-            <w:tcW w:type="dxa" w:w="5270"/>
+            <w:tcW w:type="dxa" w:w="10540"/>
           </w:tcPr>
           <w:p>
             <w:pPr>
@@ -85,9 +84,11 @@
             </w:r>
           </w:p>
         </w:tc>
+      </w:tr>
+      <w:tr>
         <w:tc>
           <w:tcPr>
-            <w:tcW w:type="dxa" w:w="5270"/>
+            <w:tcW w:type="dxa" w:w="10540"/>
           </w:tcPr>
           <w:p>
             <w:pPr>
@@ -98,52 +99,10 @@
               <w:rPr>
                 <w:rFonts w:ascii="Calibri" w:hAnsi="Calibri" w:eastAsia="微软雅黑"/>
                 <w:b w:val="0"/>
-                <w:color w:val="F0F7F2"/>
-                <w:sz w:val="26"/>
-              </w:rPr>
-              <w:t>Randy Gardner,</w:t>
-            </w:r>
-          </w:p>
-        </w:tc>
-      </w:tr>
-      <w:tr>
-        <w:tc>
-          <w:tcPr>
-            <w:tcW w:type="dxa" w:w="5270"/>
-          </w:tcPr>
-          <w:p>
-            <w:pPr>
-              <w:spacing w:after="0"/>
-              <w:jc w:val="center"/>
-            </w:pPr>
-            <w:r>
-              <w:rPr>
-                <w:rFonts w:ascii="Calibri" w:hAnsi="Calibri" w:eastAsia="微软雅黑"/>
-                <w:b w:val="0"/>
                 <w:color w:val="AAC4B6"/>
                 <w:sz w:val="21"/>
               </w:rPr>
               <w:t>1963年12月28日，</w:t>
-            </w:r>
-          </w:p>
-        </w:tc>
-        <w:tc>
-          <w:tcPr>
-            <w:tcW w:type="dxa" w:w="5270"/>
-          </w:tcPr>
-          <w:p>
-            <w:pPr>
-              <w:spacing w:after="0"/>
-              <w:jc w:val="center"/>
-            </w:pPr>
-            <w:r>
-              <w:rPr>
-                <w:rFonts w:ascii="Calibri" w:hAnsi="Calibri" w:eastAsia="微软雅黑"/>
-                <w:b w:val="0"/>
-                <w:color w:val="AAC4B6"/>
-                <w:sz w:val="21"/>
-              </w:rPr>
-              <w:t>兰迪·加德纳，</w:t>
             </w:r>
           </w:p>
         </w:tc>
@@ -184,7 +143,7 @@
                 <w:color w:val="F0F7F2"/>
                 <w:sz w:val="26"/>
               </w:rPr>
-              <w:t xml:space="preserve">a 17-year-old science </w:t>
+              <w:t xml:space="preserve">Randy Gardner, a 17-year-old science </w:t>
             </w:r>
             <w:r>
               <w:rPr>
@@ -224,7 +183,7 @@
                 <w:color w:val="AAC4B6"/>
                 <w:sz w:val="21"/>
               </w:rPr>
-              <w:t>圣迭戈一所高中的17岁科学</w:t>
+              <w:t>圣迭戈一名17岁的高中科学</w:t>
             </w:r>
             <w:r>
               <w:rPr>
@@ -251,7 +210,16 @@
                 <w:color w:val="AAC4B6"/>
                 <w:sz w:val="21"/>
               </w:rPr>
-              <w:t>，</w:t>
+              <w:t xml:space="preserve"> </w:t>
+            </w:r>
+            <w:r>
+              <w:rPr>
+                <w:rFonts w:ascii="Calibri" w:hAnsi="Calibri" w:eastAsia="微软雅黑"/>
+                <w:b w:val="0"/>
+                <w:color w:val="AAC4B6"/>
+                <w:sz w:val="21"/>
+              </w:rPr>
+              <w:t>兰迪·加德纳，</w:t>
             </w:r>
           </w:p>
         </w:tc>
@@ -273,13 +241,12 @@
         </w:tblBorders>
       </w:tblPr>
       <w:tblGrid>
-        <w:gridCol w:w="5270"/>
-        <w:gridCol w:w="5270"/>
+        <w:gridCol w:w="10540"/>
       </w:tblGrid>
       <w:tr>
         <w:tc>
           <w:tcPr>
-            <w:tcW w:type="dxa" w:w="5270"/>
+            <w:tcW w:type="dxa" w:w="10540"/>
           </w:tcPr>
           <w:p>
             <w:pPr>
@@ -322,11 +289,40 @@
               </w:rPr>
               <w:t>slumber</w:t>
             </w:r>
+            <w:r>
+              <w:rPr>
+                <w:rFonts w:ascii="Calibri" w:hAnsi="Calibri" w:eastAsia="微软雅黑"/>
+                <w:b w:val="0"/>
+                <w:color w:val="F0F7F2"/>
+                <w:sz w:val="26"/>
+              </w:rPr>
+              <w:t xml:space="preserve"> for a </w:t>
+            </w:r>
+            <w:r>
+              <w:rPr>
+                <w:rFonts w:ascii="Calibri" w:hAnsi="Calibri" w:eastAsia="微软雅黑"/>
+                <w:b/>
+                <w:color w:val="BEF264"/>
+                <w:sz w:val="26"/>
+              </w:rPr>
+              <w:t>regional</w:t>
+            </w:r>
+            <w:r>
+              <w:rPr>
+                <w:rFonts w:ascii="Calibri" w:hAnsi="Calibri" w:eastAsia="微软雅黑"/>
+                <w:b w:val="0"/>
+                <w:color w:val="F0F7F2"/>
+                <w:sz w:val="26"/>
+              </w:rPr>
+              <w:t xml:space="preserve"> science fair.</w:t>
+            </w:r>
           </w:p>
         </w:tc>
+      </w:tr>
+      <w:tr>
         <w:tc>
           <w:tcPr>
-            <w:tcW w:type="dxa" w:w="5270"/>
+            <w:tcW w:type="dxa" w:w="10540"/>
           </w:tcPr>
           <w:p>
             <w:pPr>
@@ -337,42 +333,11 @@
               <w:rPr>
                 <w:rFonts w:ascii="Calibri" w:hAnsi="Calibri" w:eastAsia="微软雅黑"/>
                 <w:b w:val="0"/>
-                <w:color w:val="F0F7F2"/>
-                <w:sz w:val="26"/>
-              </w:rPr>
-              <w:t xml:space="preserve">for a </w:t>
-            </w:r>
-            <w:r>
-              <w:rPr>
-                <w:rFonts w:ascii="Calibri" w:hAnsi="Calibri" w:eastAsia="微软雅黑"/>
-                <w:b/>
-                <w:color w:val="BEF264"/>
-                <w:sz w:val="26"/>
-              </w:rPr>
-              <w:t>regional</w:t>
-            </w:r>
-            <w:r>
-              <w:rPr>
-                <w:rFonts w:ascii="Calibri" w:hAnsi="Calibri" w:eastAsia="微软雅黑"/>
-                <w:b w:val="0"/>
-                <w:color w:val="F0F7F2"/>
-                <w:sz w:val="26"/>
-              </w:rPr>
-              <w:t xml:space="preserve"> science fair.</w:t>
-            </w:r>
-          </w:p>
-        </w:tc>
-      </w:tr>
-      <w:tr>
-        <w:tc>
-          <w:tcPr>
-            <w:tcW w:type="dxa" w:w="5270"/>
-          </w:tcPr>
-          <w:p>
-            <w:pPr>
-              <w:spacing w:after="0"/>
-              <w:jc w:val="center"/>
-            </w:pPr>
+                <w:color w:val="AAC4B6"/>
+                <w:sz w:val="21"/>
+              </w:rPr>
+              <w:t>为了参加一场</w:t>
+            </w:r>
             <w:r>
               <w:rPr>
                 <w:rFonts w:ascii="Calibri" w:hAnsi="Calibri" w:eastAsia="微软雅黑"/>
@@ -380,7 +345,16 @@
                 <w:color w:val="AAC4B6"/>
                 <w:sz w:val="21"/>
               </w:rPr>
-              <w:t>开始尝试</w:t>
+              <w:t xml:space="preserve"> </w:t>
+            </w:r>
+            <w:r>
+              <w:rPr>
+                <w:rFonts w:ascii="Calibri" w:hAnsi="Calibri" w:eastAsia="微软雅黑"/>
+                <w:b/>
+                <w:color w:val="BEF264"/>
+                <w:sz w:val="21"/>
+              </w:rPr>
+              <w:t>地区性的</w:t>
             </w:r>
             <w:r>
               <w:rPr>
@@ -394,6 +368,24 @@
             <w:r>
               <w:rPr>
                 <w:rFonts w:ascii="Calibri" w:hAnsi="Calibri" w:eastAsia="微软雅黑"/>
+                <w:b w:val="0"/>
+                <w:color w:val="AAC4B6"/>
+                <w:sz w:val="21"/>
+              </w:rPr>
+              <w:t>科学展，开始尝试</w:t>
+            </w:r>
+            <w:r>
+              <w:rPr>
+                <w:rFonts w:ascii="Calibri" w:hAnsi="Calibri" w:eastAsia="微软雅黑"/>
+                <w:b w:val="0"/>
+                <w:color w:val="AAC4B6"/>
+                <w:sz w:val="21"/>
+              </w:rPr>
+              <w:t xml:space="preserve"> </w:t>
+            </w:r>
+            <w:r>
+              <w:rPr>
+                <w:rFonts w:ascii="Calibri" w:hAnsi="Calibri" w:eastAsia="微软雅黑"/>
                 <w:b/>
                 <w:color w:val="38BDF8"/>
                 <w:sz w:val="21"/>
@@ -425,63 +417,7 @@
                 <w:color w:val="AAC4B6"/>
                 <w:sz w:val="21"/>
               </w:rPr>
-              <w:t>，</w:t>
-            </w:r>
-          </w:p>
-        </w:tc>
-        <w:tc>
-          <w:tcPr>
-            <w:tcW w:type="dxa" w:w="5270"/>
-          </w:tcPr>
-          <w:p>
-            <w:pPr>
-              <w:spacing w:after="0"/>
-              <w:jc w:val="center"/>
-            </w:pPr>
-            <w:r>
-              <w:rPr>
-                <w:rFonts w:ascii="Calibri" w:hAnsi="Calibri" w:eastAsia="微软雅黑"/>
-                <w:b w:val="0"/>
-                <w:color w:val="AAC4B6"/>
-                <w:sz w:val="21"/>
-              </w:rPr>
-              <w:t>以此参加一场</w:t>
-            </w:r>
-            <w:r>
-              <w:rPr>
-                <w:rFonts w:ascii="Calibri" w:hAnsi="Calibri" w:eastAsia="微软雅黑"/>
-                <w:b w:val="0"/>
-                <w:color w:val="AAC4B6"/>
-                <w:sz w:val="21"/>
-              </w:rPr>
-              <w:t xml:space="preserve"> </w:t>
-            </w:r>
-            <w:r>
-              <w:rPr>
-                <w:rFonts w:ascii="Calibri" w:hAnsi="Calibri" w:eastAsia="微软雅黑"/>
-                <w:b/>
-                <w:color w:val="BEF264"/>
-                <w:sz w:val="21"/>
-              </w:rPr>
-              <w:t>地区性</w:t>
-            </w:r>
-            <w:r>
-              <w:rPr>
-                <w:rFonts w:ascii="Calibri" w:hAnsi="Calibri" w:eastAsia="微软雅黑"/>
-                <w:b w:val="0"/>
-                <w:color w:val="AAC4B6"/>
-                <w:sz w:val="21"/>
-              </w:rPr>
-              <w:t xml:space="preserve"> </w:t>
-            </w:r>
-            <w:r>
-              <w:rPr>
-                <w:rFonts w:ascii="Calibri" w:hAnsi="Calibri" w:eastAsia="微软雅黑"/>
-                <w:b w:val="0"/>
-                <w:color w:val="AAC4B6"/>
-                <w:sz w:val="21"/>
-              </w:rPr>
-              <w:t>科学展。</w:t>
+              <w:t>。</w:t>
             </w:r>
           </w:p>
         </w:tc>
@@ -795,7 +731,7 @@
                 <w:color w:val="38BDF8"/>
                 <w:sz w:val="21"/>
               </w:rPr>
-              <w:t>减退</w:t>
+              <w:t>减弱</w:t>
             </w:r>
             <w:r>
               <w:rPr>
@@ -1114,7 +1050,7 @@
                 <w:color w:val="AAC4B6"/>
                 <w:sz w:val="21"/>
               </w:rPr>
-              <w:t>这个项目</w:t>
+              <w:t>这个项目，</w:t>
             </w:r>
           </w:p>
         </w:tc>
@@ -1134,7 +1070,7 @@
                 <w:color w:val="AAC4B6"/>
                 <w:sz w:val="21"/>
               </w:rPr>
-              <w:t>是一次</w:t>
+              <w:t>一次</w:t>
             </w:r>
             <w:r>
               <w:rPr>
@@ -1220,7 +1156,25 @@
                 <w:color w:val="F0F7F2"/>
                 <w:sz w:val="26"/>
               </w:rPr>
-              <w:t>went on to take first place.</w:t>
+              <w:t xml:space="preserve">went on to </w:t>
+            </w:r>
+            <w:r>
+              <w:rPr>
+                <w:rFonts w:ascii="Calibri" w:hAnsi="Calibri" w:eastAsia="微软雅黑"/>
+                <w:b/>
+                <w:color w:val="FB923C"/>
+                <w:sz w:val="26"/>
+              </w:rPr>
+              <w:t>take first place</w:t>
+            </w:r>
+            <w:r>
+              <w:rPr>
+                <w:rFonts w:ascii="Calibri" w:hAnsi="Calibri" w:eastAsia="微软雅黑"/>
+                <w:b w:val="0"/>
+                <w:color w:val="F0F7F2"/>
+                <w:sz w:val="26"/>
+              </w:rPr>
+              <w:t>.</w:t>
             </w:r>
           </w:p>
         </w:tc>
@@ -1242,7 +1196,34 @@
                 <w:color w:val="AAC4B6"/>
                 <w:sz w:val="21"/>
               </w:rPr>
-              <w:t>后来获得了第一名。</w:t>
+              <w:t>继而</w:t>
+            </w:r>
+            <w:r>
+              <w:rPr>
+                <w:rFonts w:ascii="Calibri" w:hAnsi="Calibri" w:eastAsia="微软雅黑"/>
+                <w:b w:val="0"/>
+                <w:color w:val="AAC4B6"/>
+                <w:sz w:val="21"/>
+              </w:rPr>
+              <w:t xml:space="preserve"> </w:t>
+            </w:r>
+            <w:r>
+              <w:rPr>
+                <w:rFonts w:ascii="Calibri" w:hAnsi="Calibri" w:eastAsia="微软雅黑"/>
+                <w:b/>
+                <w:color w:val="FB923C"/>
+                <w:sz w:val="21"/>
+              </w:rPr>
+              <w:t>夺得了第一名</w:t>
+            </w:r>
+            <w:r>
+              <w:rPr>
+                <w:rFonts w:ascii="Calibri" w:hAnsi="Calibri" w:eastAsia="微软雅黑"/>
+                <w:b w:val="0"/>
+                <w:color w:val="AAC4B6"/>
+                <w:sz w:val="21"/>
+              </w:rPr>
+              <w:t>。</w:t>
             </w:r>
           </w:p>
         </w:tc>
@@ -1259,7 +1240,9 @@
           <w:color w:val="AAC4B6"/>
           <w:sz w:val="20"/>
         </w:rPr>
-        <w:t>（a voluntary endeavour：同位语，补充说明 the project；go on to do：后来接着做成……）</w:t>
+        <w:t>（a voluntary endeavour：同位语，补充说明 the project；</w:t>
+        <w:br/>
+        <w:t>go on to do：后来接着做成……）</w:t>
       </w:r>
     </w:p>
     <w:p>
@@ -1414,7 +1397,7 @@
               <w:rPr>
                 <w:rFonts w:ascii="Calibri" w:hAnsi="Calibri" w:eastAsia="微软雅黑"/>
                 <w:b/>
-                <w:color w:val="FB923C"/>
+                <w:color w:val="5EEAD4"/>
                 <w:sz w:val="26"/>
               </w:rPr>
               <w:t>coverage</w:t>
@@ -1452,7 +1435,7 @@
               <w:rPr>
                 <w:rFonts w:ascii="Calibri" w:hAnsi="Calibri" w:eastAsia="微软雅黑"/>
                 <w:b/>
-                <w:color w:val="5EEAD4"/>
+                <w:color w:val="FCA5A5"/>
                 <w:sz w:val="26"/>
               </w:rPr>
               <w:t>intrigued</w:t>
@@ -1501,7 +1484,7 @@
               <w:rPr>
                 <w:rFonts w:ascii="Calibri" w:hAnsi="Calibri" w:eastAsia="微软雅黑"/>
                 <w:b/>
-                <w:color w:val="FB923C"/>
+                <w:color w:val="5EEAD4"/>
                 <w:sz w:val="21"/>
               </w:rPr>
               <w:t>报道</w:t>
@@ -1533,7 +1516,7 @@
                 <w:color w:val="AAC4B6"/>
                 <w:sz w:val="21"/>
               </w:rPr>
-              <w:t>大感</w:t>
+              <w:t>并且</w:t>
             </w:r>
             <w:r>
               <w:rPr>
@@ -1548,10 +1531,10 @@
               <w:rPr>
                 <w:rFonts w:ascii="Calibri" w:hAnsi="Calibri" w:eastAsia="微软雅黑"/>
                 <w:b/>
-                <w:color w:val="5EEAD4"/>
+                <w:color w:val="FCA5A5"/>
                 <w:sz w:val="21"/>
               </w:rPr>
-              <w:t>好奇</w:t>
+              <w:t>非常感兴趣</w:t>
             </w:r>
             <w:r>
               <w:rPr>
@@ -1676,7 +1659,7 @@
               <w:rPr>
                 <w:rFonts w:ascii="Calibri" w:hAnsi="Calibri" w:eastAsia="微软雅黑"/>
                 <w:b/>
-                <w:color w:val="FCA5A5"/>
+                <w:color w:val="FBBF24"/>
                 <w:sz w:val="26"/>
               </w:rPr>
               <w:t>assisted</w:t>
@@ -1705,7 +1688,7 @@
               <w:rPr>
                 <w:rFonts w:ascii="Calibri" w:hAnsi="Calibri" w:eastAsia="微软雅黑"/>
                 <w:b/>
-                <w:color w:val="FCA5A5"/>
+                <w:color w:val="FBBF24"/>
                 <w:sz w:val="26"/>
               </w:rPr>
               <w:t>in</w:t>
@@ -1723,7 +1706,7 @@
               <w:rPr>
                 <w:rFonts w:ascii="Calibri" w:hAnsi="Calibri" w:eastAsia="微软雅黑"/>
                 <w:b/>
-                <w:color w:val="38BDF8"/>
+                <w:color w:val="F472B6"/>
                 <w:sz w:val="26"/>
               </w:rPr>
               <w:t>sleepless</w:t>
@@ -1741,7 +1724,7 @@
               <w:rPr>
                 <w:rFonts w:ascii="Calibri" w:hAnsi="Calibri" w:eastAsia="微软雅黑"/>
                 <w:b/>
-                <w:color w:val="F472B6"/>
+                <w:color w:val="BEF264"/>
                 <w:sz w:val="26"/>
               </w:rPr>
               <w:t>closely</w:t>
@@ -1772,7 +1755,7 @@
               <w:rPr>
                 <w:rFonts w:ascii="Calibri" w:hAnsi="Calibri" w:eastAsia="微软雅黑"/>
                 <w:b/>
-                <w:color w:val="FCA5A5"/>
+                <w:color w:val="FBBF24"/>
                 <w:sz w:val="21"/>
               </w:rPr>
               <w:t>协助</w:t>
@@ -1793,7 +1776,7 @@
                 <w:color w:val="AAC4B6"/>
                 <w:sz w:val="21"/>
               </w:rPr>
-              <w:t>海军研究员约翰·J·罗斯</w:t>
+              <w:t>约翰·J·罗斯，一位海军研究员，</w:t>
             </w:r>
           </w:p>
         </w:tc>
@@ -1809,20 +1792,11 @@
             <w:r>
               <w:rPr>
                 <w:rFonts w:ascii="Calibri" w:hAnsi="Calibri" w:eastAsia="微软雅黑"/>
-                <w:b/>
-                <w:color w:val="F472B6"/>
-                <w:sz w:val="21"/>
-              </w:rPr>
-              <w:t>密切</w:t>
-            </w:r>
-            <w:r>
-              <w:rPr>
-                <w:rFonts w:ascii="Calibri" w:hAnsi="Calibri" w:eastAsia="微软雅黑"/>
                 <w:b w:val="0"/>
                 <w:color w:val="AAC4B6"/>
                 <w:sz w:val="21"/>
               </w:rPr>
-              <w:t xml:space="preserve"> </w:t>
+              <w:t>去</w:t>
             </w:r>
             <w:r>
               <w:rPr>
@@ -1831,7 +1805,16 @@
                 <w:color w:val="AAC4B6"/>
                 <w:sz w:val="21"/>
               </w:rPr>
-              <w:t>监测这个</w:t>
+              <w:t xml:space="preserve"> </w:t>
+            </w:r>
+            <w:r>
+              <w:rPr>
+                <w:rFonts w:ascii="Calibri" w:hAnsi="Calibri" w:eastAsia="微软雅黑"/>
+                <w:b/>
+                <w:color w:val="BEF264"/>
+                <w:sz w:val="21"/>
+              </w:rPr>
+              <w:t>密切</w:t>
             </w:r>
             <w:r>
               <w:rPr>
@@ -1845,8 +1828,26 @@
             <w:r>
               <w:rPr>
                 <w:rFonts w:ascii="Calibri" w:hAnsi="Calibri" w:eastAsia="微软雅黑"/>
+                <w:b w:val="0"/>
+                <w:color w:val="AAC4B6"/>
+                <w:sz w:val="21"/>
+              </w:rPr>
+              <w:t>监视这个</w:t>
+            </w:r>
+            <w:r>
+              <w:rPr>
+                <w:rFonts w:ascii="Calibri" w:hAnsi="Calibri" w:eastAsia="微软雅黑"/>
+                <w:b w:val="0"/>
+                <w:color w:val="AAC4B6"/>
+                <w:sz w:val="21"/>
+              </w:rPr>
+              <w:t xml:space="preserve"> </w:t>
+            </w:r>
+            <w:r>
+              <w:rPr>
+                <w:rFonts w:ascii="Calibri" w:hAnsi="Calibri" w:eastAsia="微软雅黑"/>
                 <w:b/>
-                <w:color w:val="38BDF8"/>
+                <w:color w:val="F472B6"/>
                 <w:sz w:val="21"/>
               </w:rPr>
               <w:t>不眠的</w:t>
@@ -1884,7 +1885,9 @@
           <w:color w:val="AAC4B6"/>
           <w:sz w:val="20"/>
         </w:rPr>
-        <w:t>（assist sb in doing：协助某人做……；a Navy researcher：同位语，说明 Ross 的身份）</w:t>
+        <w:t>（assist sb in doing：协助某人做……；</w:t>
+        <w:br/>
+        <w:t>a Navy researcher：同位语，说明 Ross 的身份）</w:t>
       </w:r>
     </w:p>
     <w:p>
@@ -1934,7 +1937,7 @@
               <w:rPr>
                 <w:rFonts w:ascii="Calibri" w:hAnsi="Calibri" w:eastAsia="微软雅黑"/>
                 <w:b/>
-                <w:color w:val="BEF264"/>
+                <w:color w:val="C4B5FD"/>
                 <w:sz w:val="26"/>
               </w:rPr>
               <w:t>investigators</w:t>
@@ -1954,7 +1957,7 @@
               <w:rPr>
                 <w:rFonts w:ascii="Calibri" w:hAnsi="Calibri" w:eastAsia="微软雅黑"/>
                 <w:b/>
-                <w:color w:val="C4B5FD"/>
+                <w:color w:val="FB923C"/>
                 <w:sz w:val="26"/>
               </w:rPr>
               <w:t>attentively</w:t>
@@ -1972,7 +1975,7 @@
               <w:rPr>
                 <w:rFonts w:ascii="Calibri" w:hAnsi="Calibri" w:eastAsia="微软雅黑"/>
                 <w:b/>
-                <w:color w:val="FB923C"/>
+                <w:color w:val="5EEAD4"/>
                 <w:sz w:val="26"/>
               </w:rPr>
               <w:t>fluctuations</w:t>
@@ -2021,7 +2024,7 @@
               <w:rPr>
                 <w:rFonts w:ascii="Calibri" w:hAnsi="Calibri" w:eastAsia="微软雅黑"/>
                 <w:b/>
-                <w:color w:val="BEF264"/>
+                <w:color w:val="C4B5FD"/>
                 <w:sz w:val="21"/>
               </w:rPr>
               <w:t>研究人员</w:t>
@@ -2041,10 +2044,10 @@
               <w:rPr>
                 <w:rFonts w:ascii="Calibri" w:hAnsi="Calibri" w:eastAsia="微软雅黑"/>
                 <w:b/>
-                <w:color w:val="C4B5FD"/>
+                <w:color w:val="FB923C"/>
                 <w:sz w:val="21"/>
               </w:rPr>
-              <w:t>细心地</w:t>
+              <w:t>专心地</w:t>
             </w:r>
             <w:r>
               <w:rPr>
@@ -2077,7 +2080,7 @@
               <w:rPr>
                 <w:rFonts w:ascii="Calibri" w:hAnsi="Calibri" w:eastAsia="微软雅黑"/>
                 <w:b/>
-                <w:color w:val="FB923C"/>
+                <w:color w:val="5EEAD4"/>
                 <w:sz w:val="21"/>
               </w:rPr>
               <w:t>波动</w:t>
@@ -2136,7 +2139,7 @@
               <w:rPr>
                 <w:rFonts w:ascii="Calibri" w:hAnsi="Calibri" w:eastAsia="微软雅黑"/>
                 <w:b/>
-                <w:color w:val="5EEAD4"/>
+                <w:color w:val="FCA5A5"/>
                 <w:sz w:val="26"/>
               </w:rPr>
               <w:t>deprivation</w:t>
@@ -2154,7 +2157,7 @@
               <w:rPr>
                 <w:rFonts w:ascii="Calibri" w:hAnsi="Calibri" w:eastAsia="微软雅黑"/>
                 <w:b/>
-                <w:color w:val="FCA5A5"/>
+                <w:color w:val="FBBF24"/>
                 <w:sz w:val="26"/>
               </w:rPr>
               <w:t>progressively</w:t>
@@ -2172,7 +2175,7 @@
               <w:rPr>
                 <w:rFonts w:ascii="Calibri" w:hAnsi="Calibri" w:eastAsia="微软雅黑"/>
                 <w:b/>
-                <w:color w:val="FBBF24"/>
+                <w:color w:val="38BDF8"/>
                 <w:sz w:val="26"/>
               </w:rPr>
               <w:t>deepened</w:t>
@@ -2221,7 +2224,7 @@
               <w:rPr>
                 <w:rFonts w:ascii="Calibri" w:hAnsi="Calibri" w:eastAsia="微软雅黑"/>
                 <w:b/>
-                <w:color w:val="5EEAD4"/>
+                <w:color w:val="FCA5A5"/>
                 <w:sz w:val="21"/>
               </w:rPr>
               <w:t>剥夺</w:t>
@@ -2239,7 +2242,7 @@
               <w:rPr>
                 <w:rFonts w:ascii="Calibri" w:hAnsi="Calibri" w:eastAsia="微软雅黑"/>
                 <w:b/>
-                <w:color w:val="FCA5A5"/>
+                <w:color w:val="FBBF24"/>
                 <w:sz w:val="21"/>
               </w:rPr>
               <w:t>逐步</w:t>
@@ -2257,7 +2260,7 @@
               <w:rPr>
                 <w:rFonts w:ascii="Calibri" w:hAnsi="Calibri" w:eastAsia="微软雅黑"/>
                 <w:b/>
-                <w:color w:val="FBBF24"/>
+                <w:color w:val="38BDF8"/>
                 <w:sz w:val="21"/>
               </w:rPr>
               <w:t>加深</w:t>
@@ -2287,6 +2290,14 @@
           <w:sz w:val="20"/>
         </w:rPr>
         <w:t>（as…：时间状语从句，在……的过程中）</w:t>
+        <w:br/>
+        <w:t>（睡眠剥夺（sleep deprivation）通常译为“睡眠剥夺”，</w:t>
+        <w:br/>
+        <w:t>日常也常说“睡眠不足”，</w:t>
+        <w:br/>
+        <w:t>指睡眠时间不足、睡眠被反复打断或完全缺乏睡眠，</w:t>
+        <w:br/>
+        <w:t>进而影响身心功能的状态。）</w:t>
       </w:r>
     </w:p>
     <w:p>
@@ -2337,7 +2348,7 @@
               <w:rPr>
                 <w:rFonts w:ascii="Calibri" w:hAnsi="Calibri" w:eastAsia="微软雅黑"/>
                 <w:b/>
-                <w:color w:val="38BDF8"/>
+                <w:color w:val="F472B6"/>
                 <w:sz w:val="26"/>
               </w:rPr>
               <w:t>consequences</w:t>
@@ -2366,7 +2377,7 @@
               <w:rPr>
                 <w:rFonts w:ascii="Calibri" w:hAnsi="Calibri" w:eastAsia="微软雅黑"/>
                 <w:b/>
-                <w:color w:val="F472B6"/>
+                <w:color w:val="BEF264"/>
                 <w:sz w:val="26"/>
               </w:rPr>
               <w:t>mounted</w:t>
@@ -2397,7 +2408,7 @@
               <w:rPr>
                 <w:rFonts w:ascii="Calibri" w:hAnsi="Calibri" w:eastAsia="微软雅黑"/>
                 <w:b/>
-                <w:color w:val="38BDF8"/>
+                <w:color w:val="F472B6"/>
                 <w:sz w:val="21"/>
               </w:rPr>
               <w:t>后果</w:t>
@@ -2420,7 +2431,7 @@
                 <w:color w:val="AAC4B6"/>
                 <w:sz w:val="21"/>
               </w:rPr>
-              <w:t>很快</w:t>
+              <w:t>很快便开始</w:t>
             </w:r>
             <w:r>
               <w:rPr>
@@ -2435,10 +2446,778 @@
               <w:rPr>
                 <w:rFonts w:ascii="Calibri" w:hAnsi="Calibri" w:eastAsia="微软雅黑"/>
                 <w:b/>
+                <w:color w:val="BEF264"/>
+                <w:sz w:val="21"/>
+              </w:rPr>
+              <w:t>不断加剧</w:t>
+            </w:r>
+            <w:r>
+              <w:rPr>
+                <w:rFonts w:ascii="Calibri" w:hAnsi="Calibri" w:eastAsia="微软雅黑"/>
+                <w:b w:val="0"/>
+                <w:color w:val="AAC4B6"/>
+                <w:sz w:val="21"/>
+              </w:rPr>
+              <w:t>。</w:t>
+            </w:r>
+          </w:p>
+        </w:tc>
+      </w:tr>
+    </w:tbl>
+    <w:p>
+      <w:pPr>
+        <w:jc w:val="center"/>
+      </w:pPr>
+      <w:r>
+        <w:rPr>
+          <w:rFonts w:ascii="Calibri" w:hAnsi="Calibri" w:eastAsia="微软雅黑"/>
+          <w:b w:val="0"/>
+          <w:color w:val="AAC4B6"/>
+          <w:sz w:val="20"/>
+        </w:rPr>
+        <w:t>（@mount “数量逐渐增加、</w:t>
+        <w:br/>
+        <w:t>@mount|程度不断加剧、不断累积（上升）”</w:t>
+        <w:br/>
+        <w:t>@mount|（例如：tension mounted 紧张局势加剧，</w:t>
+        <w:br/>
+        <w:t>@mount|costs mounted 成本不断攀升）。）</w:t>
+      </w:r>
+    </w:p>
+    <w:p>
+      <w:pPr>
+        <w:spacing w:after="40"/>
+      </w:pPr>
+    </w:p>
+    <w:tbl>
+      <w:tblPr>
+        <w:tblW w:type="auto" w:w="0"/>
+        <w:jc w:val="center"/>
+        <w:tblLayout w:type="autofit"/>
+        <w:tblLook w:firstColumn="1" w:firstRow="1" w:lastColumn="0" w:lastRow="0" w:noHBand="0" w:noVBand="1" w:val="04A0"/>
+        <w:tblBorders>
+          <w:top w:val="nil"/>
+          <w:left w:val="nil"/>
+          <w:bottom w:val="nil"/>
+          <w:right w:val="nil"/>
+          <w:insideH w:val="nil"/>
+          <w:insideV w:val="nil"/>
+        </w:tblBorders>
+      </w:tblPr>
+      <w:tblGrid>
+        <w:gridCol w:w="5270"/>
+        <w:gridCol w:w="5270"/>
+      </w:tblGrid>
+      <w:tr>
+        <w:tc>
+          <w:tcPr>
+            <w:tcW w:type="dxa" w:w="5270"/>
+          </w:tcPr>
+          <w:p>
+            <w:pPr>
+              <w:spacing w:after="0"/>
+              <w:jc w:val="center"/>
+            </w:pPr>
+            <w:r>
+              <w:rPr>
+                <w:rFonts w:ascii="Calibri" w:hAnsi="Calibri" w:eastAsia="微软雅黑"/>
+                <w:b w:val="0"/>
+                <w:color w:val="F0F7F2"/>
+                <w:sz w:val="26"/>
+              </w:rPr>
+              <w:t>Gardner</w:t>
+            </w:r>
+          </w:p>
+        </w:tc>
+        <w:tc>
+          <w:tcPr>
+            <w:tcW w:type="dxa" w:w="5270"/>
+          </w:tcPr>
+          <w:p>
+            <w:pPr>
+              <w:spacing w:after="0"/>
+              <w:jc w:val="center"/>
+            </w:pPr>
+            <w:r>
+              <w:rPr>
+                <w:rFonts w:ascii="Calibri" w:hAnsi="Calibri" w:eastAsia="微软雅黑"/>
+                <w:b w:val="0"/>
+                <w:color w:val="F0F7F2"/>
+                <w:sz w:val="26"/>
+              </w:rPr>
+              <w:t xml:space="preserve">grew </w:t>
+            </w:r>
+            <w:r>
+              <w:rPr>
+                <w:rFonts w:ascii="Calibri" w:hAnsi="Calibri" w:eastAsia="微软雅黑"/>
+                <w:b/>
+                <w:color w:val="C4B5FD"/>
+                <w:sz w:val="26"/>
+              </w:rPr>
+              <w:t>moody</w:t>
+            </w:r>
+            <w:r>
+              <w:rPr>
+                <w:rFonts w:ascii="Calibri" w:hAnsi="Calibri" w:eastAsia="微软雅黑"/>
+                <w:b w:val="0"/>
+                <w:color w:val="F0F7F2"/>
+                <w:sz w:val="26"/>
+              </w:rPr>
+              <w:t>,</w:t>
+            </w:r>
+          </w:p>
+        </w:tc>
+      </w:tr>
+      <w:tr>
+        <w:tc>
+          <w:tcPr>
+            <w:tcW w:type="dxa" w:w="5270"/>
+          </w:tcPr>
+          <w:p>
+            <w:pPr>
+              <w:spacing w:after="0"/>
+              <w:jc w:val="center"/>
+            </w:pPr>
+            <w:r>
+              <w:rPr>
+                <w:rFonts w:ascii="Calibri" w:hAnsi="Calibri" w:eastAsia="微软雅黑"/>
+                <w:b w:val="0"/>
+                <w:color w:val="AAC4B6"/>
+                <w:sz w:val="21"/>
+              </w:rPr>
+              <w:t>加德纳</w:t>
+            </w:r>
+          </w:p>
+        </w:tc>
+        <w:tc>
+          <w:tcPr>
+            <w:tcW w:type="dxa" w:w="5270"/>
+          </w:tcPr>
+          <w:p>
+            <w:pPr>
+              <w:spacing w:after="0"/>
+              <w:jc w:val="center"/>
+            </w:pPr>
+            <w:r>
+              <w:rPr>
+                <w:rFonts w:ascii="Calibri" w:hAnsi="Calibri" w:eastAsia="微软雅黑"/>
+                <w:b w:val="0"/>
+                <w:color w:val="AAC4B6"/>
+                <w:sz w:val="21"/>
+              </w:rPr>
+              <w:t>变得</w:t>
+            </w:r>
+            <w:r>
+              <w:rPr>
+                <w:rFonts w:ascii="Calibri" w:hAnsi="Calibri" w:eastAsia="微软雅黑"/>
+                <w:b w:val="0"/>
+                <w:color w:val="AAC4B6"/>
+                <w:sz w:val="21"/>
+              </w:rPr>
+              <w:t xml:space="preserve"> </w:t>
+            </w:r>
+            <w:r>
+              <w:rPr>
+                <w:rFonts w:ascii="Calibri" w:hAnsi="Calibri" w:eastAsia="微软雅黑"/>
+                <w:b/>
+                <w:color w:val="C4B5FD"/>
+                <w:sz w:val="21"/>
+              </w:rPr>
+              <w:t>喜怒无常</w:t>
+            </w:r>
+            <w:r>
+              <w:rPr>
+                <w:rFonts w:ascii="Calibri" w:hAnsi="Calibri" w:eastAsia="微软雅黑"/>
+                <w:b w:val="0"/>
+                <w:color w:val="AAC4B6"/>
+                <w:sz w:val="21"/>
+              </w:rPr>
+              <w:t>，</w:t>
+            </w:r>
+          </w:p>
+        </w:tc>
+      </w:tr>
+    </w:tbl>
+    <w:tbl>
+      <w:tblPr>
+        <w:tblW w:type="auto" w:w="0"/>
+        <w:jc w:val="center"/>
+        <w:tblLayout w:type="autofit"/>
+        <w:tblLook w:firstColumn="1" w:firstRow="1" w:lastColumn="0" w:lastRow="0" w:noHBand="0" w:noVBand="1" w:val="04A0"/>
+        <w:tblBorders>
+          <w:top w:val="nil"/>
+          <w:left w:val="nil"/>
+          <w:bottom w:val="nil"/>
+          <w:right w:val="nil"/>
+          <w:insideH w:val="nil"/>
+          <w:insideV w:val="nil"/>
+        </w:tblBorders>
+      </w:tblPr>
+      <w:tblGrid>
+        <w:gridCol w:w="10540"/>
+      </w:tblGrid>
+      <w:tr>
+        <w:tc>
+          <w:tcPr>
+            <w:tcW w:type="dxa" w:w="10540"/>
+          </w:tcPr>
+          <w:p>
+            <w:pPr>
+              <w:spacing w:after="0"/>
+              <w:jc w:val="center"/>
+            </w:pPr>
+            <w:r>
+              <w:rPr>
+                <w:rFonts w:ascii="Calibri" w:hAnsi="Calibri" w:eastAsia="微软雅黑"/>
+                <w:b w:val="0"/>
+                <w:color w:val="F0F7F2"/>
+                <w:sz w:val="26"/>
+              </w:rPr>
+              <w:t xml:space="preserve">lost </w:t>
+            </w:r>
+            <w:r>
+              <w:rPr>
+                <w:rFonts w:ascii="Calibri" w:hAnsi="Calibri" w:eastAsia="微软雅黑"/>
+                <w:b/>
+                <w:color w:val="FB923C"/>
+                <w:sz w:val="26"/>
+              </w:rPr>
+              <w:t>concentration</w:t>
+            </w:r>
+            <w:r>
+              <w:rPr>
+                <w:rFonts w:ascii="Calibri" w:hAnsi="Calibri" w:eastAsia="微软雅黑"/>
+                <w:b w:val="0"/>
+                <w:color w:val="F0F7F2"/>
+                <w:sz w:val="26"/>
+              </w:rPr>
+              <w:t>,</w:t>
+            </w:r>
+          </w:p>
+        </w:tc>
+      </w:tr>
+      <w:tr>
+        <w:tc>
+          <w:tcPr>
+            <w:tcW w:type="dxa" w:w="10540"/>
+          </w:tcPr>
+          <w:p>
+            <w:pPr>
+              <w:spacing w:after="0"/>
+              <w:jc w:val="center"/>
+            </w:pPr>
+            <w:r>
+              <w:rPr>
+                <w:rFonts w:ascii="Calibri" w:hAnsi="Calibri" w:eastAsia="微软雅黑"/>
+                <w:b/>
+                <w:color w:val="FB923C"/>
+                <w:sz w:val="21"/>
+              </w:rPr>
+              <w:t>注意力</w:t>
+            </w:r>
+            <w:r>
+              <w:rPr>
+                <w:rFonts w:ascii="Calibri" w:hAnsi="Calibri" w:eastAsia="微软雅黑"/>
+                <w:b w:val="0"/>
+                <w:color w:val="AAC4B6"/>
+                <w:sz w:val="21"/>
+              </w:rPr>
+              <w:t xml:space="preserve"> </w:t>
+            </w:r>
+            <w:r>
+              <w:rPr>
+                <w:rFonts w:ascii="Calibri" w:hAnsi="Calibri" w:eastAsia="微软雅黑"/>
+                <w:b w:val="0"/>
+                <w:color w:val="AAC4B6"/>
+                <w:sz w:val="21"/>
+              </w:rPr>
+              <w:t>难以集中，</w:t>
+            </w:r>
+          </w:p>
+        </w:tc>
+      </w:tr>
+    </w:tbl>
+    <w:tbl>
+      <w:tblPr>
+        <w:tblW w:type="auto" w:w="0"/>
+        <w:jc w:val="center"/>
+        <w:tblLayout w:type="autofit"/>
+        <w:tblLook w:firstColumn="1" w:firstRow="1" w:lastColumn="0" w:lastRow="0" w:noHBand="0" w:noVBand="1" w:val="04A0"/>
+        <w:tblBorders>
+          <w:top w:val="nil"/>
+          <w:left w:val="nil"/>
+          <w:bottom w:val="nil"/>
+          <w:right w:val="nil"/>
+          <w:insideH w:val="nil"/>
+          <w:insideV w:val="nil"/>
+        </w:tblBorders>
+      </w:tblPr>
+      <w:tblGrid>
+        <w:gridCol w:w="10540"/>
+      </w:tblGrid>
+      <w:tr>
+        <w:tc>
+          <w:tcPr>
+            <w:tcW w:type="dxa" w:w="10540"/>
+          </w:tcPr>
+          <w:p>
+            <w:pPr>
+              <w:spacing w:after="0"/>
+              <w:jc w:val="center"/>
+            </w:pPr>
+            <w:r>
+              <w:rPr>
+                <w:rFonts w:ascii="Calibri" w:hAnsi="Calibri" w:eastAsia="微软雅黑"/>
+                <w:b w:val="0"/>
+                <w:color w:val="F0F7F2"/>
+                <w:sz w:val="26"/>
+              </w:rPr>
+              <w:t xml:space="preserve">and found his </w:t>
+            </w:r>
+            <w:r>
+              <w:rPr>
+                <w:rFonts w:ascii="Calibri" w:hAnsi="Calibri" w:eastAsia="微软雅黑"/>
+                <w:b/>
+                <w:color w:val="5EEAD4"/>
+                <w:sz w:val="26"/>
+              </w:rPr>
+              <w:t>short-term</w:t>
+            </w:r>
+            <w:r>
+              <w:rPr>
+                <w:rFonts w:ascii="Calibri" w:hAnsi="Calibri" w:eastAsia="微软雅黑"/>
+                <w:b w:val="0"/>
+                <w:color w:val="F0F7F2"/>
+                <w:sz w:val="26"/>
+              </w:rPr>
+              <w:t xml:space="preserve"> memory </w:t>
+            </w:r>
+            <w:r>
+              <w:rPr>
+                <w:rFonts w:ascii="Calibri" w:hAnsi="Calibri" w:eastAsia="微软雅黑"/>
+                <w:b/>
+                <w:color w:val="FCA5A5"/>
+                <w:sz w:val="26"/>
+              </w:rPr>
+              <w:t>impaired</w:t>
+            </w:r>
+            <w:r>
+              <w:rPr>
+                <w:rFonts w:ascii="Calibri" w:hAnsi="Calibri" w:eastAsia="微软雅黑"/>
+                <w:b w:val="0"/>
+                <w:color w:val="F0F7F2"/>
+                <w:sz w:val="26"/>
+              </w:rPr>
+              <w:t>.</w:t>
+            </w:r>
+          </w:p>
+        </w:tc>
+      </w:tr>
+      <w:tr>
+        <w:tc>
+          <w:tcPr>
+            <w:tcW w:type="dxa" w:w="10540"/>
+          </w:tcPr>
+          <w:p>
+            <w:pPr>
+              <w:spacing w:after="0"/>
+              <w:jc w:val="center"/>
+            </w:pPr>
+            <w:r>
+              <w:rPr>
+                <w:rFonts w:ascii="Calibri" w:hAnsi="Calibri" w:eastAsia="微软雅黑"/>
+                <w:b w:val="0"/>
+                <w:color w:val="AAC4B6"/>
+                <w:sz w:val="21"/>
+              </w:rPr>
+              <w:t>他的</w:t>
+            </w:r>
+            <w:r>
+              <w:rPr>
+                <w:rFonts w:ascii="Calibri" w:hAnsi="Calibri" w:eastAsia="微软雅黑"/>
+                <w:b w:val="0"/>
+                <w:color w:val="AAC4B6"/>
+                <w:sz w:val="21"/>
+              </w:rPr>
+              <w:t xml:space="preserve"> </w:t>
+            </w:r>
+            <w:r>
+              <w:rPr>
+                <w:rFonts w:ascii="Calibri" w:hAnsi="Calibri" w:eastAsia="微软雅黑"/>
+                <w:b/>
+                <w:color w:val="5EEAD4"/>
+                <w:sz w:val="21"/>
+              </w:rPr>
+              <w:t>短时</w:t>
+            </w:r>
+            <w:r>
+              <w:rPr>
+                <w:rFonts w:ascii="Calibri" w:hAnsi="Calibri" w:eastAsia="微软雅黑"/>
+                <w:b w:val="0"/>
+                <w:color w:val="AAC4B6"/>
+                <w:sz w:val="21"/>
+              </w:rPr>
+              <w:t xml:space="preserve"> </w:t>
+            </w:r>
+            <w:r>
+              <w:rPr>
+                <w:rFonts w:ascii="Calibri" w:hAnsi="Calibri" w:eastAsia="微软雅黑"/>
+                <w:b w:val="0"/>
+                <w:color w:val="AAC4B6"/>
+                <w:sz w:val="21"/>
+              </w:rPr>
+              <w:t>记忆也</w:t>
+            </w:r>
+            <w:r>
+              <w:rPr>
+                <w:rFonts w:ascii="Calibri" w:hAnsi="Calibri" w:eastAsia="微软雅黑"/>
+                <w:b w:val="0"/>
+                <w:color w:val="AAC4B6"/>
+                <w:sz w:val="21"/>
+              </w:rPr>
+              <w:t xml:space="preserve"> </w:t>
+            </w:r>
+            <w:r>
+              <w:rPr>
+                <w:rFonts w:ascii="Calibri" w:hAnsi="Calibri" w:eastAsia="微软雅黑"/>
+                <w:b/>
+                <w:color w:val="FCA5A5"/>
+                <w:sz w:val="21"/>
+              </w:rPr>
+              <w:t>受损了</w:t>
+            </w:r>
+            <w:r>
+              <w:rPr>
+                <w:rFonts w:ascii="Calibri" w:hAnsi="Calibri" w:eastAsia="微软雅黑"/>
+                <w:b w:val="0"/>
+                <w:color w:val="AAC4B6"/>
+                <w:sz w:val="21"/>
+              </w:rPr>
+              <w:t>。</w:t>
+            </w:r>
+          </w:p>
+        </w:tc>
+      </w:tr>
+    </w:tbl>
+    <w:p>
+      <w:pPr>
+        <w:jc w:val="center"/>
+      </w:pPr>
+      <w:r>
+        <w:rPr>
+          <w:rFonts w:ascii="Calibri" w:hAnsi="Calibri" w:eastAsia="微软雅黑"/>
+          <w:b w:val="0"/>
+          <w:color w:val="AAC4B6"/>
+          <w:sz w:val="20"/>
+        </w:rPr>
+        <w:t>（grow + 形容词：变得……；</w:t>
+        <w:br/>
+        <w:t>find + 宾语 + 过去分词：发现……处于某种状态）</w:t>
+        <w:br/>
+        <w:t>（@impaired 几乎是一个医疗和科研专属词汇。</w:t>
+        <w:br/>
+        <w:t>@impaired|它经常用来描述人的感官、认知或身体机能出现障碍：</w:t>
+        <w:br/>
+        <w:t>@impaired|hearing impaired = 听力受损 / 听障（绝对不能用 damaged 或 injured）</w:t>
+        <w:br/>
+        <w:t>@impaired|visually impaired = 视力受损 / 视障</w:t>
+        <w:br/>
+        <w:t>@impaired|cognitively impaired = 认知受损 / 认知障碍）</w:t>
+      </w:r>
+    </w:p>
+    <w:p>
+      <w:pPr>
+        <w:spacing w:after="40"/>
+      </w:pPr>
+    </w:p>
+    <w:tbl>
+      <w:tblPr>
+        <w:tblW w:type="auto" w:w="0"/>
+        <w:jc w:val="center"/>
+        <w:tblLayout w:type="autofit"/>
+        <w:tblLook w:firstColumn="1" w:firstRow="1" w:lastColumn="0" w:lastRow="0" w:noHBand="0" w:noVBand="1" w:val="04A0"/>
+        <w:tblBorders>
+          <w:top w:val="nil"/>
+          <w:left w:val="nil"/>
+          <w:bottom w:val="nil"/>
+          <w:right w:val="nil"/>
+          <w:insideH w:val="nil"/>
+          <w:insideV w:val="nil"/>
+        </w:tblBorders>
+      </w:tblPr>
+      <w:tblGrid>
+        <w:gridCol w:w="5270"/>
+        <w:gridCol w:w="5270"/>
+      </w:tblGrid>
+      <w:tr>
+        <w:tc>
+          <w:tcPr>
+            <w:tcW w:type="dxa" w:w="5270"/>
+          </w:tcPr>
+          <w:p>
+            <w:pPr>
+              <w:spacing w:after="0"/>
+              <w:jc w:val="center"/>
+            </w:pPr>
+            <w:r>
+              <w:rPr>
+                <w:rFonts w:ascii="Calibri" w:hAnsi="Calibri" w:eastAsia="微软雅黑"/>
+                <w:b w:val="0"/>
+                <w:color w:val="F0F7F2"/>
+                <w:sz w:val="26"/>
+              </w:rPr>
+              <w:t xml:space="preserve">He became </w:t>
+            </w:r>
+            <w:r>
+              <w:rPr>
+                <w:rFonts w:ascii="Calibri" w:hAnsi="Calibri" w:eastAsia="微软雅黑"/>
+                <w:b/>
+                <w:color w:val="FBBF24"/>
+                <w:sz w:val="26"/>
+              </w:rPr>
+              <w:t>suspicious</w:t>
+            </w:r>
+            <w:r>
+              <w:rPr>
+                <w:rFonts w:ascii="Calibri" w:hAnsi="Calibri" w:eastAsia="微软雅黑"/>
+                <w:b w:val="0"/>
+                <w:color w:val="F0F7F2"/>
+                <w:sz w:val="26"/>
+              </w:rPr>
+              <w:t>,</w:t>
+            </w:r>
+          </w:p>
+        </w:tc>
+        <w:tc>
+          <w:tcPr>
+            <w:tcW w:type="dxa" w:w="5270"/>
+          </w:tcPr>
+          <w:p>
+            <w:pPr>
+              <w:spacing w:after="0"/>
+              <w:jc w:val="center"/>
+            </w:pPr>
+            <w:r>
+              <w:rPr>
+                <w:rFonts w:ascii="Calibri" w:hAnsi="Calibri" w:eastAsia="微软雅黑"/>
+                <w:b w:val="0"/>
+                <w:color w:val="F0F7F2"/>
+                <w:sz w:val="26"/>
+              </w:rPr>
+              <w:t xml:space="preserve">at times </w:t>
+            </w:r>
+            <w:r>
+              <w:rPr>
+                <w:rFonts w:ascii="Calibri" w:hAnsi="Calibri" w:eastAsia="微软雅黑"/>
+                <w:b/>
+                <w:color w:val="38BDF8"/>
+                <w:sz w:val="26"/>
+              </w:rPr>
+              <w:t>paranoid</w:t>
+            </w:r>
+            <w:r>
+              <w:rPr>
+                <w:rFonts w:ascii="Calibri" w:hAnsi="Calibri" w:eastAsia="微软雅黑"/>
+                <w:b w:val="0"/>
+                <w:color w:val="F0F7F2"/>
+                <w:sz w:val="26"/>
+              </w:rPr>
+              <w:t>,</w:t>
+            </w:r>
+          </w:p>
+        </w:tc>
+      </w:tr>
+      <w:tr>
+        <w:tc>
+          <w:tcPr>
+            <w:tcW w:type="dxa" w:w="5270"/>
+          </w:tcPr>
+          <w:p>
+            <w:pPr>
+              <w:spacing w:after="0"/>
+              <w:jc w:val="center"/>
+            </w:pPr>
+            <w:r>
+              <w:rPr>
+                <w:rFonts w:ascii="Calibri" w:hAnsi="Calibri" w:eastAsia="微软雅黑"/>
+                <w:b w:val="0"/>
+                <w:color w:val="AAC4B6"/>
+                <w:sz w:val="21"/>
+              </w:rPr>
+              <w:t>他变得</w:t>
+            </w:r>
+            <w:r>
+              <w:rPr>
+                <w:rFonts w:ascii="Calibri" w:hAnsi="Calibri" w:eastAsia="微软雅黑"/>
+                <w:b w:val="0"/>
+                <w:color w:val="AAC4B6"/>
+                <w:sz w:val="21"/>
+              </w:rPr>
+              <w:t xml:space="preserve"> </w:t>
+            </w:r>
+            <w:r>
+              <w:rPr>
+                <w:rFonts w:ascii="Calibri" w:hAnsi="Calibri" w:eastAsia="微软雅黑"/>
+                <w:b/>
+                <w:color w:val="FBBF24"/>
+                <w:sz w:val="21"/>
+              </w:rPr>
+              <w:t>多疑</w:t>
+            </w:r>
+            <w:r>
+              <w:rPr>
+                <w:rFonts w:ascii="Calibri" w:hAnsi="Calibri" w:eastAsia="微软雅黑"/>
+                <w:b w:val="0"/>
+                <w:color w:val="AAC4B6"/>
+                <w:sz w:val="21"/>
+              </w:rPr>
+              <w:t>，</w:t>
+            </w:r>
+          </w:p>
+        </w:tc>
+        <w:tc>
+          <w:tcPr>
+            <w:tcW w:type="dxa" w:w="5270"/>
+          </w:tcPr>
+          <w:p>
+            <w:pPr>
+              <w:spacing w:after="0"/>
+              <w:jc w:val="center"/>
+            </w:pPr>
+            <w:r>
+              <w:rPr>
+                <w:rFonts w:ascii="Calibri" w:hAnsi="Calibri" w:eastAsia="微软雅黑"/>
+                <w:b w:val="0"/>
+                <w:color w:val="AAC4B6"/>
+                <w:sz w:val="21"/>
+              </w:rPr>
+              <w:t>有时甚至</w:t>
+            </w:r>
+            <w:r>
+              <w:rPr>
+                <w:rFonts w:ascii="Calibri" w:hAnsi="Calibri" w:eastAsia="微软雅黑"/>
+                <w:b w:val="0"/>
+                <w:color w:val="AAC4B6"/>
+                <w:sz w:val="21"/>
+              </w:rPr>
+              <w:t xml:space="preserve"> </w:t>
+            </w:r>
+            <w:r>
+              <w:rPr>
+                <w:rFonts w:ascii="Calibri" w:hAnsi="Calibri" w:eastAsia="微软雅黑"/>
+                <w:b/>
+                <w:color w:val="38BDF8"/>
+                <w:sz w:val="21"/>
+              </w:rPr>
+              <w:t>偏执/妄想性的</w:t>
+            </w:r>
+            <w:r>
+              <w:rPr>
+                <w:rFonts w:ascii="Calibri" w:hAnsi="Calibri" w:eastAsia="微软雅黑"/>
+                <w:b w:val="0"/>
+                <w:color w:val="AAC4B6"/>
+                <w:sz w:val="21"/>
+              </w:rPr>
+              <w:t>，</w:t>
+            </w:r>
+          </w:p>
+        </w:tc>
+      </w:tr>
+    </w:tbl>
+    <w:tbl>
+      <w:tblPr>
+        <w:tblW w:type="auto" w:w="0"/>
+        <w:jc w:val="center"/>
+        <w:tblLayout w:type="autofit"/>
+        <w:tblLook w:firstColumn="1" w:firstRow="1" w:lastColumn="0" w:lastRow="0" w:noHBand="0" w:noVBand="1" w:val="04A0"/>
+        <w:tblBorders>
+          <w:top w:val="nil"/>
+          <w:left w:val="nil"/>
+          <w:bottom w:val="nil"/>
+          <w:right w:val="nil"/>
+          <w:insideH w:val="nil"/>
+          <w:insideV w:val="nil"/>
+        </w:tblBorders>
+      </w:tblPr>
+      <w:tblGrid>
+        <w:gridCol w:w="10540"/>
+      </w:tblGrid>
+      <w:tr>
+        <w:tc>
+          <w:tcPr>
+            <w:tcW w:type="dxa" w:w="10540"/>
+          </w:tcPr>
+          <w:p>
+            <w:pPr>
+              <w:spacing w:after="0"/>
+              <w:jc w:val="center"/>
+            </w:pPr>
+            <w:r>
+              <w:rPr>
+                <w:rFonts w:ascii="Calibri" w:hAnsi="Calibri" w:eastAsia="微软雅黑"/>
+                <w:b w:val="0"/>
+                <w:color w:val="F0F7F2"/>
+                <w:sz w:val="26"/>
+              </w:rPr>
+              <w:t xml:space="preserve">and began to </w:t>
+            </w:r>
+            <w:r>
+              <w:rPr>
+                <w:rFonts w:ascii="Calibri" w:hAnsi="Calibri" w:eastAsia="微软雅黑"/>
+                <w:b/>
+                <w:color w:val="F472B6"/>
+                <w:sz w:val="26"/>
+              </w:rPr>
+              <w:t>hallucinate</w:t>
+            </w:r>
+            <w:r>
+              <w:rPr>
+                <w:rFonts w:ascii="Calibri" w:hAnsi="Calibri" w:eastAsia="微软雅黑"/>
+                <w:b w:val="0"/>
+                <w:color w:val="F0F7F2"/>
+                <w:sz w:val="26"/>
+              </w:rPr>
+              <w:t>.</w:t>
+            </w:r>
+          </w:p>
+        </w:tc>
+      </w:tr>
+      <w:tr>
+        <w:tc>
+          <w:tcPr>
+            <w:tcW w:type="dxa" w:w="10540"/>
+          </w:tcPr>
+          <w:p>
+            <w:pPr>
+              <w:spacing w:after="0"/>
+              <w:jc w:val="center"/>
+            </w:pPr>
+            <w:r>
+              <w:rPr>
+                <w:rFonts w:ascii="Calibri" w:hAnsi="Calibri" w:eastAsia="微软雅黑"/>
+                <w:b w:val="0"/>
+                <w:color w:val="AAC4B6"/>
+                <w:sz w:val="21"/>
+              </w:rPr>
+              <w:t>还开始</w:t>
+            </w:r>
+            <w:r>
+              <w:rPr>
+                <w:rFonts w:ascii="Calibri" w:hAnsi="Calibri" w:eastAsia="微软雅黑"/>
+                <w:b w:val="0"/>
+                <w:color w:val="AAC4B6"/>
+                <w:sz w:val="21"/>
+              </w:rPr>
+              <w:t xml:space="preserve"> </w:t>
+            </w:r>
+            <w:r>
+              <w:rPr>
+                <w:rFonts w:ascii="Calibri" w:hAnsi="Calibri" w:eastAsia="微软雅黑"/>
+                <w:b/>
                 <w:color w:val="F472B6"/>
                 <w:sz w:val="21"/>
               </w:rPr>
-              <w:t>接踵而至</w:t>
+              <w:t>出现幻觉</w:t>
             </w:r>
             <w:r>
               <w:rPr>
@@ -2494,7 +3273,7 @@
                 <w:color w:val="F0F7F2"/>
                 <w:sz w:val="26"/>
               </w:rPr>
-              <w:t>Gardner</w:t>
+              <w:t>On the fourth day</w:t>
             </w:r>
           </w:p>
         </w:tc>
@@ -2514,7 +3293,7 @@
                 <w:color w:val="F0F7F2"/>
                 <w:sz w:val="26"/>
               </w:rPr>
-              <w:t xml:space="preserve">grew </w:t>
+              <w:t xml:space="preserve">he was </w:t>
             </w:r>
             <w:r>
               <w:rPr>
@@ -2523,7 +3302,7 @@
                 <w:color w:val="BEF264"/>
                 <w:sz w:val="26"/>
               </w:rPr>
-              <w:t>moody</w:t>
+              <w:t>gripped by</w:t>
             </w:r>
             <w:r>
               <w:rPr>
@@ -2532,7 +3311,16 @@
                 <w:color w:val="F0F7F2"/>
                 <w:sz w:val="26"/>
               </w:rPr>
-              <w:t>,</w:t>
+              <w:t xml:space="preserve"> the </w:t>
+            </w:r>
+            <w:r>
+              <w:rPr>
+                <w:rFonts w:ascii="Calibri" w:hAnsi="Calibri" w:eastAsia="微软雅黑"/>
+                <w:b/>
+                <w:color w:val="C4B5FD"/>
+                <w:sz w:val="26"/>
+              </w:rPr>
+              <w:t>delusion</w:t>
             </w:r>
           </w:p>
         </w:tc>
@@ -2554,7 +3342,7 @@
                 <w:color w:val="AAC4B6"/>
                 <w:sz w:val="21"/>
               </w:rPr>
-              <w:t>加德纳</w:t>
+              <w:t>第四天，</w:t>
             </w:r>
           </w:p>
         </w:tc>
@@ -2574,7 +3362,7 @@
                 <w:color w:val="AAC4B6"/>
                 <w:sz w:val="21"/>
               </w:rPr>
-              <w:t>变得</w:t>
+              <w:t>他</w:t>
             </w:r>
             <w:r>
               <w:rPr>
@@ -2592,7 +3380,7 @@
                 <w:color w:val="BEF264"/>
                 <w:sz w:val="21"/>
               </w:rPr>
-              <w:t>喜怒无常</w:t>
+              <w:t>被</w:t>
             </w:r>
             <w:r>
               <w:rPr>
@@ -2601,80 +3389,26 @@
                 <w:color w:val="AAC4B6"/>
                 <w:sz w:val="21"/>
               </w:rPr>
-              <w:t>，</w:t>
-            </w:r>
-          </w:p>
-        </w:tc>
-      </w:tr>
-    </w:tbl>
-    <w:tbl>
-      <w:tblPr>
-        <w:tblW w:type="auto" w:w="0"/>
-        <w:jc w:val="center"/>
-        <w:tblLayout w:type="autofit"/>
-        <w:tblLook w:firstColumn="1" w:firstRow="1" w:lastColumn="0" w:lastRow="0" w:noHBand="0" w:noVBand="1" w:val="04A0"/>
-        <w:tblBorders>
-          <w:top w:val="nil"/>
-          <w:left w:val="nil"/>
-          <w:bottom w:val="nil"/>
-          <w:right w:val="nil"/>
-          <w:insideH w:val="nil"/>
-          <w:insideV w:val="nil"/>
-        </w:tblBorders>
-      </w:tblPr>
-      <w:tblGrid>
-        <w:gridCol w:w="10540"/>
-      </w:tblGrid>
-      <w:tr>
-        <w:tc>
-          <w:tcPr>
-            <w:tcW w:type="dxa" w:w="10540"/>
-          </w:tcPr>
-          <w:p>
-            <w:pPr>
-              <w:spacing w:after="0"/>
-              <w:jc w:val="center"/>
-            </w:pPr>
+              <w:t xml:space="preserve"> </w:t>
+            </w:r>
             <w:r>
               <w:rPr>
                 <w:rFonts w:ascii="Calibri" w:hAnsi="Calibri" w:eastAsia="微软雅黑"/>
                 <w:b w:val="0"/>
-                <w:color w:val="F0F7F2"/>
-                <w:sz w:val="26"/>
-              </w:rPr>
-              <w:t xml:space="preserve">lost </w:t>
-            </w:r>
-            <w:r>
-              <w:rPr>
-                <w:rFonts w:ascii="Calibri" w:hAnsi="Calibri" w:eastAsia="微软雅黑"/>
-                <w:b/>
-                <w:color w:val="C4B5FD"/>
-                <w:sz w:val="26"/>
-              </w:rPr>
-              <w:t>concentration</w:t>
+                <w:color w:val="AAC4B6"/>
+                <w:sz w:val="21"/>
+              </w:rPr>
+              <w:t>一种</w:t>
             </w:r>
             <w:r>
               <w:rPr>
                 <w:rFonts w:ascii="Calibri" w:hAnsi="Calibri" w:eastAsia="微软雅黑"/>
                 <w:b w:val="0"/>
-                <w:color w:val="F0F7F2"/>
-                <w:sz w:val="26"/>
-              </w:rPr>
-              <w:t>,</w:t>
-            </w:r>
-          </w:p>
-        </w:tc>
-      </w:tr>
-      <w:tr>
-        <w:tc>
-          <w:tcPr>
-            <w:tcW w:type="dxa" w:w="10540"/>
-          </w:tcPr>
-          <w:p>
-            <w:pPr>
-              <w:spacing w:after="0"/>
-              <w:jc w:val="center"/>
-            </w:pPr>
+                <w:color w:val="AAC4B6"/>
+                <w:sz w:val="21"/>
+              </w:rPr>
+              <w:t xml:space="preserve"> </w:t>
+            </w:r>
             <w:r>
               <w:rPr>
                 <w:rFonts w:ascii="Calibri" w:hAnsi="Calibri" w:eastAsia="微软雅黑"/>
@@ -2682,7 +3416,7 @@
                 <w:color w:val="C4B5FD"/>
                 <w:sz w:val="21"/>
               </w:rPr>
-              <w:t>注意力</w:t>
+              <w:t>妄想/错觉</w:t>
             </w:r>
             <w:r>
               <w:rPr>
@@ -2696,654 +3430,8 @@
             <w:r>
               <w:rPr>
                 <w:rFonts w:ascii="Calibri" w:hAnsi="Calibri" w:eastAsia="微软雅黑"/>
-                <w:b w:val="0"/>
-                <w:color w:val="AAC4B6"/>
-                <w:sz w:val="21"/>
-              </w:rPr>
-              <w:t>难以集中，</w:t>
-            </w:r>
-          </w:p>
-        </w:tc>
-      </w:tr>
-    </w:tbl>
-    <w:tbl>
-      <w:tblPr>
-        <w:tblW w:type="auto" w:w="0"/>
-        <w:jc w:val="center"/>
-        <w:tblLayout w:type="autofit"/>
-        <w:tblLook w:firstColumn="1" w:firstRow="1" w:lastColumn="0" w:lastRow="0" w:noHBand="0" w:noVBand="1" w:val="04A0"/>
-        <w:tblBorders>
-          <w:top w:val="nil"/>
-          <w:left w:val="nil"/>
-          <w:bottom w:val="nil"/>
-          <w:right w:val="nil"/>
-          <w:insideH w:val="nil"/>
-          <w:insideV w:val="nil"/>
-        </w:tblBorders>
-      </w:tblPr>
-      <w:tblGrid>
-        <w:gridCol w:w="10540"/>
-      </w:tblGrid>
-      <w:tr>
-        <w:tc>
-          <w:tcPr>
-            <w:tcW w:type="dxa" w:w="10540"/>
-          </w:tcPr>
-          <w:p>
-            <w:pPr>
-              <w:spacing w:after="0"/>
-              <w:jc w:val="center"/>
-            </w:pPr>
-            <w:r>
-              <w:rPr>
-                <w:rFonts w:ascii="Calibri" w:hAnsi="Calibri" w:eastAsia="微软雅黑"/>
-                <w:b w:val="0"/>
-                <w:color w:val="F0F7F2"/>
-                <w:sz w:val="26"/>
-              </w:rPr>
-              <w:t xml:space="preserve">and found his </w:t>
-            </w:r>
-            <w:r>
-              <w:rPr>
-                <w:rFonts w:ascii="Calibri" w:hAnsi="Calibri" w:eastAsia="微软雅黑"/>
                 <w:b/>
-                <w:color w:val="FB923C"/>
-                <w:sz w:val="26"/>
-              </w:rPr>
-              <w:t>short-term</w:t>
-            </w:r>
-            <w:r>
-              <w:rPr>
-                <w:rFonts w:ascii="Calibri" w:hAnsi="Calibri" w:eastAsia="微软雅黑"/>
-                <w:b w:val="0"/>
-                <w:color w:val="F0F7F2"/>
-                <w:sz w:val="26"/>
-              </w:rPr>
-              <w:t xml:space="preserve"> memory </w:t>
-            </w:r>
-            <w:r>
-              <w:rPr>
-                <w:rFonts w:ascii="Calibri" w:hAnsi="Calibri" w:eastAsia="微软雅黑"/>
-                <w:b/>
-                <w:color w:val="5EEAD4"/>
-                <w:sz w:val="26"/>
-              </w:rPr>
-              <w:t>impaired</w:t>
-            </w:r>
-            <w:r>
-              <w:rPr>
-                <w:rFonts w:ascii="Calibri" w:hAnsi="Calibri" w:eastAsia="微软雅黑"/>
-                <w:b w:val="0"/>
-                <w:color w:val="F0F7F2"/>
-                <w:sz w:val="26"/>
-              </w:rPr>
-              <w:t>.</w:t>
-            </w:r>
-          </w:p>
-        </w:tc>
-      </w:tr>
-      <w:tr>
-        <w:tc>
-          <w:tcPr>
-            <w:tcW w:type="dxa" w:w="10540"/>
-          </w:tcPr>
-          <w:p>
-            <w:pPr>
-              <w:spacing w:after="0"/>
-              <w:jc w:val="center"/>
-            </w:pPr>
-            <w:r>
-              <w:rPr>
-                <w:rFonts w:ascii="Calibri" w:hAnsi="Calibri" w:eastAsia="微软雅黑"/>
-                <w:b w:val="0"/>
-                <w:color w:val="AAC4B6"/>
-                <w:sz w:val="21"/>
-              </w:rPr>
-              <w:t>他的</w:t>
-            </w:r>
-            <w:r>
-              <w:rPr>
-                <w:rFonts w:ascii="Calibri" w:hAnsi="Calibri" w:eastAsia="微软雅黑"/>
-                <w:b w:val="0"/>
-                <w:color w:val="AAC4B6"/>
-                <w:sz w:val="21"/>
-              </w:rPr>
-              <w:t xml:space="preserve"> </w:t>
-            </w:r>
-            <w:r>
-              <w:rPr>
-                <w:rFonts w:ascii="Calibri" w:hAnsi="Calibri" w:eastAsia="微软雅黑"/>
-                <w:b/>
-                <w:color w:val="FB923C"/>
-                <w:sz w:val="21"/>
-              </w:rPr>
-              <w:t>短时</w:t>
-            </w:r>
-            <w:r>
-              <w:rPr>
-                <w:rFonts w:ascii="Calibri" w:hAnsi="Calibri" w:eastAsia="微软雅黑"/>
-                <w:b w:val="0"/>
-                <w:color w:val="AAC4B6"/>
-                <w:sz w:val="21"/>
-              </w:rPr>
-              <w:t xml:space="preserve"> </w:t>
-            </w:r>
-            <w:r>
-              <w:rPr>
-                <w:rFonts w:ascii="Calibri" w:hAnsi="Calibri" w:eastAsia="微软雅黑"/>
-                <w:b w:val="0"/>
-                <w:color w:val="AAC4B6"/>
-                <w:sz w:val="21"/>
-              </w:rPr>
-              <w:t>记忆也</w:t>
-            </w:r>
-            <w:r>
-              <w:rPr>
-                <w:rFonts w:ascii="Calibri" w:hAnsi="Calibri" w:eastAsia="微软雅黑"/>
-                <w:b w:val="0"/>
-                <w:color w:val="AAC4B6"/>
-                <w:sz w:val="21"/>
-              </w:rPr>
-              <w:t xml:space="preserve"> </w:t>
-            </w:r>
-            <w:r>
-              <w:rPr>
-                <w:rFonts w:ascii="Calibri" w:hAnsi="Calibri" w:eastAsia="微软雅黑"/>
-                <w:b/>
-                <w:color w:val="5EEAD4"/>
-                <w:sz w:val="21"/>
-              </w:rPr>
-              <w:t>受损了</w:t>
-            </w:r>
-            <w:r>
-              <w:rPr>
-                <w:rFonts w:ascii="Calibri" w:hAnsi="Calibri" w:eastAsia="微软雅黑"/>
-                <w:b w:val="0"/>
-                <w:color w:val="AAC4B6"/>
-                <w:sz w:val="21"/>
-              </w:rPr>
-              <w:t>。</w:t>
-            </w:r>
-          </w:p>
-        </w:tc>
-      </w:tr>
-    </w:tbl>
-    <w:p>
-      <w:pPr>
-        <w:jc w:val="center"/>
-      </w:pPr>
-      <w:r>
-        <w:rPr>
-          <w:rFonts w:ascii="Calibri" w:hAnsi="Calibri" w:eastAsia="微软雅黑"/>
-          <w:b w:val="0"/>
-          <w:color w:val="AAC4B6"/>
-          <w:sz w:val="20"/>
-        </w:rPr>
-        <w:t>（grow + 形容词：变得……；find + 宾语 + 过去分词：发现……处于某种状态）</w:t>
-      </w:r>
-    </w:p>
-    <w:p>
-      <w:pPr>
-        <w:spacing w:after="40"/>
-      </w:pPr>
-    </w:p>
-    <w:tbl>
-      <w:tblPr>
-        <w:tblW w:type="auto" w:w="0"/>
-        <w:jc w:val="center"/>
-        <w:tblLayout w:type="autofit"/>
-        <w:tblLook w:firstColumn="1" w:firstRow="1" w:lastColumn="0" w:lastRow="0" w:noHBand="0" w:noVBand="1" w:val="04A0"/>
-        <w:tblBorders>
-          <w:top w:val="nil"/>
-          <w:left w:val="nil"/>
-          <w:bottom w:val="nil"/>
-          <w:right w:val="nil"/>
-          <w:insideH w:val="nil"/>
-          <w:insideV w:val="nil"/>
-        </w:tblBorders>
-      </w:tblPr>
-      <w:tblGrid>
-        <w:gridCol w:w="5270"/>
-        <w:gridCol w:w="5270"/>
-      </w:tblGrid>
-      <w:tr>
-        <w:tc>
-          <w:tcPr>
-            <w:tcW w:type="dxa" w:w="5270"/>
-          </w:tcPr>
-          <w:p>
-            <w:pPr>
-              <w:spacing w:after="0"/>
-              <w:jc w:val="center"/>
-            </w:pPr>
-            <w:r>
-              <w:rPr>
-                <w:rFonts w:ascii="Calibri" w:hAnsi="Calibri" w:eastAsia="微软雅黑"/>
-                <w:b w:val="0"/>
-                <w:color w:val="F0F7F2"/>
-                <w:sz w:val="26"/>
-              </w:rPr>
-              <w:t xml:space="preserve">He became </w:t>
-            </w:r>
-            <w:r>
-              <w:rPr>
-                <w:rFonts w:ascii="Calibri" w:hAnsi="Calibri" w:eastAsia="微软雅黑"/>
-                <w:b/>
-                <w:color w:val="FCA5A5"/>
-                <w:sz w:val="26"/>
-              </w:rPr>
-              <w:t>suspicious</w:t>
-            </w:r>
-            <w:r>
-              <w:rPr>
-                <w:rFonts w:ascii="Calibri" w:hAnsi="Calibri" w:eastAsia="微软雅黑"/>
-                <w:b w:val="0"/>
-                <w:color w:val="F0F7F2"/>
-                <w:sz w:val="26"/>
-              </w:rPr>
-              <w:t>,</w:t>
-            </w:r>
-          </w:p>
-        </w:tc>
-        <w:tc>
-          <w:tcPr>
-            <w:tcW w:type="dxa" w:w="5270"/>
-          </w:tcPr>
-          <w:p>
-            <w:pPr>
-              <w:spacing w:after="0"/>
-              <w:jc w:val="center"/>
-            </w:pPr>
-            <w:r>
-              <w:rPr>
-                <w:rFonts w:ascii="Calibri" w:hAnsi="Calibri" w:eastAsia="微软雅黑"/>
-                <w:b w:val="0"/>
-                <w:color w:val="F0F7F2"/>
-                <w:sz w:val="26"/>
-              </w:rPr>
-              <w:t xml:space="preserve">at times </w:t>
-            </w:r>
-            <w:r>
-              <w:rPr>
-                <w:rFonts w:ascii="Calibri" w:hAnsi="Calibri" w:eastAsia="微软雅黑"/>
-                <w:b/>
-                <w:color w:val="FBBF24"/>
-                <w:sz w:val="26"/>
-              </w:rPr>
-              <w:t>paranoid</w:t>
-            </w:r>
-            <w:r>
-              <w:rPr>
-                <w:rFonts w:ascii="Calibri" w:hAnsi="Calibri" w:eastAsia="微软雅黑"/>
-                <w:b w:val="0"/>
-                <w:color w:val="F0F7F2"/>
-                <w:sz w:val="26"/>
-              </w:rPr>
-              <w:t>,</w:t>
-            </w:r>
-          </w:p>
-        </w:tc>
-      </w:tr>
-      <w:tr>
-        <w:tc>
-          <w:tcPr>
-            <w:tcW w:type="dxa" w:w="5270"/>
-          </w:tcPr>
-          <w:p>
-            <w:pPr>
-              <w:spacing w:after="0"/>
-              <w:jc w:val="center"/>
-            </w:pPr>
-            <w:r>
-              <w:rPr>
-                <w:rFonts w:ascii="Calibri" w:hAnsi="Calibri" w:eastAsia="微软雅黑"/>
-                <w:b w:val="0"/>
-                <w:color w:val="AAC4B6"/>
-                <w:sz w:val="21"/>
-              </w:rPr>
-              <w:t>他变得</w:t>
-            </w:r>
-            <w:r>
-              <w:rPr>
-                <w:rFonts w:ascii="Calibri" w:hAnsi="Calibri" w:eastAsia="微软雅黑"/>
-                <w:b w:val="0"/>
-                <w:color w:val="AAC4B6"/>
-                <w:sz w:val="21"/>
-              </w:rPr>
-              <w:t xml:space="preserve"> </w:t>
-            </w:r>
-            <w:r>
-              <w:rPr>
-                <w:rFonts w:ascii="Calibri" w:hAnsi="Calibri" w:eastAsia="微软雅黑"/>
-                <w:b/>
-                <w:color w:val="FCA5A5"/>
-                <w:sz w:val="21"/>
-              </w:rPr>
-              <w:t>多疑</w:t>
-            </w:r>
-            <w:r>
-              <w:rPr>
-                <w:rFonts w:ascii="Calibri" w:hAnsi="Calibri" w:eastAsia="微软雅黑"/>
-                <w:b w:val="0"/>
-                <w:color w:val="AAC4B6"/>
-                <w:sz w:val="21"/>
-              </w:rPr>
-              <w:t>，</w:t>
-            </w:r>
-          </w:p>
-        </w:tc>
-        <w:tc>
-          <w:tcPr>
-            <w:tcW w:type="dxa" w:w="5270"/>
-          </w:tcPr>
-          <w:p>
-            <w:pPr>
-              <w:spacing w:after="0"/>
-              <w:jc w:val="center"/>
-            </w:pPr>
-            <w:r>
-              <w:rPr>
-                <w:rFonts w:ascii="Calibri" w:hAnsi="Calibri" w:eastAsia="微软雅黑"/>
-                <w:b w:val="0"/>
-                <w:color w:val="AAC4B6"/>
-                <w:sz w:val="21"/>
-              </w:rPr>
-              <w:t>有时甚至</w:t>
-            </w:r>
-            <w:r>
-              <w:rPr>
-                <w:rFonts w:ascii="Calibri" w:hAnsi="Calibri" w:eastAsia="微软雅黑"/>
-                <w:b w:val="0"/>
-                <w:color w:val="AAC4B6"/>
-                <w:sz w:val="21"/>
-              </w:rPr>
-              <w:t xml:space="preserve"> </w:t>
-            </w:r>
-            <w:r>
-              <w:rPr>
-                <w:rFonts w:ascii="Calibri" w:hAnsi="Calibri" w:eastAsia="微软雅黑"/>
-                <w:b/>
-                <w:color w:val="FBBF24"/>
-                <w:sz w:val="21"/>
-              </w:rPr>
-              <w:t>偏执</w:t>
-            </w:r>
-            <w:r>
-              <w:rPr>
-                <w:rFonts w:ascii="Calibri" w:hAnsi="Calibri" w:eastAsia="微软雅黑"/>
-                <w:b w:val="0"/>
-                <w:color w:val="AAC4B6"/>
-                <w:sz w:val="21"/>
-              </w:rPr>
-              <w:t>，</w:t>
-            </w:r>
-          </w:p>
-        </w:tc>
-      </w:tr>
-    </w:tbl>
-    <w:tbl>
-      <w:tblPr>
-        <w:tblW w:type="auto" w:w="0"/>
-        <w:jc w:val="center"/>
-        <w:tblLayout w:type="autofit"/>
-        <w:tblLook w:firstColumn="1" w:firstRow="1" w:lastColumn="0" w:lastRow="0" w:noHBand="0" w:noVBand="1" w:val="04A0"/>
-        <w:tblBorders>
-          <w:top w:val="nil"/>
-          <w:left w:val="nil"/>
-          <w:bottom w:val="nil"/>
-          <w:right w:val="nil"/>
-          <w:insideH w:val="nil"/>
-          <w:insideV w:val="nil"/>
-        </w:tblBorders>
-      </w:tblPr>
-      <w:tblGrid>
-        <w:gridCol w:w="10540"/>
-      </w:tblGrid>
-      <w:tr>
-        <w:tc>
-          <w:tcPr>
-            <w:tcW w:type="dxa" w:w="10540"/>
-          </w:tcPr>
-          <w:p>
-            <w:pPr>
-              <w:spacing w:after="0"/>
-              <w:jc w:val="center"/>
-            </w:pPr>
-            <w:r>
-              <w:rPr>
-                <w:rFonts w:ascii="Calibri" w:hAnsi="Calibri" w:eastAsia="微软雅黑"/>
-                <w:b w:val="0"/>
-                <w:color w:val="F0F7F2"/>
-                <w:sz w:val="26"/>
-              </w:rPr>
-              <w:t>and began to hallucinate.</w:t>
-            </w:r>
-          </w:p>
-        </w:tc>
-      </w:tr>
-      <w:tr>
-        <w:tc>
-          <w:tcPr>
-            <w:tcW w:type="dxa" w:w="10540"/>
-          </w:tcPr>
-          <w:p>
-            <w:pPr>
-              <w:spacing w:after="0"/>
-              <w:jc w:val="center"/>
-            </w:pPr>
-            <w:r>
-              <w:rPr>
-                <w:rFonts w:ascii="Calibri" w:hAnsi="Calibri" w:eastAsia="微软雅黑"/>
-                <w:b w:val="0"/>
-                <w:color w:val="AAC4B6"/>
-                <w:sz w:val="21"/>
-              </w:rPr>
-              <w:t>还开始出现幻觉。</w:t>
-            </w:r>
-          </w:p>
-        </w:tc>
-      </w:tr>
-    </w:tbl>
-    <w:p>
-      <w:pPr>
-        <w:spacing w:after="40"/>
-      </w:pPr>
-    </w:p>
-    <w:tbl>
-      <w:tblPr>
-        <w:tblW w:type="auto" w:w="0"/>
-        <w:jc w:val="center"/>
-        <w:tblLayout w:type="autofit"/>
-        <w:tblLook w:firstColumn="1" w:firstRow="1" w:lastColumn="0" w:lastRow="0" w:noHBand="0" w:noVBand="1" w:val="04A0"/>
-        <w:tblBorders>
-          <w:top w:val="nil"/>
-          <w:left w:val="nil"/>
-          <w:bottom w:val="nil"/>
-          <w:right w:val="nil"/>
-          <w:insideH w:val="nil"/>
-          <w:insideV w:val="nil"/>
-        </w:tblBorders>
-      </w:tblPr>
-      <w:tblGrid>
-        <w:gridCol w:w="5270"/>
-        <w:gridCol w:w="5270"/>
-      </w:tblGrid>
-      <w:tr>
-        <w:tc>
-          <w:tcPr>
-            <w:tcW w:type="dxa" w:w="5270"/>
-          </w:tcPr>
-          <w:p>
-            <w:pPr>
-              <w:spacing w:after="0"/>
-              <w:jc w:val="center"/>
-            </w:pPr>
-            <w:r>
-              <w:rPr>
-                <w:rFonts w:ascii="Calibri" w:hAnsi="Calibri" w:eastAsia="微软雅黑"/>
-                <w:b w:val="0"/>
-                <w:color w:val="F0F7F2"/>
-                <w:sz w:val="26"/>
-              </w:rPr>
-              <w:t>On the fourth day</w:t>
-            </w:r>
-          </w:p>
-        </w:tc>
-        <w:tc>
-          <w:tcPr>
-            <w:tcW w:type="dxa" w:w="5270"/>
-          </w:tcPr>
-          <w:p>
-            <w:pPr>
-              <w:spacing w:after="0"/>
-              <w:jc w:val="center"/>
-            </w:pPr>
-            <w:r>
-              <w:rPr>
-                <w:rFonts w:ascii="Calibri" w:hAnsi="Calibri" w:eastAsia="微软雅黑"/>
-                <w:b w:val="0"/>
-                <w:color w:val="F0F7F2"/>
-                <w:sz w:val="26"/>
-              </w:rPr>
-              <w:t xml:space="preserve">he was </w:t>
-            </w:r>
-            <w:r>
-              <w:rPr>
-                <w:rFonts w:ascii="Calibri" w:hAnsi="Calibri" w:eastAsia="微软雅黑"/>
-                <w:b/>
-                <w:color w:val="38BDF8"/>
-                <w:sz w:val="26"/>
-              </w:rPr>
-              <w:t>gripped by</w:t>
-            </w:r>
-            <w:r>
-              <w:rPr>
-                <w:rFonts w:ascii="Calibri" w:hAnsi="Calibri" w:eastAsia="微软雅黑"/>
-                <w:b w:val="0"/>
-                <w:color w:val="F0F7F2"/>
-                <w:sz w:val="26"/>
-              </w:rPr>
-              <w:t xml:space="preserve"> the </w:t>
-            </w:r>
-            <w:r>
-              <w:rPr>
-                <w:rFonts w:ascii="Calibri" w:hAnsi="Calibri" w:eastAsia="微软雅黑"/>
-                <w:b/>
-                <w:color w:val="F472B6"/>
-                <w:sz w:val="26"/>
-              </w:rPr>
-              <w:t>delusion</w:t>
-            </w:r>
-          </w:p>
-        </w:tc>
-      </w:tr>
-      <w:tr>
-        <w:tc>
-          <w:tcPr>
-            <w:tcW w:type="dxa" w:w="5270"/>
-          </w:tcPr>
-          <w:p>
-            <w:pPr>
-              <w:spacing w:after="0"/>
-              <w:jc w:val="center"/>
-            </w:pPr>
-            <w:r>
-              <w:rPr>
-                <w:rFonts w:ascii="Calibri" w:hAnsi="Calibri" w:eastAsia="微软雅黑"/>
-                <w:b w:val="0"/>
-                <w:color w:val="AAC4B6"/>
-                <w:sz w:val="21"/>
-              </w:rPr>
-              <w:t>第四天，</w:t>
-            </w:r>
-          </w:p>
-        </w:tc>
-        <w:tc>
-          <w:tcPr>
-            <w:tcW w:type="dxa" w:w="5270"/>
-          </w:tcPr>
-          <w:p>
-            <w:pPr>
-              <w:spacing w:after="0"/>
-              <w:jc w:val="center"/>
-            </w:pPr>
-            <w:r>
-              <w:rPr>
-                <w:rFonts w:ascii="Calibri" w:hAnsi="Calibri" w:eastAsia="微软雅黑"/>
-                <w:b w:val="0"/>
-                <w:color w:val="AAC4B6"/>
-                <w:sz w:val="21"/>
-              </w:rPr>
-              <w:t>他</w:t>
-            </w:r>
-            <w:r>
-              <w:rPr>
-                <w:rFonts w:ascii="Calibri" w:hAnsi="Calibri" w:eastAsia="微软雅黑"/>
-                <w:b w:val="0"/>
-                <w:color w:val="AAC4B6"/>
-                <w:sz w:val="21"/>
-              </w:rPr>
-              <w:t xml:space="preserve"> </w:t>
-            </w:r>
-            <w:r>
-              <w:rPr>
-                <w:rFonts w:ascii="Calibri" w:hAnsi="Calibri" w:eastAsia="微软雅黑"/>
-                <w:b/>
-                <w:color w:val="38BDF8"/>
-                <w:sz w:val="21"/>
-              </w:rPr>
-              <w:t>被</w:t>
-            </w:r>
-            <w:r>
-              <w:rPr>
-                <w:rFonts w:ascii="Calibri" w:hAnsi="Calibri" w:eastAsia="微软雅黑"/>
-                <w:b w:val="0"/>
-                <w:color w:val="AAC4B6"/>
-                <w:sz w:val="21"/>
-              </w:rPr>
-              <w:t xml:space="preserve"> </w:t>
-            </w:r>
-            <w:r>
-              <w:rPr>
-                <w:rFonts w:ascii="Calibri" w:hAnsi="Calibri" w:eastAsia="微软雅黑"/>
-                <w:b w:val="0"/>
-                <w:color w:val="AAC4B6"/>
-                <w:sz w:val="21"/>
-              </w:rPr>
-              <w:t>一种</w:t>
-            </w:r>
-            <w:r>
-              <w:rPr>
-                <w:rFonts w:ascii="Calibri" w:hAnsi="Calibri" w:eastAsia="微软雅黑"/>
-                <w:b w:val="0"/>
-                <w:color w:val="AAC4B6"/>
-                <w:sz w:val="21"/>
-              </w:rPr>
-              <w:t xml:space="preserve"> </w:t>
-            </w:r>
-            <w:r>
-              <w:rPr>
-                <w:rFonts w:ascii="Calibri" w:hAnsi="Calibri" w:eastAsia="微软雅黑"/>
-                <w:b/>
-                <w:color w:val="F472B6"/>
-                <w:sz w:val="21"/>
-              </w:rPr>
-              <w:t>妄想</w:t>
-            </w:r>
-            <w:r>
-              <w:rPr>
-                <w:rFonts w:ascii="Calibri" w:hAnsi="Calibri" w:eastAsia="微软雅黑"/>
-                <w:b w:val="0"/>
-                <w:color w:val="AAC4B6"/>
-                <w:sz w:val="21"/>
-              </w:rPr>
-              <w:t xml:space="preserve"> </w:t>
-            </w:r>
-            <w:r>
-              <w:rPr>
-                <w:rFonts w:ascii="Calibri" w:hAnsi="Calibri" w:eastAsia="微软雅黑"/>
-                <w:b/>
-                <w:color w:val="38BDF8"/>
+                <w:color w:val="BEF264"/>
                 <w:sz w:val="21"/>
               </w:rPr>
               <w:t>攫住了</w:t>
@@ -3506,7 +3594,7 @@
               <w:rPr>
                 <w:rFonts w:ascii="Calibri" w:hAnsi="Calibri" w:eastAsia="微软雅黑"/>
                 <w:b/>
-                <w:color w:val="BEF264"/>
+                <w:color w:val="FB923C"/>
                 <w:sz w:val="26"/>
               </w:rPr>
               <w:t>wearying</w:t>
@@ -3575,7 +3663,7 @@
               <w:rPr>
                 <w:rFonts w:ascii="Calibri" w:hAnsi="Calibri" w:eastAsia="微软雅黑"/>
                 <w:b/>
-                <w:color w:val="BEF264"/>
+                <w:color w:val="FB923C"/>
                 <w:sz w:val="21"/>
               </w:rPr>
               <w:t>令人疲惫的</w:t>
@@ -3774,7 +3862,7 @@
               <w:rPr>
                 <w:rFonts w:ascii="Calibri" w:hAnsi="Calibri" w:eastAsia="微软雅黑"/>
                 <w:b/>
-                <w:color w:val="C4B5FD"/>
+                <w:color w:val="5EEAD4"/>
                 <w:sz w:val="26"/>
               </w:rPr>
               <w:t>soundly</w:t>
@@ -3836,10 +3924,10 @@
               <w:rPr>
                 <w:rFonts w:ascii="Calibri" w:hAnsi="Calibri" w:eastAsia="微软雅黑"/>
                 <w:b/>
-                <w:color w:val="C4B5FD"/>
+                <w:color w:val="5EEAD4"/>
                 <w:sz w:val="21"/>
               </w:rPr>
-              <w:t>酣</w:t>
+              <w:t>酣畅地/深度地</w:t>
             </w:r>
             <w:r>
               <w:rPr>
@@ -3945,7 +4033,7 @@
               <w:rPr>
                 <w:rFonts w:ascii="Calibri" w:hAnsi="Calibri" w:eastAsia="微软雅黑"/>
                 <w:b/>
-                <w:color w:val="FB923C"/>
+                <w:color w:val="FCA5A5"/>
                 <w:sz w:val="26"/>
               </w:rPr>
               <w:t>refreshed</w:t>
@@ -4014,10 +4102,10 @@
               <w:rPr>
                 <w:rFonts w:ascii="Calibri" w:hAnsi="Calibri" w:eastAsia="微软雅黑"/>
                 <w:b/>
-                <w:color w:val="FB923C"/>
+                <w:color w:val="FCA5A5"/>
                 <w:sz w:val="21"/>
               </w:rPr>
-              <w:t>神清气爽</w:t>
+              <w:t>神清气爽/恢复精神的</w:t>
             </w:r>
             <w:r>
               <w:rPr>
@@ -4032,6 +4120,20 @@
         </w:tc>
       </w:tr>
     </w:tbl>
+    <w:p>
+      <w:pPr>
+        <w:jc w:val="center"/>
+      </w:pPr>
+      <w:r>
+        <w:rPr>
+          <w:rFonts w:ascii="Calibri" w:hAnsi="Calibri" w:eastAsia="微软雅黑"/>
+          <w:b w:val="0"/>
+          <w:color w:val="AAC4B6"/>
+          <w:sz w:val="20"/>
+        </w:rPr>
+        <w:t>（@soundly 是专门用来表示这个睡眠非常的酣畅深度。）</w:t>
+      </w:r>
+    </w:p>
     <w:p>
       <w:pPr>
         <w:spacing w:after="40"/>
@@ -4090,7 +4192,7 @@
               <w:rPr>
                 <w:rFonts w:ascii="Calibri" w:hAnsi="Calibri" w:eastAsia="微软雅黑"/>
                 <w:b/>
-                <w:color w:val="5EEAD4"/>
+                <w:color w:val="FBBF24"/>
                 <w:sz w:val="26"/>
               </w:rPr>
               <w:t>probed</w:t>
@@ -4108,7 +4210,7 @@
               <w:rPr>
                 <w:rFonts w:ascii="Calibri" w:hAnsi="Calibri" w:eastAsia="微软雅黑"/>
                 <w:b/>
-                <w:color w:val="FCA5A5"/>
+                <w:color w:val="38BDF8"/>
                 <w:sz w:val="26"/>
               </w:rPr>
               <w:t>scholarly</w:t>
@@ -4177,7 +4279,7 @@
               <w:rPr>
                 <w:rFonts w:ascii="Calibri" w:hAnsi="Calibri" w:eastAsia="微软雅黑"/>
                 <w:b/>
-                <w:color w:val="FCA5A5"/>
+                <w:color w:val="38BDF8"/>
                 <w:sz w:val="21"/>
               </w:rPr>
               <w:t>学术</w:t>
@@ -4213,10 +4315,10 @@
               <w:rPr>
                 <w:rFonts w:ascii="Calibri" w:hAnsi="Calibri" w:eastAsia="微软雅黑"/>
                 <w:b/>
-                <w:color w:val="5EEAD4"/>
+                <w:color w:val="FBBF24"/>
                 <w:sz w:val="21"/>
               </w:rPr>
-              <w:t>深入研究了</w:t>
+              <w:t>探究了/深入研究</w:t>
             </w:r>
             <w:r>
               <w:rPr>
@@ -4281,7 +4383,7 @@
               <w:rPr>
                 <w:rFonts w:ascii="Calibri" w:hAnsi="Calibri" w:eastAsia="微软雅黑"/>
                 <w:b/>
-                <w:color w:val="FBBF24"/>
+                <w:color w:val="F472B6"/>
                 <w:sz w:val="26"/>
               </w:rPr>
               <w:t>highlight</w:t>
@@ -4315,7 +4417,7 @@
                 <w:color w:val="AAC4B6"/>
                 <w:sz w:val="21"/>
               </w:rPr>
-              <w:t>这篇论文帮助</w:t>
+              <w:t>该论文有助于</w:t>
             </w:r>
             <w:r>
               <w:rPr>
@@ -4330,10 +4432,10 @@
               <w:rPr>
                 <w:rFonts w:ascii="Calibri" w:hAnsi="Calibri" w:eastAsia="微软雅黑"/>
                 <w:b/>
-                <w:color w:val="FBBF24"/>
+                <w:color w:val="F472B6"/>
                 <w:sz w:val="21"/>
               </w:rPr>
-              <w:t>凸显了</w:t>
+              <w:t>凸显</w:t>
             </w:r>
             <w:r>
               <w:rPr>
@@ -4351,7 +4453,7 @@
                 <w:color w:val="AAC4B6"/>
                 <w:sz w:val="21"/>
               </w:rPr>
-              <w:t>微睡眠，</w:t>
+              <w:t>微睡眠——</w:t>
             </w:r>
           </w:p>
         </w:tc>
@@ -4389,7 +4491,7 @@
               <w:rPr>
                 <w:rFonts w:ascii="Calibri" w:hAnsi="Calibri" w:eastAsia="微软雅黑"/>
                 <w:b/>
-                <w:color w:val="38BDF8"/>
+                <w:color w:val="BEF264"/>
                 <w:sz w:val="26"/>
               </w:rPr>
               <w:t>involuntary</w:t>
@@ -4407,7 +4509,7 @@
               <w:rPr>
                 <w:rFonts w:ascii="Calibri" w:hAnsi="Calibri" w:eastAsia="微软雅黑"/>
                 <w:b/>
-                <w:color w:val="F472B6"/>
+                <w:color w:val="C4B5FD"/>
                 <w:sz w:val="26"/>
               </w:rPr>
               <w:t>lapses into</w:t>
@@ -4441,16 +4543,7 @@
                 <w:color w:val="AAC4B6"/>
                 <w:sz w:val="21"/>
               </w:rPr>
-              <w:t>也就是持续几秒钟、</w:t>
-            </w:r>
-            <w:r>
-              <w:rPr>
-                <w:rFonts w:ascii="Calibri" w:hAnsi="Calibri" w:eastAsia="微软雅黑"/>
-                <w:b/>
-                <w:color w:val="38BDF8"/>
-                <w:sz w:val="21"/>
-              </w:rPr>
-              <w:t>不由自主地</w:t>
+              <w:t>指</w:t>
             </w:r>
             <w:r>
               <w:rPr>
@@ -4465,10 +4558,10 @@
               <w:rPr>
                 <w:rFonts w:ascii="Calibri" w:hAnsi="Calibri" w:eastAsia="微软雅黑"/>
                 <w:b/>
-                <w:color w:val="F472B6"/>
+                <w:color w:val="BEF264"/>
                 <w:sz w:val="21"/>
               </w:rPr>
-              <w:t>滑入</w:t>
+              <w:t>不由自主地</w:t>
             </w:r>
             <w:r>
               <w:rPr>
@@ -4482,11 +4575,29 @@
             <w:r>
               <w:rPr>
                 <w:rFonts w:ascii="Calibri" w:hAnsi="Calibri" w:eastAsia="微软雅黑"/>
+                <w:b/>
+                <w:color w:val="C4B5FD"/>
+                <w:sz w:val="21"/>
+              </w:rPr>
+              <w:t>陷入</w:t>
+            </w:r>
+            <w:r>
+              <w:rPr>
+                <w:rFonts w:ascii="Calibri" w:hAnsi="Calibri" w:eastAsia="微软雅黑"/>
                 <w:b w:val="0"/>
                 <w:color w:val="AAC4B6"/>
                 <w:sz w:val="21"/>
               </w:rPr>
-              <w:t>睡眠的现象。</w:t>
+              <w:t xml:space="preserve"> </w:t>
+            </w:r>
+            <w:r>
+              <w:rPr>
+                <w:rFonts w:ascii="Calibri" w:hAnsi="Calibri" w:eastAsia="微软雅黑"/>
+                <w:b w:val="0"/>
+                <w:color w:val="AAC4B6"/>
+                <w:sz w:val="21"/>
+              </w:rPr>
+              <w:t>持续几秒钟短暂睡眠的状态。</w:t>
             </w:r>
           </w:p>
         </w:tc>
@@ -4508,6 +4619,10 @@
         <w:t>involuntary lapses into sleep…：同位语，解释 microsleeps；</w:t>
         <w:br/>
         <w:t>lasting…：现在分词短语作后置定语）</w:t>
+        <w:br/>
+        <w:t>@lapses into|（lapse into: 不知不觉地陷入（某种状态），</w:t>
+        <w:br/>
+        <w:t>@lapses into|尤指无意识的、非自愿的，或者是不太好的状态。）</w:t>
       </w:r>
     </w:p>
     <w:p>
@@ -4578,7 +4693,7 @@
               <w:rPr>
                 <w:rFonts w:ascii="Calibri" w:hAnsi="Calibri" w:eastAsia="微软雅黑"/>
                 <w:b/>
-                <w:color w:val="BEF264"/>
+                <w:color w:val="FB923C"/>
                 <w:sz w:val="26"/>
               </w:rPr>
               <w:t>momentary</w:t>
@@ -4596,7 +4711,7 @@
               <w:rPr>
                 <w:rFonts w:ascii="Calibri" w:hAnsi="Calibri" w:eastAsia="微软雅黑"/>
                 <w:b/>
-                <w:color w:val="C4B5FD"/>
+                <w:color w:val="5EEAD4"/>
                 <w:sz w:val="26"/>
               </w:rPr>
               <w:t>bouts</w:t>
@@ -4676,7 +4791,7 @@
               <w:rPr>
                 <w:rFonts w:ascii="Calibri" w:hAnsi="Calibri" w:eastAsia="微软雅黑"/>
                 <w:b/>
-                <w:color w:val="BEF264"/>
+                <w:color w:val="FB923C"/>
                 <w:sz w:val="21"/>
               </w:rPr>
               <w:t>短暂的</w:t>
@@ -4694,7 +4809,7 @@
               <w:rPr>
                 <w:rFonts w:ascii="Calibri" w:hAnsi="Calibri" w:eastAsia="微软雅黑"/>
                 <w:b/>
-                <w:color w:val="C4B5FD"/>
+                <w:color w:val="5EEAD4"/>
                 <w:sz w:val="21"/>
               </w:rPr>
               <w:t>发作</w:t>
@@ -4735,6 +4850,10 @@
           <w:sz w:val="20"/>
         </w:rPr>
         <w:t>（may have done：对过去情况的推测，可能已经……）</w:t>
+        <w:br/>
+        <w:t>@bouts|（bout 一阵、一场、一回、一次发作</w:t>
+        <w:br/>
+        <w:t>@bouts|（通常指疾病、情绪或活动的阵发性发作，如 a bout of fever 一阵发烧））</w:t>
       </w:r>
     </w:p>
     <w:p>
@@ -4879,7 +4998,7 @@
               <w:rPr>
                 <w:rFonts w:ascii="Calibri" w:hAnsi="Calibri" w:eastAsia="微软雅黑"/>
                 <w:b/>
-                <w:color w:val="FB923C"/>
+                <w:color w:val="FCA5A5"/>
                 <w:sz w:val="26"/>
               </w:rPr>
               <w:t>discontinued</w:t>
@@ -4897,7 +5016,7 @@
               <w:rPr>
                 <w:rFonts w:ascii="Calibri" w:hAnsi="Calibri" w:eastAsia="微软雅黑"/>
                 <w:b/>
-                <w:color w:val="5EEAD4"/>
+                <w:color w:val="FBBF24"/>
                 <w:sz w:val="26"/>
               </w:rPr>
               <w:t>perils</w:t>
@@ -4946,7 +5065,7 @@
               <w:rPr>
                 <w:rFonts w:ascii="Calibri" w:hAnsi="Calibri" w:eastAsia="微软雅黑"/>
                 <w:b/>
-                <w:color w:val="5EEAD4"/>
+                <w:color w:val="FBBF24"/>
                 <w:sz w:val="21"/>
               </w:rPr>
               <w:t>风险</w:t>
@@ -4964,7 +5083,7 @@
               <w:rPr>
                 <w:rFonts w:ascii="Calibri" w:hAnsi="Calibri" w:eastAsia="微软雅黑"/>
                 <w:b/>
-                <w:color w:val="FB923C"/>
+                <w:color w:val="FCA5A5"/>
                 <w:sz w:val="21"/>
               </w:rPr>
               <w:t>停止了</w:t>
@@ -5033,7 +5152,7 @@
               <w:rPr>
                 <w:rFonts w:ascii="Calibri" w:hAnsi="Calibri" w:eastAsia="微软雅黑"/>
                 <w:b/>
-                <w:color w:val="FCA5A5"/>
+                <w:color w:val="38BDF8"/>
                 <w:sz w:val="26"/>
               </w:rPr>
               <w:t>alleged</w:t>
@@ -5062,7 +5181,7 @@
               <w:rPr>
                 <w:rFonts w:ascii="Calibri" w:hAnsi="Calibri" w:eastAsia="微软雅黑"/>
                 <w:b/>
-                <w:color w:val="FBBF24"/>
+                <w:color w:val="F472B6"/>
                 <w:sz w:val="26"/>
               </w:rPr>
               <w:t>stints</w:t>
@@ -5096,7 +5215,7 @@
                 <w:color w:val="AAC4B6"/>
                 <w:sz w:val="21"/>
               </w:rPr>
-              <w:t>此后，又有人</w:t>
+              <w:t>此后，其他人</w:t>
             </w:r>
             <w:r>
               <w:rPr>
@@ -5111,10 +5230,10 @@
               <w:rPr>
                 <w:rFonts w:ascii="Calibri" w:hAnsi="Calibri" w:eastAsia="微软雅黑"/>
                 <w:b/>
-                <w:color w:val="FCA5A5"/>
+                <w:color w:val="38BDF8"/>
                 <w:sz w:val="21"/>
               </w:rPr>
-              <w:t>宣称</w:t>
+              <w:t>声称/宣称</w:t>
             </w:r>
           </w:p>
         </w:tc>
@@ -5134,7 +5253,7 @@
                 <w:color w:val="AAC4B6"/>
                 <w:sz w:val="21"/>
               </w:rPr>
-              <w:t>有过更长的</w:t>
+              <w:t>有过更长的清醒</w:t>
             </w:r>
             <w:r>
               <w:rPr>
@@ -5149,10 +5268,10 @@
               <w:rPr>
                 <w:rFonts w:ascii="Calibri" w:hAnsi="Calibri" w:eastAsia="微软雅黑"/>
                 <w:b/>
-                <w:color w:val="FBBF24"/>
+                <w:color w:val="F472B6"/>
                 <w:sz w:val="21"/>
               </w:rPr>
-              <w:t>清醒期</w:t>
+              <w:t>时段</w:t>
             </w:r>
             <w:r>
               <w:rPr>
@@ -5332,7 +5451,7 @@
               <w:rPr>
                 <w:rFonts w:ascii="Calibri" w:hAnsi="Calibri" w:eastAsia="微软雅黑"/>
                 <w:b/>
-                <w:color w:val="38BDF8"/>
+                <w:color w:val="BEF264"/>
                 <w:sz w:val="26"/>
               </w:rPr>
               <w:t>insomnia</w:t>
@@ -5361,7 +5480,7 @@
               <w:rPr>
                 <w:rFonts w:ascii="Calibri" w:hAnsi="Calibri" w:eastAsia="微软雅黑"/>
                 <w:b/>
-                <w:color w:val="F472B6"/>
+                <w:color w:val="C4B5FD"/>
                 <w:sz w:val="26"/>
               </w:rPr>
               <w:t>tormented</w:t>
@@ -5410,7 +5529,7 @@
               <w:rPr>
                 <w:rFonts w:ascii="Calibri" w:hAnsi="Calibri" w:eastAsia="微软雅黑"/>
                 <w:b/>
-                <w:color w:val="38BDF8"/>
+                <w:color w:val="BEF264"/>
                 <w:sz w:val="21"/>
               </w:rPr>
               <w:t>失眠</w:t>
@@ -5430,7 +5549,7 @@
               <w:rPr>
                 <w:rFonts w:ascii="Calibri" w:hAnsi="Calibri" w:eastAsia="微软雅黑"/>
                 <w:b/>
-                <w:color w:val="F472B6"/>
+                <w:color w:val="C4B5FD"/>
                 <w:sz w:val="21"/>
               </w:rPr>
               <w:t>折磨了</w:t>
@@ -5510,7 +5629,7 @@
               <w:rPr>
                 <w:rFonts w:ascii="Calibri" w:hAnsi="Calibri" w:eastAsia="微软雅黑"/>
                 <w:b/>
-                <w:color w:val="BEF264"/>
+                <w:color w:val="FB923C"/>
                 <w:sz w:val="26"/>
               </w:rPr>
               <w:t>pinned the blame on</w:t>
@@ -5561,7 +5680,7 @@
               <w:rPr>
                 <w:rFonts w:ascii="Calibri" w:hAnsi="Calibri" w:eastAsia="微软雅黑"/>
                 <w:b/>
-                <w:color w:val="BEF264"/>
+                <w:color w:val="FB923C"/>
                 <w:sz w:val="21"/>
               </w:rPr>
               <w:t>把</w:t>
@@ -5597,7 +5716,7 @@
               <w:rPr>
                 <w:rFonts w:ascii="Calibri" w:hAnsi="Calibri" w:eastAsia="微软雅黑"/>
                 <w:b/>
-                <w:color w:val="BEF264"/>
+                <w:color w:val="FB923C"/>
                 <w:sz w:val="21"/>
               </w:rPr>
               <w:t>归咎于</w:t>
@@ -5635,7 +5754,9 @@
           <w:color w:val="AAC4B6"/>
           <w:sz w:val="20"/>
         </w:rPr>
-        <w:t>（pin the blame on…：把责任归到……身上，归咎于……；he himself：他本人，强调是他自己的看法）</w:t>
+        <w:t>（pin the blame on…：把责任归到……身上，归咎于……；</w:t>
+        <w:br/>
+        <w:t>he himself：他本人，强调是他自己的看法）</w:t>
       </w:r>
     </w:p>
     <w:p>
@@ -5684,7 +5805,7 @@
               <w:rPr>
                 <w:rFonts w:ascii="Calibri" w:hAnsi="Calibri" w:eastAsia="微软雅黑"/>
                 <w:b/>
-                <w:color w:val="C4B5FD"/>
+                <w:color w:val="5EEAD4"/>
                 <w:sz w:val="26"/>
               </w:rPr>
               <w:t>bounce back from</w:t>
@@ -5702,7 +5823,7 @@
               <w:rPr>
                 <w:rFonts w:ascii="Calibri" w:hAnsi="Calibri" w:eastAsia="微软雅黑"/>
                 <w:b/>
-                <w:color w:val="FB923C"/>
+                <w:color w:val="FCA5A5"/>
                 <w:sz w:val="26"/>
               </w:rPr>
               <w:t>exhaustion</w:t>
@@ -5736,7 +5857,7 @@
                 <w:color w:val="AAC4B6"/>
                 <w:sz w:val="21"/>
               </w:rPr>
-              <w:t>那个睡了一个长觉、似乎就</w:t>
+              <w:t>那个曾看似只要睡个长觉，就能</w:t>
             </w:r>
             <w:r>
               <w:rPr>
@@ -5751,7 +5872,7 @@
               <w:rPr>
                 <w:rFonts w:ascii="Calibri" w:hAnsi="Calibri" w:eastAsia="微软雅黑"/>
                 <w:b/>
-                <w:color w:val="C4B5FD"/>
+                <w:color w:val="5EEAD4"/>
                 <w:sz w:val="21"/>
               </w:rPr>
               <w:t>从</w:t>
@@ -5769,10 +5890,10 @@
               <w:rPr>
                 <w:rFonts w:ascii="Calibri" w:hAnsi="Calibri" w:eastAsia="微软雅黑"/>
                 <w:b/>
-                <w:color w:val="FB923C"/>
+                <w:color w:val="FCA5A5"/>
                 <w:sz w:val="21"/>
               </w:rPr>
-              <w:t>疲惫</w:t>
+              <w:t>精疲力竭</w:t>
             </w:r>
             <w:r>
               <w:rPr>
@@ -5787,10 +5908,10 @@
               <w:rPr>
                 <w:rFonts w:ascii="Calibri" w:hAnsi="Calibri" w:eastAsia="微软雅黑"/>
                 <w:b/>
-                <w:color w:val="C4B5FD"/>
+                <w:color w:val="5EEAD4"/>
                 <w:sz w:val="21"/>
               </w:rPr>
-              <w:t>中恢复过来</w:t>
+              <w:t>中迅速恢复</w:t>
             </w:r>
             <w:r>
               <w:rPr>
@@ -5867,7 +5988,7 @@
               <w:rPr>
                 <w:rFonts w:ascii="Calibri" w:hAnsi="Calibri" w:eastAsia="微软雅黑"/>
                 <w:b/>
-                <w:color w:val="5EEAD4"/>
+                <w:color w:val="FBBF24"/>
                 <w:sz w:val="26"/>
               </w:rPr>
               <w:t>barely</w:t>
@@ -5885,7 +6006,7 @@
               <w:rPr>
                 <w:rFonts w:ascii="Calibri" w:hAnsi="Calibri" w:eastAsia="微软雅黑"/>
                 <w:b/>
-                <w:color w:val="FCA5A5"/>
+                <w:color w:val="38BDF8"/>
                 <w:sz w:val="26"/>
               </w:rPr>
               <w:t>doze off</w:t>
@@ -5919,7 +6040,7 @@
                 <w:color w:val="AAC4B6"/>
                 <w:sz w:val="21"/>
               </w:rPr>
-              <w:t>几十年后</w:t>
+              <w:t>几十年后，</w:t>
             </w:r>
           </w:p>
         </w:tc>
@@ -5935,20 +6056,11 @@
             <w:r>
               <w:rPr>
                 <w:rFonts w:ascii="Calibri" w:hAnsi="Calibri" w:eastAsia="微软雅黑"/>
-                <w:b/>
-                <w:color w:val="5EEAD4"/>
-                <w:sz w:val="21"/>
-              </w:rPr>
-              <w:t>几乎</w:t>
-            </w:r>
-            <w:r>
-              <w:rPr>
-                <w:rFonts w:ascii="Calibri" w:hAnsi="Calibri" w:eastAsia="微软雅黑"/>
                 <w:b w:val="0"/>
                 <w:color w:val="AAC4B6"/>
                 <w:sz w:val="21"/>
               </w:rPr>
-              <w:t xml:space="preserve"> </w:t>
+              <w:t>却</w:t>
             </w:r>
             <w:r>
               <w:rPr>
@@ -5957,7 +6069,16 @@
                 <w:color w:val="AAC4B6"/>
                 <w:sz w:val="21"/>
               </w:rPr>
-              <w:t>无法</w:t>
+              <w:t xml:space="preserve"> </w:t>
+            </w:r>
+            <w:r>
+              <w:rPr>
+                <w:rFonts w:ascii="Calibri" w:hAnsi="Calibri" w:eastAsia="微软雅黑"/>
+                <w:b/>
+                <w:color w:val="FBBF24"/>
+                <w:sz w:val="21"/>
+              </w:rPr>
+              <w:t>几乎</w:t>
             </w:r>
             <w:r>
               <w:rPr>
@@ -5971,20 +6092,47 @@
             <w:r>
               <w:rPr>
                 <w:rFonts w:ascii="Calibri" w:hAnsi="Calibri" w:eastAsia="微软雅黑"/>
-                <w:b/>
-                <w:color w:val="FCA5A5"/>
-                <w:sz w:val="21"/>
-              </w:rPr>
-              <w:t>入睡</w:t>
-            </w:r>
-            <w:r>
-              <w:rPr>
-                <w:rFonts w:ascii="Calibri" w:hAnsi="Calibri" w:eastAsia="微软雅黑"/>
                 <w:b w:val="0"/>
                 <w:color w:val="AAC4B6"/>
                 <w:sz w:val="21"/>
               </w:rPr>
-              <w:t>。</w:t>
+              <w:t>连</w:t>
+            </w:r>
+            <w:r>
+              <w:rPr>
+                <w:rFonts w:ascii="Calibri" w:hAnsi="Calibri" w:eastAsia="微软雅黑"/>
+                <w:b w:val="0"/>
+                <w:color w:val="AAC4B6"/>
+                <w:sz w:val="21"/>
+              </w:rPr>
+              <w:t xml:space="preserve"> </w:t>
+            </w:r>
+            <w:r>
+              <w:rPr>
+                <w:rFonts w:ascii="Calibri" w:hAnsi="Calibri" w:eastAsia="微软雅黑"/>
+                <w:b/>
+                <w:color w:val="38BDF8"/>
+                <w:sz w:val="21"/>
+              </w:rPr>
+              <w:t>打个盹</w:t>
+            </w:r>
+            <w:r>
+              <w:rPr>
+                <w:rFonts w:ascii="Calibri" w:hAnsi="Calibri" w:eastAsia="微软雅黑"/>
+                <w:b w:val="0"/>
+                <w:color w:val="AAC4B6"/>
+                <w:sz w:val="21"/>
+              </w:rPr>
+              <w:t xml:space="preserve"> </w:t>
+            </w:r>
+            <w:r>
+              <w:rPr>
+                <w:rFonts w:ascii="Calibri" w:hAnsi="Calibri" w:eastAsia="微软雅黑"/>
+                <w:b w:val="0"/>
+                <w:color w:val="AAC4B6"/>
+                <w:sz w:val="21"/>
+              </w:rPr>
+              <w:t>都费劲。</w:t>
             </w:r>
           </w:p>
         </w:tc>
@@ -6001,7 +6149,11 @@
           <w:color w:val="AAC4B6"/>
           <w:sz w:val="20"/>
         </w:rPr>
-        <w:t>（who…：定语从句，修饰 the boy；bounce back from：从……中恢复过来；doze off：入睡）</w:t>
+        <w:t>（who…：定语从句，修饰 the boy；</w:t>
+        <w:br/>
+        <w:t>bounce back from：从……中恢复过来；</w:t>
+        <w:br/>
+        <w:t>doze off：打盹/打瞌睡/凑合着短睡一下）</w:t>
         <w:br/>
         <w:t>（结局：17岁的加德纳为一场科学展尝试不睡觉，</w:t>
         <w:br/>

--- a/视频/对照文本/13-文本.docx
+++ b/视频/对照文本/13-文本.docx
@@ -460,13 +460,14 @@
         </w:tblBorders>
       </w:tblPr>
       <w:tblGrid>
-        <w:gridCol w:w="5270"/>
-        <w:gridCol w:w="5270"/>
+        <w:gridCol w:w="3513"/>
+        <w:gridCol w:w="3513"/>
+        <w:gridCol w:w="3513"/>
       </w:tblGrid>
       <w:tr>
         <w:tc>
           <w:tcPr>
-            <w:tcW w:type="dxa" w:w="5270"/>
+            <w:tcW w:type="dxa" w:w="3513"/>
           </w:tcPr>
           <w:p>
             <w:pPr>
@@ -480,22 +481,13 @@
                 <w:color w:val="F0F7F2"/>
                 <w:sz w:val="26"/>
               </w:rPr>
-              <w:t xml:space="preserve">Two </w:t>
-            </w:r>
-            <w:r>
-              <w:rPr>
-                <w:rFonts w:ascii="Calibri" w:hAnsi="Calibri" w:eastAsia="微软雅黑"/>
-                <w:b/>
-                <w:color w:val="C4B5FD"/>
-                <w:sz w:val="26"/>
-              </w:rPr>
-              <w:t>companions</w:t>
+              <w:t>Two</w:t>
             </w:r>
           </w:p>
         </w:tc>
         <w:tc>
           <w:tcPr>
-            <w:tcW w:type="dxa" w:w="5270"/>
+            <w:tcW w:type="dxa" w:w="3513"/>
           </w:tcPr>
           <w:p>
             <w:pPr>
@@ -506,6 +498,26 @@
               <w:rPr>
                 <w:rFonts w:ascii="Calibri" w:hAnsi="Calibri" w:eastAsia="微软雅黑"/>
                 <w:b/>
+                <w:color w:val="C4B5FD"/>
+                <w:sz w:val="26"/>
+              </w:rPr>
+              <w:t>companions</w:t>
+            </w:r>
+          </w:p>
+        </w:tc>
+        <w:tc>
+          <w:tcPr>
+            <w:tcW w:type="dxa" w:w="3513"/>
+          </w:tcPr>
+          <w:p>
+            <w:pPr>
+              <w:spacing w:after="0"/>
+              <w:jc w:val="center"/>
+            </w:pPr>
+            <w:r>
+              <w:rPr>
+                <w:rFonts w:ascii="Calibri" w:hAnsi="Calibri" w:eastAsia="微软雅黑"/>
+                <w:b/>
                 <w:color w:val="FB923C"/>
                 <w:sz w:val="26"/>
               </w:rPr>
@@ -517,7 +529,7 @@
       <w:tr>
         <w:tc>
           <w:tcPr>
-            <w:tcW w:type="dxa" w:w="5270"/>
+            <w:tcW w:type="dxa" w:w="3513"/>
           </w:tcPr>
           <w:p>
             <w:pPr>
@@ -533,29 +545,31 @@
               </w:rPr>
               <w:t>两名</w:t>
             </w:r>
-            <w:r>
-              <w:rPr>
-                <w:rFonts w:ascii="Calibri" w:hAnsi="Calibri" w:eastAsia="微软雅黑"/>
-                <w:b w:val="0"/>
-                <w:color w:val="AAC4B6"/>
-                <w:sz w:val="21"/>
-              </w:rPr>
-              <w:t xml:space="preserve"> </w:t>
-            </w:r>
-            <w:r>
-              <w:rPr>
-                <w:rFonts w:ascii="Calibri" w:hAnsi="Calibri" w:eastAsia="微软雅黑"/>
-                <w:b/>
-                <w:color w:val="C4B5FD"/>
-                <w:sz w:val="21"/>
-              </w:rPr>
-              <w:t>同伴</w:t>
-            </w:r>
           </w:p>
         </w:tc>
         <w:tc>
           <w:tcPr>
-            <w:tcW w:type="dxa" w:w="5270"/>
+            <w:tcW w:type="dxa" w:w="3513"/>
+          </w:tcPr>
+          <w:p>
+            <w:pPr>
+              <w:spacing w:after="0"/>
+              <w:jc w:val="center"/>
+            </w:pPr>
+            <w:r>
+              <w:rPr>
+                <w:rFonts w:ascii="Calibri" w:hAnsi="Calibri" w:eastAsia="微软雅黑"/>
+                <w:b/>
+                <w:color w:val="C4B5FD"/>
+                <w:sz w:val="21"/>
+              </w:rPr>
+              <w:t>同伴</w:t>
+            </w:r>
+          </w:p>
+        </w:tc>
+        <w:tc>
+          <w:tcPr>
+            <w:tcW w:type="dxa" w:w="3513"/>
           </w:tcPr>
           <w:p>
             <w:pPr>
@@ -825,12 +839,13 @@
         </w:tblBorders>
       </w:tblPr>
       <w:tblGrid>
-        <w:gridCol w:w="10540"/>
+        <w:gridCol w:w="5270"/>
+        <w:gridCol w:w="5270"/>
       </w:tblGrid>
       <w:tr>
         <w:tc>
           <w:tcPr>
-            <w:tcW w:type="dxa" w:w="10540"/>
+            <w:tcW w:type="dxa" w:w="5270"/>
           </w:tcPr>
           <w:p>
             <w:pPr>
@@ -844,7 +859,27 @@
                 <w:color w:val="F0F7F2"/>
                 <w:sz w:val="26"/>
               </w:rPr>
-              <w:t xml:space="preserve">and logged his </w:t>
+              <w:t>and logged</w:t>
+            </w:r>
+          </w:p>
+        </w:tc>
+        <w:tc>
+          <w:tcPr>
+            <w:tcW w:type="dxa" w:w="5270"/>
+          </w:tcPr>
+          <w:p>
+            <w:pPr>
+              <w:spacing w:after="0"/>
+              <w:jc w:val="center"/>
+            </w:pPr>
+            <w:r>
+              <w:rPr>
+                <w:rFonts w:ascii="Calibri" w:hAnsi="Calibri" w:eastAsia="微软雅黑"/>
+                <w:b w:val="0"/>
+                <w:color w:val="F0F7F2"/>
+                <w:sz w:val="26"/>
+              </w:rPr>
+              <w:t xml:space="preserve">his </w:t>
             </w:r>
             <w:r>
               <w:rPr>
@@ -870,7 +905,7 @@
       <w:tr>
         <w:tc>
           <w:tcPr>
-            <w:tcW w:type="dxa" w:w="10540"/>
+            <w:tcW w:type="dxa" w:w="5270"/>
           </w:tcPr>
           <w:p>
             <w:pPr>
@@ -884,7 +919,27 @@
                 <w:color w:val="AAC4B6"/>
                 <w:sz w:val="21"/>
               </w:rPr>
-              <w:t>并记录了他的</w:t>
+              <w:t>并记录了</w:t>
+            </w:r>
+          </w:p>
+        </w:tc>
+        <w:tc>
+          <w:tcPr>
+            <w:tcW w:type="dxa" w:w="5270"/>
+          </w:tcPr>
+          <w:p>
+            <w:pPr>
+              <w:spacing w:after="0"/>
+              <w:jc w:val="center"/>
+            </w:pPr>
+            <w:r>
+              <w:rPr>
+                <w:rFonts w:ascii="Calibri" w:hAnsi="Calibri" w:eastAsia="微软雅黑"/>
+                <w:b w:val="0"/>
+                <w:color w:val="AAC4B6"/>
+                <w:sz w:val="21"/>
+              </w:rPr>
+              <w:t>他的</w:t>
             </w:r>
             <w:r>
               <w:rPr>
@@ -952,6 +1007,196 @@
         </w:tblBorders>
       </w:tblPr>
       <w:tblGrid>
+        <w:gridCol w:w="3513"/>
+        <w:gridCol w:w="3513"/>
+        <w:gridCol w:w="3513"/>
+      </w:tblGrid>
+      <w:tr>
+        <w:tc>
+          <w:tcPr>
+            <w:tcW w:type="dxa" w:w="3513"/>
+          </w:tcPr>
+          <w:p>
+            <w:pPr>
+              <w:spacing w:after="0"/>
+              <w:jc w:val="center"/>
+            </w:pPr>
+            <w:r>
+              <w:rPr>
+                <w:rFonts w:ascii="Calibri" w:hAnsi="Calibri" w:eastAsia="微软雅黑"/>
+                <w:b w:val="0"/>
+                <w:color w:val="F0F7F2"/>
+                <w:sz w:val="26"/>
+              </w:rPr>
+              <w:t>The project,</w:t>
+            </w:r>
+          </w:p>
+        </w:tc>
+        <w:tc>
+          <w:tcPr>
+            <w:tcW w:type="dxa" w:w="3513"/>
+          </w:tcPr>
+          <w:p>
+            <w:pPr>
+              <w:spacing w:after="0"/>
+              <w:jc w:val="center"/>
+            </w:pPr>
+            <w:r>
+              <w:rPr>
+                <w:rFonts w:ascii="Calibri" w:hAnsi="Calibri" w:eastAsia="微软雅黑"/>
+                <w:b w:val="0"/>
+                <w:color w:val="F0F7F2"/>
+                <w:sz w:val="26"/>
+              </w:rPr>
+              <w:t xml:space="preserve">a </w:t>
+            </w:r>
+            <w:r>
+              <w:rPr>
+                <w:rFonts w:ascii="Calibri" w:hAnsi="Calibri" w:eastAsia="微软雅黑"/>
+                <w:b/>
+                <w:color w:val="BEF264"/>
+                <w:sz w:val="26"/>
+              </w:rPr>
+              <w:t>voluntary</w:t>
+            </w:r>
+          </w:p>
+        </w:tc>
+        <w:tc>
+          <w:tcPr>
+            <w:tcW w:type="dxa" w:w="3513"/>
+          </w:tcPr>
+          <w:p>
+            <w:pPr>
+              <w:spacing w:after="0"/>
+              <w:jc w:val="center"/>
+            </w:pPr>
+            <w:r>
+              <w:rPr>
+                <w:rFonts w:ascii="Calibri" w:hAnsi="Calibri" w:eastAsia="微软雅黑"/>
+                <w:b/>
+                <w:color w:val="C4B5FD"/>
+                <w:sz w:val="26"/>
+              </w:rPr>
+              <w:t>endeavour</w:t>
+            </w:r>
+            <w:r>
+              <w:rPr>
+                <w:rFonts w:ascii="Calibri" w:hAnsi="Calibri" w:eastAsia="微软雅黑"/>
+                <w:b w:val="0"/>
+                <w:color w:val="F0F7F2"/>
+                <w:sz w:val="26"/>
+              </w:rPr>
+              <w:t>,</w:t>
+            </w:r>
+          </w:p>
+        </w:tc>
+      </w:tr>
+      <w:tr>
+        <w:tc>
+          <w:tcPr>
+            <w:tcW w:type="dxa" w:w="3513"/>
+          </w:tcPr>
+          <w:p>
+            <w:pPr>
+              <w:spacing w:after="0"/>
+              <w:jc w:val="center"/>
+            </w:pPr>
+            <w:r>
+              <w:rPr>
+                <w:rFonts w:ascii="Calibri" w:hAnsi="Calibri" w:eastAsia="微软雅黑"/>
+                <w:b w:val="0"/>
+                <w:color w:val="AAC4B6"/>
+                <w:sz w:val="21"/>
+              </w:rPr>
+              <w:t>这个项目，</w:t>
+            </w:r>
+          </w:p>
+        </w:tc>
+        <w:tc>
+          <w:tcPr>
+            <w:tcW w:type="dxa" w:w="3513"/>
+          </w:tcPr>
+          <w:p>
+            <w:pPr>
+              <w:spacing w:after="0"/>
+              <w:jc w:val="center"/>
+            </w:pPr>
+            <w:r>
+              <w:rPr>
+                <w:rFonts w:ascii="Calibri" w:hAnsi="Calibri" w:eastAsia="微软雅黑"/>
+                <w:b w:val="0"/>
+                <w:color w:val="AAC4B6"/>
+                <w:sz w:val="21"/>
+              </w:rPr>
+              <w:t>一次</w:t>
+            </w:r>
+            <w:r>
+              <w:rPr>
+                <w:rFonts w:ascii="Calibri" w:hAnsi="Calibri" w:eastAsia="微软雅黑"/>
+                <w:b w:val="0"/>
+                <w:color w:val="AAC4B6"/>
+                <w:sz w:val="21"/>
+              </w:rPr>
+              <w:t xml:space="preserve"> </w:t>
+            </w:r>
+            <w:r>
+              <w:rPr>
+                <w:rFonts w:ascii="Calibri" w:hAnsi="Calibri" w:eastAsia="微软雅黑"/>
+                <w:b/>
+                <w:color w:val="BEF264"/>
+                <w:sz w:val="21"/>
+              </w:rPr>
+              <w:t>自愿的</w:t>
+            </w:r>
+          </w:p>
+        </w:tc>
+        <w:tc>
+          <w:tcPr>
+            <w:tcW w:type="dxa" w:w="3513"/>
+          </w:tcPr>
+          <w:p>
+            <w:pPr>
+              <w:spacing w:after="0"/>
+              <w:jc w:val="center"/>
+            </w:pPr>
+            <w:r>
+              <w:rPr>
+                <w:rFonts w:ascii="Calibri" w:hAnsi="Calibri" w:eastAsia="微软雅黑"/>
+                <w:b/>
+                <w:color w:val="C4B5FD"/>
+                <w:sz w:val="21"/>
+              </w:rPr>
+              <w:t>尝试</w:t>
+            </w:r>
+            <w:r>
+              <w:rPr>
+                <w:rFonts w:ascii="Calibri" w:hAnsi="Calibri" w:eastAsia="微软雅黑"/>
+                <w:b w:val="0"/>
+                <w:color w:val="AAC4B6"/>
+                <w:sz w:val="21"/>
+              </w:rPr>
+              <w:t>，</w:t>
+            </w:r>
+          </w:p>
+        </w:tc>
+      </w:tr>
+    </w:tbl>
+    <w:tbl>
+      <w:tblPr>
+        <w:tblW w:type="auto" w:w="0"/>
+        <w:jc w:val="center"/>
+        <w:tblLayout w:type="autofit"/>
+        <w:tblLook w:firstColumn="1" w:firstRow="1" w:lastColumn="0" w:lastRow="0" w:noHBand="0" w:noVBand="1" w:val="04A0"/>
+        <w:tblBorders>
+          <w:top w:val="nil"/>
+          <w:left w:val="nil"/>
+          <w:bottom w:val="nil"/>
+          <w:right w:val="nil"/>
+          <w:insideH w:val="nil"/>
+          <w:insideV w:val="nil"/>
+        </w:tblBorders>
+      </w:tblPr>
+      <w:tblGrid>
         <w:gridCol w:w="5270"/>
         <w:gridCol w:w="5270"/>
       </w:tblGrid>
@@ -972,7 +1217,7 @@
                 <w:color w:val="F0F7F2"/>
                 <w:sz w:val="26"/>
               </w:rPr>
-              <w:t>The project,</w:t>
+              <w:t>went on to</w:t>
             </w:r>
           </w:p>
         </w:tc>
@@ -988,47 +1233,20 @@
             <w:r>
               <w:rPr>
                 <w:rFonts w:ascii="Calibri" w:hAnsi="Calibri" w:eastAsia="微软雅黑"/>
+                <w:b/>
+                <w:color w:val="FB923C"/>
+                <w:sz w:val="26"/>
+              </w:rPr>
+              <w:t>take first place</w:t>
+            </w:r>
+            <w:r>
+              <w:rPr>
+                <w:rFonts w:ascii="Calibri" w:hAnsi="Calibri" w:eastAsia="微软雅黑"/>
                 <w:b w:val="0"/>
                 <w:color w:val="F0F7F2"/>
                 <w:sz w:val="26"/>
               </w:rPr>
-              <w:t xml:space="preserve">a </w:t>
-            </w:r>
-            <w:r>
-              <w:rPr>
-                <w:rFonts w:ascii="Calibri" w:hAnsi="Calibri" w:eastAsia="微软雅黑"/>
-                <w:b/>
-                <w:color w:val="BEF264"/>
-                <w:sz w:val="26"/>
-              </w:rPr>
-              <w:t>voluntary</w:t>
-            </w:r>
-            <w:r>
-              <w:rPr>
-                <w:rFonts w:ascii="Calibri" w:hAnsi="Calibri" w:eastAsia="微软雅黑"/>
-                <w:b w:val="0"/>
-                <w:color w:val="F0F7F2"/>
-                <w:sz w:val="26"/>
-              </w:rPr>
-              <w:t xml:space="preserve"> </w:t>
-            </w:r>
-            <w:r>
-              <w:rPr>
-                <w:rFonts w:ascii="Calibri" w:hAnsi="Calibri" w:eastAsia="微软雅黑"/>
-                <w:b/>
-                <w:color w:val="C4B5FD"/>
-                <w:sz w:val="26"/>
-              </w:rPr>
-              <w:t>endeavour</w:t>
-            </w:r>
-            <w:r>
-              <w:rPr>
-                <w:rFonts w:ascii="Calibri" w:hAnsi="Calibri" w:eastAsia="微软雅黑"/>
-                <w:b w:val="0"/>
-                <w:color w:val="F0F7F2"/>
-                <w:sz w:val="26"/>
-              </w:rPr>
-              <w:t>,</w:t>
+              <w:t>.</w:t>
             </w:r>
           </w:p>
         </w:tc>
@@ -1050,7 +1268,7 @@
                 <w:color w:val="AAC4B6"/>
                 <w:sz w:val="21"/>
               </w:rPr>
-              <w:t>这个项目，</w:t>
+              <w:t>继而</w:t>
             </w:r>
           </w:p>
         </w:tc>
@@ -1063,150 +1281,6 @@
               <w:spacing w:after="0"/>
               <w:jc w:val="center"/>
             </w:pPr>
-            <w:r>
-              <w:rPr>
-                <w:rFonts w:ascii="Calibri" w:hAnsi="Calibri" w:eastAsia="微软雅黑"/>
-                <w:b w:val="0"/>
-                <w:color w:val="AAC4B6"/>
-                <w:sz w:val="21"/>
-              </w:rPr>
-              <w:t>一次</w:t>
-            </w:r>
-            <w:r>
-              <w:rPr>
-                <w:rFonts w:ascii="Calibri" w:hAnsi="Calibri" w:eastAsia="微软雅黑"/>
-                <w:b w:val="0"/>
-                <w:color w:val="AAC4B6"/>
-                <w:sz w:val="21"/>
-              </w:rPr>
-              <w:t xml:space="preserve"> </w:t>
-            </w:r>
-            <w:r>
-              <w:rPr>
-                <w:rFonts w:ascii="Calibri" w:hAnsi="Calibri" w:eastAsia="微软雅黑"/>
-                <w:b/>
-                <w:color w:val="BEF264"/>
-                <w:sz w:val="21"/>
-              </w:rPr>
-              <w:t>自愿的</w:t>
-            </w:r>
-            <w:r>
-              <w:rPr>
-                <w:rFonts w:ascii="Calibri" w:hAnsi="Calibri" w:eastAsia="微软雅黑"/>
-                <w:b w:val="0"/>
-                <w:color w:val="AAC4B6"/>
-                <w:sz w:val="21"/>
-              </w:rPr>
-              <w:t xml:space="preserve"> </w:t>
-            </w:r>
-            <w:r>
-              <w:rPr>
-                <w:rFonts w:ascii="Calibri" w:hAnsi="Calibri" w:eastAsia="微软雅黑"/>
-                <w:b/>
-                <w:color w:val="C4B5FD"/>
-                <w:sz w:val="21"/>
-              </w:rPr>
-              <w:t>尝试</w:t>
-            </w:r>
-            <w:r>
-              <w:rPr>
-                <w:rFonts w:ascii="Calibri" w:hAnsi="Calibri" w:eastAsia="微软雅黑"/>
-                <w:b w:val="0"/>
-                <w:color w:val="AAC4B6"/>
-                <w:sz w:val="21"/>
-              </w:rPr>
-              <w:t>，</w:t>
-            </w:r>
-          </w:p>
-        </w:tc>
-      </w:tr>
-    </w:tbl>
-    <w:tbl>
-      <w:tblPr>
-        <w:tblW w:type="auto" w:w="0"/>
-        <w:jc w:val="center"/>
-        <w:tblLayout w:type="autofit"/>
-        <w:tblLook w:firstColumn="1" w:firstRow="1" w:lastColumn="0" w:lastRow="0" w:noHBand="0" w:noVBand="1" w:val="04A0"/>
-        <w:tblBorders>
-          <w:top w:val="nil"/>
-          <w:left w:val="nil"/>
-          <w:bottom w:val="nil"/>
-          <w:right w:val="nil"/>
-          <w:insideH w:val="nil"/>
-          <w:insideV w:val="nil"/>
-        </w:tblBorders>
-      </w:tblPr>
-      <w:tblGrid>
-        <w:gridCol w:w="10540"/>
-      </w:tblGrid>
-      <w:tr>
-        <w:tc>
-          <w:tcPr>
-            <w:tcW w:type="dxa" w:w="10540"/>
-          </w:tcPr>
-          <w:p>
-            <w:pPr>
-              <w:spacing w:after="0"/>
-              <w:jc w:val="center"/>
-            </w:pPr>
-            <w:r>
-              <w:rPr>
-                <w:rFonts w:ascii="Calibri" w:hAnsi="Calibri" w:eastAsia="微软雅黑"/>
-                <w:b w:val="0"/>
-                <w:color w:val="F0F7F2"/>
-                <w:sz w:val="26"/>
-              </w:rPr>
-              <w:t xml:space="preserve">went on to </w:t>
-            </w:r>
-            <w:r>
-              <w:rPr>
-                <w:rFonts w:ascii="Calibri" w:hAnsi="Calibri" w:eastAsia="微软雅黑"/>
-                <w:b/>
-                <w:color w:val="FB923C"/>
-                <w:sz w:val="26"/>
-              </w:rPr>
-              <w:t>take first place</w:t>
-            </w:r>
-            <w:r>
-              <w:rPr>
-                <w:rFonts w:ascii="Calibri" w:hAnsi="Calibri" w:eastAsia="微软雅黑"/>
-                <w:b w:val="0"/>
-                <w:color w:val="F0F7F2"/>
-                <w:sz w:val="26"/>
-              </w:rPr>
-              <w:t>.</w:t>
-            </w:r>
-          </w:p>
-        </w:tc>
-      </w:tr>
-      <w:tr>
-        <w:tc>
-          <w:tcPr>
-            <w:tcW w:type="dxa" w:w="10540"/>
-          </w:tcPr>
-          <w:p>
-            <w:pPr>
-              <w:spacing w:after="0"/>
-              <w:jc w:val="center"/>
-            </w:pPr>
-            <w:r>
-              <w:rPr>
-                <w:rFonts w:ascii="Calibri" w:hAnsi="Calibri" w:eastAsia="微软雅黑"/>
-                <w:b w:val="0"/>
-                <w:color w:val="AAC4B6"/>
-                <w:sz w:val="21"/>
-              </w:rPr>
-              <w:t>继而</w:t>
-            </w:r>
-            <w:r>
-              <w:rPr>
-                <w:rFonts w:ascii="Calibri" w:hAnsi="Calibri" w:eastAsia="微软雅黑"/>
-                <w:b w:val="0"/>
-                <w:color w:val="AAC4B6"/>
-                <w:sz w:val="21"/>
-              </w:rPr>
-              <w:t xml:space="preserve"> </w:t>
-            </w:r>
             <w:r>
               <w:rPr>
                 <w:rFonts w:ascii="Calibri" w:hAnsi="Calibri" w:eastAsia="微软雅黑"/>
@@ -1371,13 +1445,15 @@
         </w:tblBorders>
       </w:tblPr>
       <w:tblGrid>
-        <w:gridCol w:w="5270"/>
-        <w:gridCol w:w="5270"/>
+        <w:gridCol w:w="2635"/>
+        <w:gridCol w:w="2635"/>
+        <w:gridCol w:w="2635"/>
+        <w:gridCol w:w="2635"/>
       </w:tblGrid>
       <w:tr>
         <w:tc>
           <w:tcPr>
-            <w:tcW w:type="dxa" w:w="5270"/>
+            <w:tcW w:type="dxa" w:w="2635"/>
           </w:tcPr>
           <w:p>
             <w:pPr>
@@ -1391,31 +1467,13 @@
                 <w:color w:val="F0F7F2"/>
                 <w:sz w:val="26"/>
               </w:rPr>
-              <w:t xml:space="preserve">read press </w:t>
-            </w:r>
-            <w:r>
-              <w:rPr>
-                <w:rFonts w:ascii="Calibri" w:hAnsi="Calibri" w:eastAsia="微软雅黑"/>
-                <w:b/>
-                <w:color w:val="5EEAD4"/>
-                <w:sz w:val="26"/>
-              </w:rPr>
-              <w:t>coverage</w:t>
-            </w:r>
-            <w:r>
-              <w:rPr>
-                <w:rFonts w:ascii="Calibri" w:hAnsi="Calibri" w:eastAsia="微软雅黑"/>
-                <w:b w:val="0"/>
-                <w:color w:val="F0F7F2"/>
-                <w:sz w:val="26"/>
-              </w:rPr>
-              <w:t xml:space="preserve"> of the attempt</w:t>
+              <w:t>read</w:t>
             </w:r>
           </w:p>
         </w:tc>
         <w:tc>
           <w:tcPr>
-            <w:tcW w:type="dxa" w:w="5270"/>
+            <w:tcW w:type="dxa" w:w="2635"/>
           </w:tcPr>
           <w:p>
             <w:pPr>
@@ -1429,8 +1487,57 @@
                 <w:color w:val="F0F7F2"/>
                 <w:sz w:val="26"/>
               </w:rPr>
-              <w:t xml:space="preserve">and was </w:t>
-            </w:r>
+              <w:t xml:space="preserve">press </w:t>
+            </w:r>
+            <w:r>
+              <w:rPr>
+                <w:rFonts w:ascii="Calibri" w:hAnsi="Calibri" w:eastAsia="微软雅黑"/>
+                <w:b/>
+                <w:color w:val="5EEAD4"/>
+                <w:sz w:val="26"/>
+              </w:rPr>
+              <w:t>coverage</w:t>
+            </w:r>
+            <w:r>
+              <w:rPr>
+                <w:rFonts w:ascii="Calibri" w:hAnsi="Calibri" w:eastAsia="微软雅黑"/>
+                <w:b w:val="0"/>
+                <w:color w:val="F0F7F2"/>
+                <w:sz w:val="26"/>
+              </w:rPr>
+              <w:t xml:space="preserve"> of the attempt</w:t>
+            </w:r>
+          </w:p>
+        </w:tc>
+        <w:tc>
+          <w:tcPr>
+            <w:tcW w:type="dxa" w:w="2635"/>
+          </w:tcPr>
+          <w:p>
+            <w:pPr>
+              <w:spacing w:after="0"/>
+              <w:jc w:val="center"/>
+            </w:pPr>
+            <w:r>
+              <w:rPr>
+                <w:rFonts w:ascii="Calibri" w:hAnsi="Calibri" w:eastAsia="微软雅黑"/>
+                <w:b w:val="0"/>
+                <w:color w:val="F0F7F2"/>
+                <w:sz w:val="26"/>
+              </w:rPr>
+              <w:t>and was</w:t>
+            </w:r>
+          </w:p>
+        </w:tc>
+        <w:tc>
+          <w:tcPr>
+            <w:tcW w:type="dxa" w:w="2635"/>
+          </w:tcPr>
+          <w:p>
+            <w:pPr>
+              <w:spacing w:after="0"/>
+              <w:jc w:val="center"/>
+            </w:pPr>
             <w:r>
               <w:rPr>
                 <w:rFonts w:ascii="Calibri" w:hAnsi="Calibri" w:eastAsia="微软雅黑"/>
@@ -1455,7 +1562,7 @@
       <w:tr>
         <w:tc>
           <w:tcPr>
-            <w:tcW w:type="dxa" w:w="5270"/>
+            <w:tcW w:type="dxa" w:w="2635"/>
           </w:tcPr>
           <w:p>
             <w:pPr>
@@ -1469,40 +1576,13 @@
                 <w:color w:val="AAC4B6"/>
                 <w:sz w:val="21"/>
               </w:rPr>
-              <w:t>读到了媒体对这次尝试的</w:t>
-            </w:r>
-            <w:r>
-              <w:rPr>
-                <w:rFonts w:ascii="Calibri" w:hAnsi="Calibri" w:eastAsia="微软雅黑"/>
-                <w:b w:val="0"/>
-                <w:color w:val="AAC4B6"/>
-                <w:sz w:val="21"/>
-              </w:rPr>
-              <w:t xml:space="preserve"> </w:t>
-            </w:r>
-            <w:r>
-              <w:rPr>
-                <w:rFonts w:ascii="Calibri" w:hAnsi="Calibri" w:eastAsia="微软雅黑"/>
-                <w:b/>
-                <w:color w:val="5EEAD4"/>
-                <w:sz w:val="21"/>
-              </w:rPr>
-              <w:t>报道</w:t>
-            </w:r>
-            <w:r>
-              <w:rPr>
-                <w:rFonts w:ascii="Calibri" w:hAnsi="Calibri" w:eastAsia="微软雅黑"/>
-                <w:b w:val="0"/>
-                <w:color w:val="AAC4B6"/>
-                <w:sz w:val="21"/>
-              </w:rPr>
-              <w:t>，</w:t>
+              <w:t>读到了</w:t>
             </w:r>
           </w:p>
         </w:tc>
         <w:tc>
           <w:tcPr>
-            <w:tcW w:type="dxa" w:w="5270"/>
+            <w:tcW w:type="dxa" w:w="2635"/>
           </w:tcPr>
           <w:p>
             <w:pPr>
@@ -1516,7 +1596,7 @@
                 <w:color w:val="AAC4B6"/>
                 <w:sz w:val="21"/>
               </w:rPr>
-              <w:t>并且</w:t>
+              <w:t>媒体对这次尝试的</w:t>
             </w:r>
             <w:r>
               <w:rPr>
@@ -1527,6 +1607,55 @@
               </w:rPr>
               <w:t xml:space="preserve"> </w:t>
             </w:r>
+            <w:r>
+              <w:rPr>
+                <w:rFonts w:ascii="Calibri" w:hAnsi="Calibri" w:eastAsia="微软雅黑"/>
+                <w:b/>
+                <w:color w:val="5EEAD4"/>
+                <w:sz w:val="21"/>
+              </w:rPr>
+              <w:t>报道</w:t>
+            </w:r>
+            <w:r>
+              <w:rPr>
+                <w:rFonts w:ascii="Calibri" w:hAnsi="Calibri" w:eastAsia="微软雅黑"/>
+                <w:b w:val="0"/>
+                <w:color w:val="AAC4B6"/>
+                <w:sz w:val="21"/>
+              </w:rPr>
+              <w:t>，</w:t>
+            </w:r>
+          </w:p>
+        </w:tc>
+        <w:tc>
+          <w:tcPr>
+            <w:tcW w:type="dxa" w:w="2635"/>
+          </w:tcPr>
+          <w:p>
+            <w:pPr>
+              <w:spacing w:after="0"/>
+              <w:jc w:val="center"/>
+            </w:pPr>
+            <w:r>
+              <w:rPr>
+                <w:rFonts w:ascii="Calibri" w:hAnsi="Calibri" w:eastAsia="微软雅黑"/>
+                <w:b w:val="0"/>
+                <w:color w:val="AAC4B6"/>
+                <w:sz w:val="21"/>
+              </w:rPr>
+              <w:t>并且</w:t>
+            </w:r>
+          </w:p>
+        </w:tc>
+        <w:tc>
+          <w:tcPr>
+            <w:tcW w:type="dxa" w:w="2635"/>
+          </w:tcPr>
+          <w:p>
+            <w:pPr>
+              <w:spacing w:after="0"/>
+              <w:jc w:val="center"/>
+            </w:pPr>
             <w:r>
               <w:rPr>
                 <w:rFonts w:ascii="Calibri" w:hAnsi="Calibri" w:eastAsia="微软雅黑"/>
@@ -1570,12 +1699,14 @@
         </w:tblBorders>
       </w:tblPr>
       <w:tblGrid>
-        <w:gridCol w:w="10540"/>
+        <w:gridCol w:w="3513"/>
+        <w:gridCol w:w="3513"/>
+        <w:gridCol w:w="3513"/>
       </w:tblGrid>
       <w:tr>
         <w:tc>
           <w:tcPr>
-            <w:tcW w:type="dxa" w:w="10540"/>
+            <w:tcW w:type="dxa" w:w="3513"/>
           </w:tcPr>
           <w:p>
             <w:pPr>
@@ -1589,7 +1720,47 @@
                 <w:color w:val="F0F7F2"/>
                 <w:sz w:val="26"/>
               </w:rPr>
-              <w:t>He drove to San Diego</w:t>
+              <w:t>He</w:t>
+            </w:r>
+          </w:p>
+        </w:tc>
+        <w:tc>
+          <w:tcPr>
+            <w:tcW w:type="dxa" w:w="3513"/>
+          </w:tcPr>
+          <w:p>
+            <w:pPr>
+              <w:spacing w:after="0"/>
+              <w:jc w:val="center"/>
+            </w:pPr>
+            <w:r>
+              <w:rPr>
+                <w:rFonts w:ascii="Calibri" w:hAnsi="Calibri" w:eastAsia="微软雅黑"/>
+                <w:b w:val="0"/>
+                <w:color w:val="F0F7F2"/>
+                <w:sz w:val="26"/>
+              </w:rPr>
+              <w:t>drove to</w:t>
+            </w:r>
+          </w:p>
+        </w:tc>
+        <w:tc>
+          <w:tcPr>
+            <w:tcW w:type="dxa" w:w="3513"/>
+          </w:tcPr>
+          <w:p>
+            <w:pPr>
+              <w:spacing w:after="0"/>
+              <w:jc w:val="center"/>
+            </w:pPr>
+            <w:r>
+              <w:rPr>
+                <w:rFonts w:ascii="Calibri" w:hAnsi="Calibri" w:eastAsia="微软雅黑"/>
+                <w:b w:val="0"/>
+                <w:color w:val="F0F7F2"/>
+                <w:sz w:val="26"/>
+              </w:rPr>
+              <w:t>San Diego</w:t>
             </w:r>
           </w:p>
         </w:tc>
@@ -1597,7 +1768,7 @@
       <w:tr>
         <w:tc>
           <w:tcPr>
-            <w:tcW w:type="dxa" w:w="10540"/>
+            <w:tcW w:type="dxa" w:w="3513"/>
           </w:tcPr>
           <w:p>
             <w:pPr>
@@ -1611,7 +1782,47 @@
                 <w:color w:val="AAC4B6"/>
                 <w:sz w:val="21"/>
               </w:rPr>
-              <w:t>他驾车前往圣迭戈，</w:t>
+              <w:t>他</w:t>
+            </w:r>
+          </w:p>
+        </w:tc>
+        <w:tc>
+          <w:tcPr>
+            <w:tcW w:type="dxa" w:w="3513"/>
+          </w:tcPr>
+          <w:p>
+            <w:pPr>
+              <w:spacing w:after="0"/>
+              <w:jc w:val="center"/>
+            </w:pPr>
+            <w:r>
+              <w:rPr>
+                <w:rFonts w:ascii="Calibri" w:hAnsi="Calibri" w:eastAsia="微软雅黑"/>
+                <w:b w:val="0"/>
+                <w:color w:val="AAC4B6"/>
+                <w:sz w:val="21"/>
+              </w:rPr>
+              <w:t>驾车前往</w:t>
+            </w:r>
+          </w:p>
+        </w:tc>
+        <w:tc>
+          <w:tcPr>
+            <w:tcW w:type="dxa" w:w="3513"/>
+          </w:tcPr>
+          <w:p>
+            <w:pPr>
+              <w:spacing w:after="0"/>
+              <w:jc w:val="center"/>
+            </w:pPr>
+            <w:r>
+              <w:rPr>
+                <w:rFonts w:ascii="Calibri" w:hAnsi="Calibri" w:eastAsia="微软雅黑"/>
+                <w:b w:val="0"/>
+                <w:color w:val="AAC4B6"/>
+                <w:sz w:val="21"/>
+              </w:rPr>
+              <w:t>圣迭戈，</w:t>
             </w:r>
           </w:p>
         </w:tc>
@@ -1633,13 +1844,15 @@
         </w:tblBorders>
       </w:tblPr>
       <w:tblGrid>
-        <w:gridCol w:w="5270"/>
-        <w:gridCol w:w="5270"/>
+        <w:gridCol w:w="2635"/>
+        <w:gridCol w:w="2635"/>
+        <w:gridCol w:w="2635"/>
+        <w:gridCol w:w="2635"/>
       </w:tblGrid>
       <w:tr>
         <w:tc>
           <w:tcPr>
-            <w:tcW w:type="dxa" w:w="5270"/>
+            <w:tcW w:type="dxa" w:w="2635"/>
           </w:tcPr>
           <w:p>
             <w:pPr>
@@ -1664,20 +1877,11 @@
               </w:rPr>
               <w:t>assisted</w:t>
             </w:r>
-            <w:r>
-              <w:rPr>
-                <w:rFonts w:ascii="Calibri" w:hAnsi="Calibri" w:eastAsia="微软雅黑"/>
-                <w:b w:val="0"/>
-                <w:color w:val="F0F7F2"/>
-                <w:sz w:val="26"/>
-              </w:rPr>
-              <w:t xml:space="preserve"> John J. Ross, a Navy researcher,</w:t>
-            </w:r>
           </w:p>
         </w:tc>
         <w:tc>
           <w:tcPr>
-            <w:tcW w:type="dxa" w:w="5270"/>
+            <w:tcW w:type="dxa" w:w="2635"/>
           </w:tcPr>
           <w:p>
             <w:pPr>
@@ -1687,6 +1891,46 @@
             <w:r>
               <w:rPr>
                 <w:rFonts w:ascii="Calibri" w:hAnsi="Calibri" w:eastAsia="微软雅黑"/>
+                <w:b w:val="0"/>
+                <w:color w:val="F0F7F2"/>
+                <w:sz w:val="26"/>
+              </w:rPr>
+              <w:t>John J. Ross,</w:t>
+            </w:r>
+          </w:p>
+        </w:tc>
+        <w:tc>
+          <w:tcPr>
+            <w:tcW w:type="dxa" w:w="2635"/>
+          </w:tcPr>
+          <w:p>
+            <w:pPr>
+              <w:spacing w:after="0"/>
+              <w:jc w:val="center"/>
+            </w:pPr>
+            <w:r>
+              <w:rPr>
+                <w:rFonts w:ascii="Calibri" w:hAnsi="Calibri" w:eastAsia="微软雅黑"/>
+                <w:b w:val="0"/>
+                <w:color w:val="F0F7F2"/>
+                <w:sz w:val="26"/>
+              </w:rPr>
+              <w:t>a Navy researcher,</w:t>
+            </w:r>
+          </w:p>
+        </w:tc>
+        <w:tc>
+          <w:tcPr>
+            <w:tcW w:type="dxa" w:w="2635"/>
+          </w:tcPr>
+          <w:p>
+            <w:pPr>
+              <w:spacing w:after="0"/>
+              <w:jc w:val="center"/>
+            </w:pPr>
+            <w:r>
+              <w:rPr>
+                <w:rFonts w:ascii="Calibri" w:hAnsi="Calibri" w:eastAsia="微软雅黑"/>
                 <w:b/>
                 <w:color w:val="FBBF24"/>
                 <w:sz w:val="26"/>
@@ -1744,7 +1988,7 @@
       <w:tr>
         <w:tc>
           <w:tcPr>
-            <w:tcW w:type="dxa" w:w="5270"/>
+            <w:tcW w:type="dxa" w:w="2635"/>
           </w:tcPr>
           <w:p>
             <w:pPr>
@@ -1760,29 +2004,51 @@
               </w:rPr>
               <w:t>协助</w:t>
             </w:r>
-            <w:r>
-              <w:rPr>
-                <w:rFonts w:ascii="Calibri" w:hAnsi="Calibri" w:eastAsia="微软雅黑"/>
-                <w:b w:val="0"/>
-                <w:color w:val="AAC4B6"/>
-                <w:sz w:val="21"/>
-              </w:rPr>
-              <w:t xml:space="preserve"> </w:t>
-            </w:r>
-            <w:r>
-              <w:rPr>
-                <w:rFonts w:ascii="Calibri" w:hAnsi="Calibri" w:eastAsia="微软雅黑"/>
-                <w:b w:val="0"/>
-                <w:color w:val="AAC4B6"/>
-                <w:sz w:val="21"/>
-              </w:rPr>
-              <w:t>约翰·J·罗斯，一位海军研究员，</w:t>
-            </w:r>
           </w:p>
         </w:tc>
         <w:tc>
           <w:tcPr>
-            <w:tcW w:type="dxa" w:w="5270"/>
+            <w:tcW w:type="dxa" w:w="2635"/>
+          </w:tcPr>
+          <w:p>
+            <w:pPr>
+              <w:spacing w:after="0"/>
+              <w:jc w:val="center"/>
+            </w:pPr>
+            <w:r>
+              <w:rPr>
+                <w:rFonts w:ascii="Calibri" w:hAnsi="Calibri" w:eastAsia="微软雅黑"/>
+                <w:b w:val="0"/>
+                <w:color w:val="AAC4B6"/>
+                <w:sz w:val="21"/>
+              </w:rPr>
+              <w:t>约翰·J·罗斯，</w:t>
+            </w:r>
+          </w:p>
+        </w:tc>
+        <w:tc>
+          <w:tcPr>
+            <w:tcW w:type="dxa" w:w="2635"/>
+          </w:tcPr>
+          <w:p>
+            <w:pPr>
+              <w:spacing w:after="0"/>
+              <w:jc w:val="center"/>
+            </w:pPr>
+            <w:r>
+              <w:rPr>
+                <w:rFonts w:ascii="Calibri" w:hAnsi="Calibri" w:eastAsia="微软雅黑"/>
+                <w:b w:val="0"/>
+                <w:color w:val="AAC4B6"/>
+                <w:sz w:val="21"/>
+              </w:rPr>
+              <w:t>一位海军研究员，</w:t>
+            </w:r>
+          </w:p>
+        </w:tc>
+        <w:tc>
+          <w:tcPr>
+            <w:tcW w:type="dxa" w:w="2635"/>
           </w:tcPr>
           <w:p>
             <w:pPr>
@@ -1911,13 +2177,15 @@
         </w:tblBorders>
       </w:tblPr>
       <w:tblGrid>
-        <w:gridCol w:w="5270"/>
-        <w:gridCol w:w="5270"/>
+        <w:gridCol w:w="2635"/>
+        <w:gridCol w:w="2635"/>
+        <w:gridCol w:w="2635"/>
+        <w:gridCol w:w="2635"/>
       </w:tblGrid>
       <w:tr>
         <w:tc>
           <w:tcPr>
-            <w:tcW w:type="dxa" w:w="5270"/>
+            <w:tcW w:type="dxa" w:w="2635"/>
           </w:tcPr>
           <w:p>
             <w:pPr>
@@ -1946,7 +2214,7 @@
         </w:tc>
         <w:tc>
           <w:tcPr>
-            <w:tcW w:type="dxa" w:w="5270"/>
+            <w:tcW w:type="dxa" w:w="2635"/>
           </w:tcPr>
           <w:p>
             <w:pPr>
@@ -1962,6 +2230,17 @@
               </w:rPr>
               <w:t>attentively</w:t>
             </w:r>
+          </w:p>
+        </w:tc>
+        <w:tc>
+          <w:tcPr>
+            <w:tcW w:type="dxa" w:w="2635"/>
+          </w:tcPr>
+          <w:p>
+            <w:pPr>
+              <w:spacing w:after="0"/>
+              <w:jc w:val="center"/>
+            </w:pPr>
             <w:r>
               <w:rPr>
                 <w:rFonts w:ascii="Calibri" w:hAnsi="Calibri" w:eastAsia="微软雅黑"/>
@@ -1969,7 +2248,27 @@
                 <w:color w:val="F0F7F2"/>
                 <w:sz w:val="26"/>
               </w:rPr>
-              <w:t xml:space="preserve"> noted the </w:t>
+              <w:t>noted</w:t>
+            </w:r>
+          </w:p>
+        </w:tc>
+        <w:tc>
+          <w:tcPr>
+            <w:tcW w:type="dxa" w:w="2635"/>
+          </w:tcPr>
+          <w:p>
+            <w:pPr>
+              <w:spacing w:after="0"/>
+              <w:jc w:val="center"/>
+            </w:pPr>
+            <w:r>
+              <w:rPr>
+                <w:rFonts w:ascii="Calibri" w:hAnsi="Calibri" w:eastAsia="微软雅黑"/>
+                <w:b w:val="0"/>
+                <w:color w:val="F0F7F2"/>
+                <w:sz w:val="26"/>
+              </w:rPr>
+              <w:t xml:space="preserve">the </w:t>
             </w:r>
             <w:r>
               <w:rPr>
@@ -1995,7 +2294,7 @@
       <w:tr>
         <w:tc>
           <w:tcPr>
-            <w:tcW w:type="dxa" w:w="5270"/>
+            <w:tcW w:type="dxa" w:w="2635"/>
           </w:tcPr>
           <w:p>
             <w:pPr>
@@ -2033,7 +2332,7 @@
         </w:tc>
         <w:tc>
           <w:tcPr>
-            <w:tcW w:type="dxa" w:w="5270"/>
+            <w:tcW w:type="dxa" w:w="2635"/>
           </w:tcPr>
           <w:p>
             <w:pPr>
@@ -2049,6 +2348,17 @@
               </w:rPr>
               <w:t>专心地</w:t>
             </w:r>
+          </w:p>
+        </w:tc>
+        <w:tc>
+          <w:tcPr>
+            <w:tcW w:type="dxa" w:w="2635"/>
+          </w:tcPr>
+          <w:p>
+            <w:pPr>
+              <w:spacing w:after="0"/>
+              <w:jc w:val="center"/>
+            </w:pPr>
             <w:r>
               <w:rPr>
                 <w:rFonts w:ascii="Calibri" w:hAnsi="Calibri" w:eastAsia="微软雅黑"/>
@@ -2056,8 +2366,19 @@
                 <w:color w:val="AAC4B6"/>
                 <w:sz w:val="21"/>
               </w:rPr>
-              <w:t xml:space="preserve"> </w:t>
-            </w:r>
+              <w:t>记下了</w:t>
+            </w:r>
+          </w:p>
+        </w:tc>
+        <w:tc>
+          <w:tcPr>
+            <w:tcW w:type="dxa" w:w="2635"/>
+          </w:tcPr>
+          <w:p>
+            <w:pPr>
+              <w:spacing w:after="0"/>
+              <w:jc w:val="center"/>
+            </w:pPr>
             <w:r>
               <w:rPr>
                 <w:rFonts w:ascii="Calibri" w:hAnsi="Calibri" w:eastAsia="微软雅黑"/>
@@ -2065,7 +2386,7 @@
                 <w:color w:val="AAC4B6"/>
                 <w:sz w:val="21"/>
               </w:rPr>
-              <w:t>记下了他状态的种种</w:t>
+              <w:t>他状态的种种</w:t>
             </w:r>
             <w:r>
               <w:rPr>
@@ -2114,12 +2435,15 @@
         </w:tblBorders>
       </w:tblPr>
       <w:tblGrid>
-        <w:gridCol w:w="10540"/>
+        <w:gridCol w:w="2635"/>
+        <w:gridCol w:w="2635"/>
+        <w:gridCol w:w="2635"/>
+        <w:gridCol w:w="2635"/>
       </w:tblGrid>
       <w:tr>
         <w:tc>
           <w:tcPr>
-            <w:tcW w:type="dxa" w:w="10540"/>
+            <w:tcW w:type="dxa" w:w="2635"/>
           </w:tcPr>
           <w:p>
             <w:pPr>
@@ -2133,7 +2457,27 @@
                 <w:color w:val="F0F7F2"/>
                 <w:sz w:val="26"/>
               </w:rPr>
-              <w:t xml:space="preserve">as the </w:t>
+              <w:t>as</w:t>
+            </w:r>
+          </w:p>
+        </w:tc>
+        <w:tc>
+          <w:tcPr>
+            <w:tcW w:type="dxa" w:w="2635"/>
+          </w:tcPr>
+          <w:p>
+            <w:pPr>
+              <w:spacing w:after="0"/>
+              <w:jc w:val="center"/>
+            </w:pPr>
+            <w:r>
+              <w:rPr>
+                <w:rFonts w:ascii="Calibri" w:hAnsi="Calibri" w:eastAsia="微软雅黑"/>
+                <w:b w:val="0"/>
+                <w:color w:val="F0F7F2"/>
+                <w:sz w:val="26"/>
+              </w:rPr>
+              <w:t xml:space="preserve">the </w:t>
             </w:r>
             <w:r>
               <w:rPr>
@@ -2144,15 +2488,17 @@
               </w:rPr>
               <w:t>deprivation</w:t>
             </w:r>
-            <w:r>
-              <w:rPr>
-                <w:rFonts w:ascii="Calibri" w:hAnsi="Calibri" w:eastAsia="微软雅黑"/>
-                <w:b w:val="0"/>
-                <w:color w:val="F0F7F2"/>
-                <w:sz w:val="26"/>
-              </w:rPr>
-              <w:t xml:space="preserve"> </w:t>
-            </w:r>
+          </w:p>
+        </w:tc>
+        <w:tc>
+          <w:tcPr>
+            <w:tcW w:type="dxa" w:w="2635"/>
+          </w:tcPr>
+          <w:p>
+            <w:pPr>
+              <w:spacing w:after="0"/>
+              <w:jc w:val="center"/>
+            </w:pPr>
             <w:r>
               <w:rPr>
                 <w:rFonts w:ascii="Calibri" w:hAnsi="Calibri" w:eastAsia="微软雅黑"/>
@@ -2162,15 +2508,17 @@
               </w:rPr>
               <w:t>progressively</w:t>
             </w:r>
-            <w:r>
-              <w:rPr>
-                <w:rFonts w:ascii="Calibri" w:hAnsi="Calibri" w:eastAsia="微软雅黑"/>
-                <w:b w:val="0"/>
-                <w:color w:val="F0F7F2"/>
-                <w:sz w:val="26"/>
-              </w:rPr>
-              <w:t xml:space="preserve"> </w:t>
-            </w:r>
+          </w:p>
+        </w:tc>
+        <w:tc>
+          <w:tcPr>
+            <w:tcW w:type="dxa" w:w="2635"/>
+          </w:tcPr>
+          <w:p>
+            <w:pPr>
+              <w:spacing w:after="0"/>
+              <w:jc w:val="center"/>
+            </w:pPr>
             <w:r>
               <w:rPr>
                 <w:rFonts w:ascii="Calibri" w:hAnsi="Calibri" w:eastAsia="微软雅黑"/>
@@ -2195,7 +2543,7 @@
       <w:tr>
         <w:tc>
           <w:tcPr>
-            <w:tcW w:type="dxa" w:w="10540"/>
+            <w:tcW w:type="dxa" w:w="2635"/>
           </w:tcPr>
           <w:p>
             <w:pPr>
@@ -2209,8 +2557,19 @@
                 <w:color w:val="AAC4B6"/>
                 <w:sz w:val="21"/>
               </w:rPr>
-              <w:t>其间睡眠</w:t>
-            </w:r>
+              <w:t>其间</w:t>
+            </w:r>
+          </w:p>
+        </w:tc>
+        <w:tc>
+          <w:tcPr>
+            <w:tcW w:type="dxa" w:w="2635"/>
+          </w:tcPr>
+          <w:p>
+            <w:pPr>
+              <w:spacing w:after="0"/>
+              <w:jc w:val="center"/>
+            </w:pPr>
             <w:r>
               <w:rPr>
                 <w:rFonts w:ascii="Calibri" w:hAnsi="Calibri" w:eastAsia="微软雅黑"/>
@@ -2218,6 +2577,15 @@
                 <w:color w:val="AAC4B6"/>
                 <w:sz w:val="21"/>
               </w:rPr>
+              <w:t>睡眠</w:t>
+            </w:r>
+            <w:r>
+              <w:rPr>
+                <w:rFonts w:ascii="Calibri" w:hAnsi="Calibri" w:eastAsia="微软雅黑"/>
+                <w:b w:val="0"/>
+                <w:color w:val="AAC4B6"/>
+                <w:sz w:val="21"/>
+              </w:rPr>
               <w:t xml:space="preserve"> </w:t>
             </w:r>
             <w:r>
@@ -2229,15 +2597,17 @@
               </w:rPr>
               <w:t>剥夺</w:t>
             </w:r>
-            <w:r>
-              <w:rPr>
-                <w:rFonts w:ascii="Calibri" w:hAnsi="Calibri" w:eastAsia="微软雅黑"/>
-                <w:b w:val="0"/>
-                <w:color w:val="AAC4B6"/>
-                <w:sz w:val="21"/>
-              </w:rPr>
-              <w:t xml:space="preserve"> </w:t>
-            </w:r>
+          </w:p>
+        </w:tc>
+        <w:tc>
+          <w:tcPr>
+            <w:tcW w:type="dxa" w:w="2635"/>
+          </w:tcPr>
+          <w:p>
+            <w:pPr>
+              <w:spacing w:after="0"/>
+              <w:jc w:val="center"/>
+            </w:pPr>
             <w:r>
               <w:rPr>
                 <w:rFonts w:ascii="Calibri" w:hAnsi="Calibri" w:eastAsia="微软雅黑"/>
@@ -2247,15 +2617,17 @@
               </w:rPr>
               <w:t>逐步</w:t>
             </w:r>
-            <w:r>
-              <w:rPr>
-                <w:rFonts w:ascii="Calibri" w:hAnsi="Calibri" w:eastAsia="微软雅黑"/>
-                <w:b w:val="0"/>
-                <w:color w:val="AAC4B6"/>
-                <w:sz w:val="21"/>
-              </w:rPr>
-              <w:t xml:space="preserve"> </w:t>
-            </w:r>
+          </w:p>
+        </w:tc>
+        <w:tc>
+          <w:tcPr>
+            <w:tcW w:type="dxa" w:w="2635"/>
+          </w:tcPr>
+          <w:p>
+            <w:pPr>
+              <w:spacing w:after="0"/>
+              <w:jc w:val="center"/>
+            </w:pPr>
             <w:r>
               <w:rPr>
                 <w:rFonts w:ascii="Calibri" w:hAnsi="Calibri" w:eastAsia="微软雅黑"/>
@@ -2753,12 +3125,14 @@
         </w:tblBorders>
       </w:tblPr>
       <w:tblGrid>
-        <w:gridCol w:w="10540"/>
+        <w:gridCol w:w="3513"/>
+        <w:gridCol w:w="3513"/>
+        <w:gridCol w:w="3513"/>
       </w:tblGrid>
       <w:tr>
         <w:tc>
           <w:tcPr>
-            <w:tcW w:type="dxa" w:w="10540"/>
+            <w:tcW w:type="dxa" w:w="3513"/>
           </w:tcPr>
           <w:p>
             <w:pPr>
@@ -2772,8 +3146,19 @@
                 <w:color w:val="F0F7F2"/>
                 <w:sz w:val="26"/>
               </w:rPr>
-              <w:t xml:space="preserve">and found his </w:t>
-            </w:r>
+              <w:t>and found his</w:t>
+            </w:r>
+          </w:p>
+        </w:tc>
+        <w:tc>
+          <w:tcPr>
+            <w:tcW w:type="dxa" w:w="3513"/>
+          </w:tcPr>
+          <w:p>
+            <w:pPr>
+              <w:spacing w:after="0"/>
+              <w:jc w:val="center"/>
+            </w:pPr>
             <w:r>
               <w:rPr>
                 <w:rFonts w:ascii="Calibri" w:hAnsi="Calibri" w:eastAsia="微软雅黑"/>
@@ -2790,8 +3175,19 @@
                 <w:color w:val="F0F7F2"/>
                 <w:sz w:val="26"/>
               </w:rPr>
-              <w:t xml:space="preserve"> memory </w:t>
-            </w:r>
+              <w:t xml:space="preserve"> memory</w:t>
+            </w:r>
+          </w:p>
+        </w:tc>
+        <w:tc>
+          <w:tcPr>
+            <w:tcW w:type="dxa" w:w="3513"/>
+          </w:tcPr>
+          <w:p>
+            <w:pPr>
+              <w:spacing w:after="0"/>
+              <w:jc w:val="center"/>
+            </w:pPr>
             <w:r>
               <w:rPr>
                 <w:rFonts w:ascii="Calibri" w:hAnsi="Calibri" w:eastAsia="微软雅黑"/>
@@ -2816,7 +3212,7 @@
       <w:tr>
         <w:tc>
           <w:tcPr>
-            <w:tcW w:type="dxa" w:w="10540"/>
+            <w:tcW w:type="dxa" w:w="3513"/>
           </w:tcPr>
           <w:p>
             <w:pPr>
@@ -2832,6 +3228,26 @@
               </w:rPr>
               <w:t>他的</w:t>
             </w:r>
+          </w:p>
+        </w:tc>
+        <w:tc>
+          <w:tcPr>
+            <w:tcW w:type="dxa" w:w="3513"/>
+          </w:tcPr>
+          <w:p>
+            <w:pPr>
+              <w:spacing w:after="0"/>
+              <w:jc w:val="center"/>
+            </w:pPr>
+            <w:r>
+              <w:rPr>
+                <w:rFonts w:ascii="Calibri" w:hAnsi="Calibri" w:eastAsia="微软雅黑"/>
+                <w:b/>
+                <w:color w:val="5EEAD4"/>
+                <w:sz w:val="21"/>
+              </w:rPr>
+              <w:t>短时</w:t>
+            </w:r>
             <w:r>
               <w:rPr>
                 <w:rFonts w:ascii="Calibri" w:hAnsi="Calibri" w:eastAsia="微软雅黑"/>
@@ -2844,39 +3260,23 @@
             <w:r>
               <w:rPr>
                 <w:rFonts w:ascii="Calibri" w:hAnsi="Calibri" w:eastAsia="微软雅黑"/>
-                <w:b/>
-                <w:color w:val="5EEAD4"/>
-                <w:sz w:val="21"/>
-              </w:rPr>
-              <w:t>短时</w:t>
-            </w:r>
-            <w:r>
-              <w:rPr>
-                <w:rFonts w:ascii="Calibri" w:hAnsi="Calibri" w:eastAsia="微软雅黑"/>
                 <w:b w:val="0"/>
                 <w:color w:val="AAC4B6"/>
                 <w:sz w:val="21"/>
               </w:rPr>
-              <w:t xml:space="preserve"> </w:t>
-            </w:r>
-            <w:r>
-              <w:rPr>
-                <w:rFonts w:ascii="Calibri" w:hAnsi="Calibri" w:eastAsia="微软雅黑"/>
-                <w:b w:val="0"/>
-                <w:color w:val="AAC4B6"/>
-                <w:sz w:val="21"/>
-              </w:rPr>
               <w:t>记忆也</w:t>
             </w:r>
-            <w:r>
-              <w:rPr>
-                <w:rFonts w:ascii="Calibri" w:hAnsi="Calibri" w:eastAsia="微软雅黑"/>
-                <w:b w:val="0"/>
-                <w:color w:val="AAC4B6"/>
-                <w:sz w:val="21"/>
-              </w:rPr>
-              <w:t xml:space="preserve"> </w:t>
-            </w:r>
+          </w:p>
+        </w:tc>
+        <w:tc>
+          <w:tcPr>
+            <w:tcW w:type="dxa" w:w="3513"/>
+          </w:tcPr>
+          <w:p>
+            <w:pPr>
+              <w:spacing w:after="0"/>
+              <w:jc w:val="center"/>
+            </w:pPr>
             <w:r>
               <w:rPr>
                 <w:rFonts w:ascii="Calibri" w:hAnsi="Calibri" w:eastAsia="微软雅黑"/>
@@ -3253,13 +3653,14 @@
         </w:tblBorders>
       </w:tblPr>
       <w:tblGrid>
-        <w:gridCol w:w="5270"/>
-        <w:gridCol w:w="5270"/>
+        <w:gridCol w:w="3513"/>
+        <w:gridCol w:w="3513"/>
+        <w:gridCol w:w="3513"/>
       </w:tblGrid>
       <w:tr>
         <w:tc>
           <w:tcPr>
-            <w:tcW w:type="dxa" w:w="5270"/>
+            <w:tcW w:type="dxa" w:w="3513"/>
           </w:tcPr>
           <w:p>
             <w:pPr>
@@ -3279,7 +3680,7 @@
         </w:tc>
         <w:tc>
           <w:tcPr>
-            <w:tcW w:type="dxa" w:w="5270"/>
+            <w:tcW w:type="dxa" w:w="3513"/>
           </w:tcPr>
           <w:p>
             <w:pPr>
@@ -3293,8 +3694,19 @@
                 <w:color w:val="F0F7F2"/>
                 <w:sz w:val="26"/>
               </w:rPr>
-              <w:t xml:space="preserve">he was </w:t>
-            </w:r>
+              <w:t>he was</w:t>
+            </w:r>
+          </w:p>
+        </w:tc>
+        <w:tc>
+          <w:tcPr>
+            <w:tcW w:type="dxa" w:w="3513"/>
+          </w:tcPr>
+          <w:p>
+            <w:pPr>
+              <w:spacing w:after="0"/>
+              <w:jc w:val="center"/>
+            </w:pPr>
             <w:r>
               <w:rPr>
                 <w:rFonts w:ascii="Calibri" w:hAnsi="Calibri" w:eastAsia="微软雅黑"/>
@@ -3328,7 +3740,7 @@
       <w:tr>
         <w:tc>
           <w:tcPr>
-            <w:tcW w:type="dxa" w:w="5270"/>
+            <w:tcW w:type="dxa" w:w="3513"/>
           </w:tcPr>
           <w:p>
             <w:pPr>
@@ -3348,7 +3760,7 @@
         </w:tc>
         <w:tc>
           <w:tcPr>
-            <w:tcW w:type="dxa" w:w="5270"/>
+            <w:tcW w:type="dxa" w:w="3513"/>
           </w:tcPr>
           <w:p>
             <w:pPr>
@@ -3364,15 +3776,17 @@
               </w:rPr>
               <w:t>他</w:t>
             </w:r>
-            <w:r>
-              <w:rPr>
-                <w:rFonts w:ascii="Calibri" w:hAnsi="Calibri" w:eastAsia="微软雅黑"/>
-                <w:b w:val="0"/>
-                <w:color w:val="AAC4B6"/>
-                <w:sz w:val="21"/>
-              </w:rPr>
-              <w:t xml:space="preserve"> </w:t>
-            </w:r>
+          </w:p>
+        </w:tc>
+        <w:tc>
+          <w:tcPr>
+            <w:tcW w:type="dxa" w:w="3513"/>
+          </w:tcPr>
+          <w:p>
+            <w:pPr>
+              <w:spacing w:after="0"/>
+              <w:jc w:val="center"/>
+            </w:pPr>
             <w:r>
               <w:rPr>
                 <w:rFonts w:ascii="Calibri" w:hAnsi="Calibri" w:eastAsia="微软雅黑"/>
@@ -3465,12 +3879,15 @@
         </w:tblBorders>
       </w:tblPr>
       <w:tblGrid>
-        <w:gridCol w:w="10540"/>
+        <w:gridCol w:w="2635"/>
+        <w:gridCol w:w="2635"/>
+        <w:gridCol w:w="2635"/>
+        <w:gridCol w:w="2635"/>
       </w:tblGrid>
       <w:tr>
         <w:tc>
           <w:tcPr>
-            <w:tcW w:type="dxa" w:w="10540"/>
+            <w:tcW w:type="dxa" w:w="2635"/>
           </w:tcPr>
           <w:p>
             <w:pPr>
@@ -3484,7 +3901,67 @@
                 <w:color w:val="F0F7F2"/>
                 <w:sz w:val="26"/>
               </w:rPr>
-              <w:t>that he was a professional American football player.</w:t>
+              <w:t>that he</w:t>
+            </w:r>
+          </w:p>
+        </w:tc>
+        <w:tc>
+          <w:tcPr>
+            <w:tcW w:type="dxa" w:w="2635"/>
+          </w:tcPr>
+          <w:p>
+            <w:pPr>
+              <w:spacing w:after="0"/>
+              <w:jc w:val="center"/>
+            </w:pPr>
+            <w:r>
+              <w:rPr>
+                <w:rFonts w:ascii="Calibri" w:hAnsi="Calibri" w:eastAsia="微软雅黑"/>
+                <w:b w:val="0"/>
+                <w:color w:val="F0F7F2"/>
+                <w:sz w:val="26"/>
+              </w:rPr>
+              <w:t>was</w:t>
+            </w:r>
+          </w:p>
+        </w:tc>
+        <w:tc>
+          <w:tcPr>
+            <w:tcW w:type="dxa" w:w="2635"/>
+          </w:tcPr>
+          <w:p>
+            <w:pPr>
+              <w:spacing w:after="0"/>
+              <w:jc w:val="center"/>
+            </w:pPr>
+            <w:r>
+              <w:rPr>
+                <w:rFonts w:ascii="Calibri" w:hAnsi="Calibri" w:eastAsia="微软雅黑"/>
+                <w:b w:val="0"/>
+                <w:color w:val="F0F7F2"/>
+                <w:sz w:val="26"/>
+              </w:rPr>
+              <w:t>a</w:t>
+            </w:r>
+          </w:p>
+        </w:tc>
+        <w:tc>
+          <w:tcPr>
+            <w:tcW w:type="dxa" w:w="2635"/>
+          </w:tcPr>
+          <w:p>
+            <w:pPr>
+              <w:spacing w:after="0"/>
+              <w:jc w:val="center"/>
+            </w:pPr>
+            <w:r>
+              <w:rPr>
+                <w:rFonts w:ascii="Calibri" w:hAnsi="Calibri" w:eastAsia="微软雅黑"/>
+                <w:b w:val="0"/>
+                <w:color w:val="F0F7F2"/>
+                <w:sz w:val="26"/>
+              </w:rPr>
+              <w:t>professional American football player.</w:t>
             </w:r>
           </w:p>
         </w:tc>
@@ -3492,7 +3969,7 @@
       <w:tr>
         <w:tc>
           <w:tcPr>
-            <w:tcW w:type="dxa" w:w="10540"/>
+            <w:tcW w:type="dxa" w:w="2635"/>
           </w:tcPr>
           <w:p>
             <w:pPr>
@@ -3506,7 +3983,67 @@
                 <w:color w:val="AAC4B6"/>
                 <w:sz w:val="21"/>
               </w:rPr>
-              <w:t>以为自己是一名美式橄榄球职业球员。</w:t>
+              <w:t>以为自己</w:t>
+            </w:r>
+          </w:p>
+        </w:tc>
+        <w:tc>
+          <w:tcPr>
+            <w:tcW w:type="dxa" w:w="2635"/>
+          </w:tcPr>
+          <w:p>
+            <w:pPr>
+              <w:spacing w:after="0"/>
+              <w:jc w:val="center"/>
+            </w:pPr>
+            <w:r>
+              <w:rPr>
+                <w:rFonts w:ascii="Calibri" w:hAnsi="Calibri" w:eastAsia="微软雅黑"/>
+                <w:b w:val="0"/>
+                <w:color w:val="AAC4B6"/>
+                <w:sz w:val="21"/>
+              </w:rPr>
+              <w:t>是</w:t>
+            </w:r>
+          </w:p>
+        </w:tc>
+        <w:tc>
+          <w:tcPr>
+            <w:tcW w:type="dxa" w:w="2635"/>
+          </w:tcPr>
+          <w:p>
+            <w:pPr>
+              <w:spacing w:after="0"/>
+              <w:jc w:val="center"/>
+            </w:pPr>
+            <w:r>
+              <w:rPr>
+                <w:rFonts w:ascii="Calibri" w:hAnsi="Calibri" w:eastAsia="微软雅黑"/>
+                <w:b w:val="0"/>
+                <w:color w:val="AAC4B6"/>
+                <w:sz w:val="21"/>
+              </w:rPr>
+              <w:t>一名</w:t>
+            </w:r>
+          </w:p>
+        </w:tc>
+        <w:tc>
+          <w:tcPr>
+            <w:tcW w:type="dxa" w:w="2635"/>
+          </w:tcPr>
+          <w:p>
+            <w:pPr>
+              <w:spacing w:after="0"/>
+              <w:jc w:val="center"/>
+            </w:pPr>
+            <w:r>
+              <w:rPr>
+                <w:rFonts w:ascii="Calibri" w:hAnsi="Calibri" w:eastAsia="微软雅黑"/>
+                <w:b w:val="0"/>
+                <w:color w:val="AAC4B6"/>
+                <w:sz w:val="21"/>
+              </w:rPr>
+              <w:t>美式橄榄球职业球员。</w:t>
             </w:r>
           </w:p>
         </w:tc>
@@ -3706,13 +4243,15 @@
         </w:tblBorders>
       </w:tblPr>
       <w:tblGrid>
-        <w:gridCol w:w="5270"/>
-        <w:gridCol w:w="5270"/>
+        <w:gridCol w:w="2635"/>
+        <w:gridCol w:w="2635"/>
+        <w:gridCol w:w="2635"/>
+        <w:gridCol w:w="2635"/>
       </w:tblGrid>
       <w:tr>
         <w:tc>
           <w:tcPr>
-            <w:tcW w:type="dxa" w:w="5270"/>
+            <w:tcW w:type="dxa" w:w="2635"/>
           </w:tcPr>
           <w:p>
             <w:pPr>
@@ -3732,7 +4271,7 @@
         </w:tc>
         <w:tc>
           <w:tcPr>
-            <w:tcW w:type="dxa" w:w="5270"/>
+            <w:tcW w:type="dxa" w:w="2635"/>
           </w:tcPr>
           <w:p>
             <w:pPr>
@@ -3746,7 +4285,47 @@
                 <w:color w:val="F0F7F2"/>
                 <w:sz w:val="26"/>
               </w:rPr>
-              <w:t>about 11 days and 25 minutes.</w:t>
+              <w:t>about</w:t>
+            </w:r>
+          </w:p>
+        </w:tc>
+        <w:tc>
+          <w:tcPr>
+            <w:tcW w:type="dxa" w:w="2635"/>
+          </w:tcPr>
+          <w:p>
+            <w:pPr>
+              <w:spacing w:after="0"/>
+              <w:jc w:val="center"/>
+            </w:pPr>
+            <w:r>
+              <w:rPr>
+                <w:rFonts w:ascii="Calibri" w:hAnsi="Calibri" w:eastAsia="微软雅黑"/>
+                <w:b w:val="0"/>
+                <w:color w:val="F0F7F2"/>
+                <w:sz w:val="26"/>
+              </w:rPr>
+              <w:t>11 days</w:t>
+            </w:r>
+          </w:p>
+        </w:tc>
+        <w:tc>
+          <w:tcPr>
+            <w:tcW w:type="dxa" w:w="2635"/>
+          </w:tcPr>
+          <w:p>
+            <w:pPr>
+              <w:spacing w:after="0"/>
+              <w:jc w:val="center"/>
+            </w:pPr>
+            <w:r>
+              <w:rPr>
+                <w:rFonts w:ascii="Calibri" w:hAnsi="Calibri" w:eastAsia="微软雅黑"/>
+                <w:b w:val="0"/>
+                <w:color w:val="F0F7F2"/>
+                <w:sz w:val="26"/>
+              </w:rPr>
+              <w:t>and 25 minutes.</w:t>
             </w:r>
           </w:p>
         </w:tc>
@@ -3754,7 +4333,7 @@
       <w:tr>
         <w:tc>
           <w:tcPr>
-            <w:tcW w:type="dxa" w:w="5270"/>
+            <w:tcW w:type="dxa" w:w="2635"/>
           </w:tcPr>
           <w:p>
             <w:pPr>
@@ -3774,7 +4353,7 @@
         </w:tc>
         <w:tc>
           <w:tcPr>
-            <w:tcW w:type="dxa" w:w="5270"/>
+            <w:tcW w:type="dxa" w:w="2635"/>
           </w:tcPr>
           <w:p>
             <w:pPr>
@@ -3788,7 +4367,47 @@
                 <w:color w:val="AAC4B6"/>
                 <w:sz w:val="21"/>
               </w:rPr>
-              <w:t>约合11天零25分钟。</w:t>
+              <w:t>约合</w:t>
+            </w:r>
+          </w:p>
+        </w:tc>
+        <w:tc>
+          <w:tcPr>
+            <w:tcW w:type="dxa" w:w="2635"/>
+          </w:tcPr>
+          <w:p>
+            <w:pPr>
+              <w:spacing w:after="0"/>
+              <w:jc w:val="center"/>
+            </w:pPr>
+            <w:r>
+              <w:rPr>
+                <w:rFonts w:ascii="Calibri" w:hAnsi="Calibri" w:eastAsia="微软雅黑"/>
+                <w:b w:val="0"/>
+                <w:color w:val="AAC4B6"/>
+                <w:sz w:val="21"/>
+              </w:rPr>
+              <w:t>11天</w:t>
+            </w:r>
+          </w:p>
+        </w:tc>
+        <w:tc>
+          <w:tcPr>
+            <w:tcW w:type="dxa" w:w="2635"/>
+          </w:tcPr>
+          <w:p>
+            <w:pPr>
+              <w:spacing w:after="0"/>
+              <w:jc w:val="center"/>
+            </w:pPr>
+            <w:r>
+              <w:rPr>
+                <w:rFonts w:ascii="Calibri" w:hAnsi="Calibri" w:eastAsia="微软雅黑"/>
+                <w:b w:val="0"/>
+                <w:color w:val="AAC4B6"/>
+                <w:sz w:val="21"/>
+              </w:rPr>
+              <w:t>零25分钟。</w:t>
             </w:r>
           </w:p>
         </w:tc>
@@ -4358,12 +4977,15 @@
         </w:tblBorders>
       </w:tblPr>
       <w:tblGrid>
-        <w:gridCol w:w="10540"/>
+        <w:gridCol w:w="2635"/>
+        <w:gridCol w:w="2635"/>
+        <w:gridCol w:w="2635"/>
+        <w:gridCol w:w="2635"/>
       </w:tblGrid>
       <w:tr>
         <w:tc>
           <w:tcPr>
-            <w:tcW w:type="dxa" w:w="10540"/>
+            <w:tcW w:type="dxa" w:w="2635"/>
           </w:tcPr>
           <w:p>
             <w:pPr>
@@ -4377,8 +4999,39 @@
                 <w:color w:val="F0F7F2"/>
                 <w:sz w:val="26"/>
               </w:rPr>
-              <w:t xml:space="preserve">which helped </w:t>
-            </w:r>
+              <w:t>which</w:t>
+            </w:r>
+          </w:p>
+        </w:tc>
+        <w:tc>
+          <w:tcPr>
+            <w:tcW w:type="dxa" w:w="2635"/>
+          </w:tcPr>
+          <w:p>
+            <w:pPr>
+              <w:spacing w:after="0"/>
+              <w:jc w:val="center"/>
+            </w:pPr>
+            <w:r>
+              <w:rPr>
+                <w:rFonts w:ascii="Calibri" w:hAnsi="Calibri" w:eastAsia="微软雅黑"/>
+                <w:b w:val="0"/>
+                <w:color w:val="F0F7F2"/>
+                <w:sz w:val="26"/>
+              </w:rPr>
+              <w:t>helped</w:t>
+            </w:r>
+          </w:p>
+        </w:tc>
+        <w:tc>
+          <w:tcPr>
+            <w:tcW w:type="dxa" w:w="2635"/>
+          </w:tcPr>
+          <w:p>
+            <w:pPr>
+              <w:spacing w:after="0"/>
+              <w:jc w:val="center"/>
+            </w:pPr>
             <w:r>
               <w:rPr>
                 <w:rFonts w:ascii="Calibri" w:hAnsi="Calibri" w:eastAsia="微软雅黑"/>
@@ -4388,6 +5041,17 @@
               </w:rPr>
               <w:t>highlight</w:t>
             </w:r>
+          </w:p>
+        </w:tc>
+        <w:tc>
+          <w:tcPr>
+            <w:tcW w:type="dxa" w:w="2635"/>
+          </w:tcPr>
+          <w:p>
+            <w:pPr>
+              <w:spacing w:after="0"/>
+              <w:jc w:val="center"/>
+            </w:pPr>
             <w:r>
               <w:rPr>
                 <w:rFonts w:ascii="Calibri" w:hAnsi="Calibri" w:eastAsia="微软雅黑"/>
@@ -4395,7 +5059,7 @@
                 <w:color w:val="F0F7F2"/>
                 <w:sz w:val="26"/>
               </w:rPr>
-              <w:t xml:space="preserve"> microsleeps,</w:t>
+              <w:t>microsleeps,</w:t>
             </w:r>
           </w:p>
         </w:tc>
@@ -4403,7 +5067,7 @@
       <w:tr>
         <w:tc>
           <w:tcPr>
-            <w:tcW w:type="dxa" w:w="10540"/>
+            <w:tcW w:type="dxa" w:w="2635"/>
           </w:tcPr>
           <w:p>
             <w:pPr>
@@ -4417,8 +5081,19 @@
                 <w:color w:val="AAC4B6"/>
                 <w:sz w:val="21"/>
               </w:rPr>
-              <w:t>该论文有助于</w:t>
-            </w:r>
+              <w:t>该论文</w:t>
+            </w:r>
+          </w:p>
+        </w:tc>
+        <w:tc>
+          <w:tcPr>
+            <w:tcW w:type="dxa" w:w="2635"/>
+          </w:tcPr>
+          <w:p>
+            <w:pPr>
+              <w:spacing w:after="0"/>
+              <w:jc w:val="center"/>
+            </w:pPr>
             <w:r>
               <w:rPr>
                 <w:rFonts w:ascii="Calibri" w:hAnsi="Calibri" w:eastAsia="微软雅黑"/>
@@ -4426,8 +5101,19 @@
                 <w:color w:val="AAC4B6"/>
                 <w:sz w:val="21"/>
               </w:rPr>
-              <w:t xml:space="preserve"> </w:t>
-            </w:r>
+              <w:t>有助于</w:t>
+            </w:r>
+          </w:p>
+        </w:tc>
+        <w:tc>
+          <w:tcPr>
+            <w:tcW w:type="dxa" w:w="2635"/>
+          </w:tcPr>
+          <w:p>
+            <w:pPr>
+              <w:spacing w:after="0"/>
+              <w:jc w:val="center"/>
+            </w:pPr>
             <w:r>
               <w:rPr>
                 <w:rFonts w:ascii="Calibri" w:hAnsi="Calibri" w:eastAsia="微软雅黑"/>
@@ -4437,15 +5123,17 @@
               </w:rPr>
               <w:t>凸显</w:t>
             </w:r>
-            <w:r>
-              <w:rPr>
-                <w:rFonts w:ascii="Calibri" w:hAnsi="Calibri" w:eastAsia="微软雅黑"/>
-                <w:b w:val="0"/>
-                <w:color w:val="AAC4B6"/>
-                <w:sz w:val="21"/>
-              </w:rPr>
-              <w:t xml:space="preserve"> </w:t>
-            </w:r>
+          </w:p>
+        </w:tc>
+        <w:tc>
+          <w:tcPr>
+            <w:tcW w:type="dxa" w:w="2635"/>
+          </w:tcPr>
+          <w:p>
+            <w:pPr>
+              <w:spacing w:after="0"/>
+              <w:jc w:val="center"/>
+            </w:pPr>
             <w:r>
               <w:rPr>
                 <w:rFonts w:ascii="Calibri" w:hAnsi="Calibri" w:eastAsia="微软雅黑"/>
@@ -4475,12 +5163,14 @@
         </w:tblBorders>
       </w:tblPr>
       <w:tblGrid>
-        <w:gridCol w:w="10540"/>
+        <w:gridCol w:w="3513"/>
+        <w:gridCol w:w="3513"/>
+        <w:gridCol w:w="3513"/>
       </w:tblGrid>
       <w:tr>
         <w:tc>
           <w:tcPr>
-            <w:tcW w:type="dxa" w:w="10540"/>
+            <w:tcW w:type="dxa" w:w="3513"/>
           </w:tcPr>
           <w:p>
             <w:pPr>
@@ -4496,6 +5186,37 @@
               </w:rPr>
               <w:t>involuntary</w:t>
             </w:r>
+          </w:p>
+        </w:tc>
+        <w:tc>
+          <w:tcPr>
+            <w:tcW w:type="dxa" w:w="3513"/>
+          </w:tcPr>
+          <w:p>
+            <w:pPr>
+              <w:spacing w:after="0"/>
+              <w:jc w:val="center"/>
+            </w:pPr>
+            <w:r>
+              <w:rPr>
+                <w:rFonts w:ascii="Calibri" w:hAnsi="Calibri" w:eastAsia="微软雅黑"/>
+                <w:b/>
+                <w:color w:val="C4B5FD"/>
+                <w:sz w:val="26"/>
+              </w:rPr>
+              <w:t>lapses into</w:t>
+            </w:r>
+          </w:p>
+        </w:tc>
+        <w:tc>
+          <w:tcPr>
+            <w:tcW w:type="dxa" w:w="3513"/>
+          </w:tcPr>
+          <w:p>
+            <w:pPr>
+              <w:spacing w:after="0"/>
+              <w:jc w:val="center"/>
+            </w:pPr>
             <w:r>
               <w:rPr>
                 <w:rFonts w:ascii="Calibri" w:hAnsi="Calibri" w:eastAsia="微软雅黑"/>
@@ -4503,25 +5224,7 @@
                 <w:color w:val="F0F7F2"/>
                 <w:sz w:val="26"/>
               </w:rPr>
-              <w:t xml:space="preserve"> </w:t>
-            </w:r>
-            <w:r>
-              <w:rPr>
-                <w:rFonts w:ascii="Calibri" w:hAnsi="Calibri" w:eastAsia="微软雅黑"/>
-                <w:b/>
-                <w:color w:val="C4B5FD"/>
-                <w:sz w:val="26"/>
-              </w:rPr>
-              <w:t>lapses into</w:t>
-            </w:r>
-            <w:r>
-              <w:rPr>
-                <w:rFonts w:ascii="Calibri" w:hAnsi="Calibri" w:eastAsia="微软雅黑"/>
-                <w:b w:val="0"/>
-                <w:color w:val="F0F7F2"/>
-                <w:sz w:val="26"/>
-              </w:rPr>
-              <w:t xml:space="preserve"> sleep lasting a few seconds.</w:t>
+              <w:t>sleep lasting a few seconds.</w:t>
             </w:r>
           </w:p>
         </w:tc>
@@ -4529,7 +5232,7 @@
       <w:tr>
         <w:tc>
           <w:tcPr>
-            <w:tcW w:type="dxa" w:w="10540"/>
+            <w:tcW w:type="dxa" w:w="3513"/>
           </w:tcPr>
           <w:p>
             <w:pPr>
@@ -4563,15 +5266,17 @@
               </w:rPr>
               <w:t>不由自主地</w:t>
             </w:r>
-            <w:r>
-              <w:rPr>
-                <w:rFonts w:ascii="Calibri" w:hAnsi="Calibri" w:eastAsia="微软雅黑"/>
-                <w:b w:val="0"/>
-                <w:color w:val="AAC4B6"/>
-                <w:sz w:val="21"/>
-              </w:rPr>
-              <w:t xml:space="preserve"> </w:t>
-            </w:r>
+          </w:p>
+        </w:tc>
+        <w:tc>
+          <w:tcPr>
+            <w:tcW w:type="dxa" w:w="3513"/>
+          </w:tcPr>
+          <w:p>
+            <w:pPr>
+              <w:spacing w:after="0"/>
+              <w:jc w:val="center"/>
+            </w:pPr>
             <w:r>
               <w:rPr>
                 <w:rFonts w:ascii="Calibri" w:hAnsi="Calibri" w:eastAsia="微软雅黑"/>
@@ -4581,15 +5286,17 @@
               </w:rPr>
               <w:t>陷入</w:t>
             </w:r>
-            <w:r>
-              <w:rPr>
-                <w:rFonts w:ascii="Calibri" w:hAnsi="Calibri" w:eastAsia="微软雅黑"/>
-                <w:b w:val="0"/>
-                <w:color w:val="AAC4B6"/>
-                <w:sz w:val="21"/>
-              </w:rPr>
-              <w:t xml:space="preserve"> </w:t>
-            </w:r>
+          </w:p>
+        </w:tc>
+        <w:tc>
+          <w:tcPr>
+            <w:tcW w:type="dxa" w:w="3513"/>
+          </w:tcPr>
+          <w:p>
+            <w:pPr>
+              <w:spacing w:after="0"/>
+              <w:jc w:val="center"/>
+            </w:pPr>
             <w:r>
               <w:rPr>
                 <w:rFonts w:ascii="Calibri" w:hAnsi="Calibri" w:eastAsia="微软雅黑"/>
@@ -4646,14 +5353,17 @@
         </w:tblBorders>
       </w:tblPr>
       <w:tblGrid>
-        <w:gridCol w:w="3513"/>
-        <w:gridCol w:w="3513"/>
-        <w:gridCol w:w="3513"/>
+        <w:gridCol w:w="1757"/>
+        <w:gridCol w:w="1757"/>
+        <w:gridCol w:w="1757"/>
+        <w:gridCol w:w="1757"/>
+        <w:gridCol w:w="1757"/>
+        <w:gridCol w:w="1757"/>
       </w:tblGrid>
       <w:tr>
         <w:tc>
           <w:tcPr>
-            <w:tcW w:type="dxa" w:w="3513"/>
+            <w:tcW w:type="dxa" w:w="1757"/>
           </w:tcPr>
           <w:p>
             <w:pPr>
@@ -4673,7 +5383,7 @@
         </w:tc>
         <w:tc>
           <w:tcPr>
-            <w:tcW w:type="dxa" w:w="3513"/>
+            <w:tcW w:type="dxa" w:w="1757"/>
           </w:tcPr>
           <w:p>
             <w:pPr>
@@ -4687,40 +5397,13 @@
                 <w:color w:val="F0F7F2"/>
                 <w:sz w:val="26"/>
               </w:rPr>
-              <w:t xml:space="preserve">may have had such </w:t>
-            </w:r>
-            <w:r>
-              <w:rPr>
-                <w:rFonts w:ascii="Calibri" w:hAnsi="Calibri" w:eastAsia="微软雅黑"/>
-                <w:b/>
-                <w:color w:val="FB923C"/>
-                <w:sz w:val="26"/>
-              </w:rPr>
-              <w:t>momentary</w:t>
-            </w:r>
-            <w:r>
-              <w:rPr>
-                <w:rFonts w:ascii="Calibri" w:hAnsi="Calibri" w:eastAsia="微软雅黑"/>
-                <w:b w:val="0"/>
-                <w:color w:val="F0F7F2"/>
-                <w:sz w:val="26"/>
-              </w:rPr>
-              <w:t xml:space="preserve"> </w:t>
-            </w:r>
-            <w:r>
-              <w:rPr>
-                <w:rFonts w:ascii="Calibri" w:hAnsi="Calibri" w:eastAsia="微软雅黑"/>
-                <w:b/>
-                <w:color w:val="5EEAD4"/>
-                <w:sz w:val="26"/>
-              </w:rPr>
-              <w:t>bouts</w:t>
+              <w:t>may have had</w:t>
             </w:r>
           </w:p>
         </w:tc>
         <w:tc>
           <w:tcPr>
-            <w:tcW w:type="dxa" w:w="3513"/>
+            <w:tcW w:type="dxa" w:w="1757"/>
           </w:tcPr>
           <w:p>
             <w:pPr>
@@ -4734,6 +5417,66 @@
                 <w:color w:val="F0F7F2"/>
                 <w:sz w:val="26"/>
               </w:rPr>
+              <w:t>such</w:t>
+            </w:r>
+          </w:p>
+        </w:tc>
+        <w:tc>
+          <w:tcPr>
+            <w:tcW w:type="dxa" w:w="1757"/>
+          </w:tcPr>
+          <w:p>
+            <w:pPr>
+              <w:spacing w:after="0"/>
+              <w:jc w:val="center"/>
+            </w:pPr>
+            <w:r>
+              <w:rPr>
+                <w:rFonts w:ascii="Calibri" w:hAnsi="Calibri" w:eastAsia="微软雅黑"/>
+                <w:b/>
+                <w:color w:val="FB923C"/>
+                <w:sz w:val="26"/>
+              </w:rPr>
+              <w:t>momentary</w:t>
+            </w:r>
+          </w:p>
+        </w:tc>
+        <w:tc>
+          <w:tcPr>
+            <w:tcW w:type="dxa" w:w="1757"/>
+          </w:tcPr>
+          <w:p>
+            <w:pPr>
+              <w:spacing w:after="0"/>
+              <w:jc w:val="center"/>
+            </w:pPr>
+            <w:r>
+              <w:rPr>
+                <w:rFonts w:ascii="Calibri" w:hAnsi="Calibri" w:eastAsia="微软雅黑"/>
+                <w:b/>
+                <w:color w:val="5EEAD4"/>
+                <w:sz w:val="26"/>
+              </w:rPr>
+              <w:t>bouts</w:t>
+            </w:r>
+          </w:p>
+        </w:tc>
+        <w:tc>
+          <w:tcPr>
+            <w:tcW w:type="dxa" w:w="1757"/>
+          </w:tcPr>
+          <w:p>
+            <w:pPr>
+              <w:spacing w:after="0"/>
+              <w:jc w:val="center"/>
+            </w:pPr>
+            <w:r>
+              <w:rPr>
+                <w:rFonts w:ascii="Calibri" w:hAnsi="Calibri" w:eastAsia="微软雅黑"/>
+                <w:b w:val="0"/>
+                <w:color w:val="F0F7F2"/>
+                <w:sz w:val="26"/>
+              </w:rPr>
               <w:t>without noticing.</w:t>
             </w:r>
           </w:p>
@@ -4742,7 +5485,7 @@
       <w:tr>
         <w:tc>
           <w:tcPr>
-            <w:tcW w:type="dxa" w:w="3513"/>
+            <w:tcW w:type="dxa" w:w="1757"/>
           </w:tcPr>
           <w:p>
             <w:pPr>
@@ -4762,7 +5505,7 @@
         </w:tc>
         <w:tc>
           <w:tcPr>
-            <w:tcW w:type="dxa" w:w="3513"/>
+            <w:tcW w:type="dxa" w:w="1757"/>
           </w:tcPr>
           <w:p>
             <w:pPr>
@@ -4776,49 +5519,73 @@
                 <w:color w:val="AAC4B6"/>
                 <w:sz w:val="21"/>
               </w:rPr>
-              <w:t>可能经历过这种</w:t>
-            </w:r>
-            <w:r>
-              <w:rPr>
-                <w:rFonts w:ascii="Calibri" w:hAnsi="Calibri" w:eastAsia="微软雅黑"/>
-                <w:b w:val="0"/>
-                <w:color w:val="AAC4B6"/>
-                <w:sz w:val="21"/>
-              </w:rPr>
-              <w:t xml:space="preserve"> </w:t>
-            </w:r>
-            <w:r>
-              <w:rPr>
-                <w:rFonts w:ascii="Calibri" w:hAnsi="Calibri" w:eastAsia="微软雅黑"/>
-                <w:b/>
-                <w:color w:val="FB923C"/>
-                <w:sz w:val="21"/>
-              </w:rPr>
-              <w:t>短暂的</w:t>
-            </w:r>
-            <w:r>
-              <w:rPr>
-                <w:rFonts w:ascii="Calibri" w:hAnsi="Calibri" w:eastAsia="微软雅黑"/>
-                <w:b w:val="0"/>
-                <w:color w:val="AAC4B6"/>
-                <w:sz w:val="21"/>
-              </w:rPr>
-              <w:t xml:space="preserve"> </w:t>
-            </w:r>
-            <w:r>
-              <w:rPr>
-                <w:rFonts w:ascii="Calibri" w:hAnsi="Calibri" w:eastAsia="微软雅黑"/>
-                <w:b/>
-                <w:color w:val="5EEAD4"/>
-                <w:sz w:val="21"/>
-              </w:rPr>
-              <w:t>发作</w:t>
+              <w:t>可能经历过</w:t>
             </w:r>
           </w:p>
         </w:tc>
         <w:tc>
           <w:tcPr>
-            <w:tcW w:type="dxa" w:w="3513"/>
+            <w:tcW w:type="dxa" w:w="1757"/>
+          </w:tcPr>
+          <w:p>
+            <w:pPr>
+              <w:spacing w:after="0"/>
+              <w:jc w:val="center"/>
+            </w:pPr>
+            <w:r>
+              <w:rPr>
+                <w:rFonts w:ascii="Calibri" w:hAnsi="Calibri" w:eastAsia="微软雅黑"/>
+                <w:b w:val="0"/>
+                <w:color w:val="AAC4B6"/>
+                <w:sz w:val="21"/>
+              </w:rPr>
+              <w:t>这种</w:t>
+            </w:r>
+          </w:p>
+        </w:tc>
+        <w:tc>
+          <w:tcPr>
+            <w:tcW w:type="dxa" w:w="1757"/>
+          </w:tcPr>
+          <w:p>
+            <w:pPr>
+              <w:spacing w:after="0"/>
+              <w:jc w:val="center"/>
+            </w:pPr>
+            <w:r>
+              <w:rPr>
+                <w:rFonts w:ascii="Calibri" w:hAnsi="Calibri" w:eastAsia="微软雅黑"/>
+                <w:b/>
+                <w:color w:val="FB923C"/>
+                <w:sz w:val="21"/>
+              </w:rPr>
+              <w:t>短暂的</w:t>
+            </w:r>
+          </w:p>
+        </w:tc>
+        <w:tc>
+          <w:tcPr>
+            <w:tcW w:type="dxa" w:w="1757"/>
+          </w:tcPr>
+          <w:p>
+            <w:pPr>
+              <w:spacing w:after="0"/>
+              <w:jc w:val="center"/>
+            </w:pPr>
+            <w:r>
+              <w:rPr>
+                <w:rFonts w:ascii="Calibri" w:hAnsi="Calibri" w:eastAsia="微软雅黑"/>
+                <w:b/>
+                <w:color w:val="5EEAD4"/>
+                <w:sz w:val="21"/>
+              </w:rPr>
+              <w:t>发作</w:t>
+            </w:r>
+          </w:p>
+        </w:tc>
+        <w:tc>
+          <w:tcPr>
+            <w:tcW w:type="dxa" w:w="1757"/>
           </w:tcPr>
           <w:p>
             <w:pPr>
@@ -4853,7 +5620,9 @@
         <w:br/>
         <w:t>@bouts|（bout 一阵、一场、一回、一次发作</w:t>
         <w:br/>
-        <w:t>@bouts|（通常指疾病、情绪或活动的阵发性发作，如 a bout of fever 一阵发烧））</w:t>
+        <w:t>@bouts|（通常指疾病、情绪或活动的阵发性发作，</w:t>
+        <w:br/>
+        <w:t>@bouts|如 a bout of fever 一阵发烧））</w:t>
       </w:r>
     </w:p>
     <w:p>
@@ -5126,13 +5895,14 @@
         </w:tblBorders>
       </w:tblPr>
       <w:tblGrid>
-        <w:gridCol w:w="5270"/>
-        <w:gridCol w:w="5270"/>
+        <w:gridCol w:w="3513"/>
+        <w:gridCol w:w="3513"/>
+        <w:gridCol w:w="3513"/>
       </w:tblGrid>
       <w:tr>
         <w:tc>
           <w:tcPr>
-            <w:tcW w:type="dxa" w:w="5270"/>
+            <w:tcW w:type="dxa" w:w="3513"/>
           </w:tcPr>
           <w:p>
             <w:pPr>
@@ -5146,22 +5916,13 @@
                 <w:color w:val="F0F7F2"/>
                 <w:sz w:val="26"/>
               </w:rPr>
-              <w:t xml:space="preserve">and others have since </w:t>
-            </w:r>
-            <w:r>
-              <w:rPr>
-                <w:rFonts w:ascii="Calibri" w:hAnsi="Calibri" w:eastAsia="微软雅黑"/>
-                <w:b/>
-                <w:color w:val="38BDF8"/>
-                <w:sz w:val="26"/>
-              </w:rPr>
-              <w:t>alleged</w:t>
+              <w:t>and others have since</w:t>
             </w:r>
           </w:p>
         </w:tc>
         <w:tc>
           <w:tcPr>
-            <w:tcW w:type="dxa" w:w="5270"/>
+            <w:tcW w:type="dxa" w:w="3513"/>
           </w:tcPr>
           <w:p>
             <w:pPr>
@@ -5171,6 +5932,26 @@
             <w:r>
               <w:rPr>
                 <w:rFonts w:ascii="Calibri" w:hAnsi="Calibri" w:eastAsia="微软雅黑"/>
+                <w:b/>
+                <w:color w:val="38BDF8"/>
+                <w:sz w:val="26"/>
+              </w:rPr>
+              <w:t>alleged</w:t>
+            </w:r>
+          </w:p>
+        </w:tc>
+        <w:tc>
+          <w:tcPr>
+            <w:tcW w:type="dxa" w:w="3513"/>
+          </w:tcPr>
+          <w:p>
+            <w:pPr>
+              <w:spacing w:after="0"/>
+              <w:jc w:val="center"/>
+            </w:pPr>
+            <w:r>
+              <w:rPr>
+                <w:rFonts w:ascii="Calibri" w:hAnsi="Calibri" w:eastAsia="微软雅黑"/>
                 <w:b w:val="0"/>
                 <w:color w:val="F0F7F2"/>
                 <w:sz w:val="26"/>
@@ -5201,7 +5982,7 @@
       <w:tr>
         <w:tc>
           <w:tcPr>
-            <w:tcW w:type="dxa" w:w="5270"/>
+            <w:tcW w:type="dxa" w:w="3513"/>
           </w:tcPr>
           <w:p>
             <w:pPr>
@@ -5217,29 +5998,31 @@
               </w:rPr>
               <w:t>此后，其他人</w:t>
             </w:r>
-            <w:r>
-              <w:rPr>
-                <w:rFonts w:ascii="Calibri" w:hAnsi="Calibri" w:eastAsia="微软雅黑"/>
-                <w:b w:val="0"/>
-                <w:color w:val="AAC4B6"/>
-                <w:sz w:val="21"/>
-              </w:rPr>
-              <w:t xml:space="preserve"> </w:t>
-            </w:r>
-            <w:r>
-              <w:rPr>
-                <w:rFonts w:ascii="Calibri" w:hAnsi="Calibri" w:eastAsia="微软雅黑"/>
-                <w:b/>
-                <w:color w:val="38BDF8"/>
-                <w:sz w:val="21"/>
-              </w:rPr>
-              <w:t>声称/宣称</w:t>
-            </w:r>
           </w:p>
         </w:tc>
         <w:tc>
           <w:tcPr>
-            <w:tcW w:type="dxa" w:w="5270"/>
+            <w:tcW w:type="dxa" w:w="3513"/>
+          </w:tcPr>
+          <w:p>
+            <w:pPr>
+              <w:spacing w:after="0"/>
+              <w:jc w:val="center"/>
+            </w:pPr>
+            <w:r>
+              <w:rPr>
+                <w:rFonts w:ascii="Calibri" w:hAnsi="Calibri" w:eastAsia="微软雅黑"/>
+                <w:b/>
+                <w:color w:val="38BDF8"/>
+                <w:sz w:val="21"/>
+              </w:rPr>
+              <w:t>声称/宣称</w:t>
+            </w:r>
+          </w:p>
+        </w:tc>
+        <w:tc>
+          <w:tcPr>
+            <w:tcW w:type="dxa" w:w="3513"/>
           </w:tcPr>
           <w:p>
             <w:pPr>
@@ -5321,13 +6104,14 @@
         </w:tblBorders>
       </w:tblPr>
       <w:tblGrid>
-        <w:gridCol w:w="5270"/>
-        <w:gridCol w:w="5270"/>
+        <w:gridCol w:w="3513"/>
+        <w:gridCol w:w="3513"/>
+        <w:gridCol w:w="3513"/>
       </w:tblGrid>
       <w:tr>
         <w:tc>
           <w:tcPr>
-            <w:tcW w:type="dxa" w:w="5270"/>
+            <w:tcW w:type="dxa" w:w="3513"/>
           </w:tcPr>
           <w:p>
             <w:pPr>
@@ -5347,7 +6131,7 @@
         </w:tc>
         <w:tc>
           <w:tcPr>
-            <w:tcW w:type="dxa" w:w="5270"/>
+            <w:tcW w:type="dxa" w:w="3513"/>
           </w:tcPr>
           <w:p>
             <w:pPr>
@@ -5361,7 +6145,27 @@
                 <w:color w:val="F0F7F2"/>
                 <w:sz w:val="26"/>
               </w:rPr>
-              <w:t>Gardner said</w:t>
+              <w:t>Gardner</w:t>
+            </w:r>
+          </w:p>
+        </w:tc>
+        <w:tc>
+          <w:tcPr>
+            <w:tcW w:type="dxa" w:w="3513"/>
+          </w:tcPr>
+          <w:p>
+            <w:pPr>
+              <w:spacing w:after="0"/>
+              <w:jc w:val="center"/>
+            </w:pPr>
+            <w:r>
+              <w:rPr>
+                <w:rFonts w:ascii="Calibri" w:hAnsi="Calibri" w:eastAsia="微软雅黑"/>
+                <w:b w:val="0"/>
+                <w:color w:val="F0F7F2"/>
+                <w:sz w:val="26"/>
+              </w:rPr>
+              <w:t>said</w:t>
             </w:r>
           </w:p>
         </w:tc>
@@ -5369,7 +6173,7 @@
       <w:tr>
         <w:tc>
           <w:tcPr>
-            <w:tcW w:type="dxa" w:w="5270"/>
+            <w:tcW w:type="dxa" w:w="3513"/>
           </w:tcPr>
           <w:p>
             <w:pPr>
@@ -5389,7 +6193,7 @@
         </w:tc>
         <w:tc>
           <w:tcPr>
-            <w:tcW w:type="dxa" w:w="5270"/>
+            <w:tcW w:type="dxa" w:w="3513"/>
           </w:tcPr>
           <w:p>
             <w:pPr>
@@ -5403,7 +6207,27 @@
                 <w:color w:val="AAC4B6"/>
                 <w:sz w:val="21"/>
               </w:rPr>
-              <w:t>加德纳说</w:t>
+              <w:t>加德纳</w:t>
+            </w:r>
+          </w:p>
+        </w:tc>
+        <w:tc>
+          <w:tcPr>
+            <w:tcW w:type="dxa" w:w="3513"/>
+          </w:tcPr>
+          <w:p>
+            <w:pPr>
+              <w:spacing w:after="0"/>
+              <w:jc w:val="center"/>
+            </w:pPr>
+            <w:r>
+              <w:rPr>
+                <w:rFonts w:ascii="Calibri" w:hAnsi="Calibri" w:eastAsia="微软雅黑"/>
+                <w:b w:val="0"/>
+                <w:color w:val="AAC4B6"/>
+                <w:sz w:val="21"/>
+              </w:rPr>
+              <w:t>说</w:t>
             </w:r>
           </w:p>
         </w:tc>
@@ -5425,13 +6249,15 @@
         </w:tblBorders>
       </w:tblPr>
       <w:tblGrid>
-        <w:gridCol w:w="5270"/>
-        <w:gridCol w:w="5270"/>
+        <w:gridCol w:w="2635"/>
+        <w:gridCol w:w="2635"/>
+        <w:gridCol w:w="2635"/>
+        <w:gridCol w:w="2635"/>
       </w:tblGrid>
       <w:tr>
         <w:tc>
           <w:tcPr>
-            <w:tcW w:type="dxa" w:w="5270"/>
+            <w:tcW w:type="dxa" w:w="2635"/>
           </w:tcPr>
           <w:p>
             <w:pPr>
@@ -5460,7 +6286,7 @@
         </w:tc>
         <w:tc>
           <w:tcPr>
-            <w:tcW w:type="dxa" w:w="5270"/>
+            <w:tcW w:type="dxa" w:w="2635"/>
           </w:tcPr>
           <w:p>
             <w:pPr>
@@ -5485,6 +6311,17 @@
               </w:rPr>
               <w:t>tormented</w:t>
             </w:r>
+          </w:p>
+        </w:tc>
+        <w:tc>
+          <w:tcPr>
+            <w:tcW w:type="dxa" w:w="2635"/>
+          </w:tcPr>
+          <w:p>
+            <w:pPr>
+              <w:spacing w:after="0"/>
+              <w:jc w:val="center"/>
+            </w:pPr>
             <w:r>
               <w:rPr>
                 <w:rFonts w:ascii="Calibri" w:hAnsi="Calibri" w:eastAsia="微软雅黑"/>
@@ -5492,7 +6329,27 @@
                 <w:color w:val="F0F7F2"/>
                 <w:sz w:val="26"/>
               </w:rPr>
-              <w:t xml:space="preserve"> him for about a decade,</w:t>
+              <w:t>him</w:t>
+            </w:r>
+          </w:p>
+        </w:tc>
+        <w:tc>
+          <w:tcPr>
+            <w:tcW w:type="dxa" w:w="2635"/>
+          </w:tcPr>
+          <w:p>
+            <w:pPr>
+              <w:spacing w:after="0"/>
+              <w:jc w:val="center"/>
+            </w:pPr>
+            <w:r>
+              <w:rPr>
+                <w:rFonts w:ascii="Calibri" w:hAnsi="Calibri" w:eastAsia="微软雅黑"/>
+                <w:b w:val="0"/>
+                <w:color w:val="F0F7F2"/>
+                <w:sz w:val="26"/>
+              </w:rPr>
+              <w:t>for about a decade,</w:t>
             </w:r>
           </w:p>
         </w:tc>
@@ -5500,7 +6357,7 @@
       <w:tr>
         <w:tc>
           <w:tcPr>
-            <w:tcW w:type="dxa" w:w="5270"/>
+            <w:tcW w:type="dxa" w:w="2635"/>
           </w:tcPr>
           <w:p>
             <w:pPr>
@@ -5538,7 +6395,7 @@
         </w:tc>
         <w:tc>
           <w:tcPr>
-            <w:tcW w:type="dxa" w:w="5270"/>
+            <w:tcW w:type="dxa" w:w="2635"/>
           </w:tcPr>
           <w:p>
             <w:pPr>
@@ -5554,6 +6411,17 @@
               </w:rPr>
               <w:t>折磨了</w:t>
             </w:r>
+          </w:p>
+        </w:tc>
+        <w:tc>
+          <w:tcPr>
+            <w:tcW w:type="dxa" w:w="2635"/>
+          </w:tcPr>
+          <w:p>
+            <w:pPr>
+              <w:spacing w:after="0"/>
+              <w:jc w:val="center"/>
+            </w:pPr>
             <w:r>
               <w:rPr>
                 <w:rFonts w:ascii="Calibri" w:hAnsi="Calibri" w:eastAsia="微软雅黑"/>
@@ -5561,8 +6429,19 @@
                 <w:color w:val="AAC4B6"/>
                 <w:sz w:val="21"/>
               </w:rPr>
-              <w:t xml:space="preserve"> </w:t>
-            </w:r>
+              <w:t>他</w:t>
+            </w:r>
+          </w:p>
+        </w:tc>
+        <w:tc>
+          <w:tcPr>
+            <w:tcW w:type="dxa" w:w="2635"/>
+          </w:tcPr>
+          <w:p>
+            <w:pPr>
+              <w:spacing w:after="0"/>
+              <w:jc w:val="center"/>
+            </w:pPr>
             <w:r>
               <w:rPr>
                 <w:rFonts w:ascii="Calibri" w:hAnsi="Calibri" w:eastAsia="微软雅黑"/>
@@ -5570,7 +6449,7 @@
                 <w:color w:val="AAC4B6"/>
                 <w:sz w:val="21"/>
               </w:rPr>
-              <w:t>他约十年，</w:t>
+              <w:t>约十年，</w:t>
             </w:r>
           </w:p>
         </w:tc>
@@ -5592,13 +6471,14 @@
         </w:tblBorders>
       </w:tblPr>
       <w:tblGrid>
-        <w:gridCol w:w="5270"/>
-        <w:gridCol w:w="5270"/>
+        <w:gridCol w:w="3513"/>
+        <w:gridCol w:w="3513"/>
+        <w:gridCol w:w="3513"/>
       </w:tblGrid>
       <w:tr>
         <w:tc>
           <w:tcPr>
-            <w:tcW w:type="dxa" w:w="5270"/>
+            <w:tcW w:type="dxa" w:w="3513"/>
           </w:tcPr>
           <w:p>
             <w:pPr>
@@ -5618,7 +6498,7 @@
         </w:tc>
         <w:tc>
           <w:tcPr>
-            <w:tcW w:type="dxa" w:w="5270"/>
+            <w:tcW w:type="dxa" w:w="3513"/>
           </w:tcPr>
           <w:p>
             <w:pPr>
@@ -5634,6 +6514,17 @@
               </w:rPr>
               <w:t>pinned the blame on</w:t>
             </w:r>
+          </w:p>
+        </w:tc>
+        <w:tc>
+          <w:tcPr>
+            <w:tcW w:type="dxa" w:w="3513"/>
+          </w:tcPr>
+          <w:p>
+            <w:pPr>
+              <w:spacing w:after="0"/>
+              <w:jc w:val="center"/>
+            </w:pPr>
             <w:r>
               <w:rPr>
                 <w:rFonts w:ascii="Calibri" w:hAnsi="Calibri" w:eastAsia="微软雅黑"/>
@@ -5641,7 +6532,7 @@
                 <w:color w:val="F0F7F2"/>
                 <w:sz w:val="26"/>
               </w:rPr>
-              <w:t xml:space="preserve"> the experiment.</w:t>
+              <w:t>the experiment.</w:t>
             </w:r>
           </w:p>
         </w:tc>
@@ -5649,7 +6540,7 @@
       <w:tr>
         <w:tc>
           <w:tcPr>
-            <w:tcW w:type="dxa" w:w="5270"/>
+            <w:tcW w:type="dxa" w:w="3513"/>
           </w:tcPr>
           <w:p>
             <w:pPr>
@@ -5669,7 +6560,7 @@
         </w:tc>
         <w:tc>
           <w:tcPr>
-            <w:tcW w:type="dxa" w:w="5270"/>
+            <w:tcW w:type="dxa" w:w="3513"/>
           </w:tcPr>
           <w:p>
             <w:pPr>
@@ -5721,15 +6612,17 @@
               </w:rPr>
               <w:t>归咎于</w:t>
             </w:r>
-            <w:r>
-              <w:rPr>
-                <w:rFonts w:ascii="Calibri" w:hAnsi="Calibri" w:eastAsia="微软雅黑"/>
-                <w:b w:val="0"/>
-                <w:color w:val="AAC4B6"/>
-                <w:sz w:val="21"/>
-              </w:rPr>
-              <w:t xml:space="preserve"> </w:t>
-            </w:r>
+          </w:p>
+        </w:tc>
+        <w:tc>
+          <w:tcPr>
+            <w:tcW w:type="dxa" w:w="3513"/>
+          </w:tcPr>
+          <w:p>
+            <w:pPr>
+              <w:spacing w:after="0"/>
+              <w:jc w:val="center"/>
+            </w:pPr>
             <w:r>
               <w:rPr>
                 <w:rFonts w:ascii="Calibri" w:hAnsi="Calibri" w:eastAsia="微软雅黑"/>

--- a/视频/对照文本/13-文本.docx
+++ b/视频/对照文本/13-文本.docx
@@ -6844,13 +6844,14 @@
         </w:tblBorders>
       </w:tblPr>
       <w:tblGrid>
-        <w:gridCol w:w="5270"/>
-        <w:gridCol w:w="5270"/>
+        <w:gridCol w:w="3513"/>
+        <w:gridCol w:w="3513"/>
+        <w:gridCol w:w="3513"/>
       </w:tblGrid>
       <w:tr>
         <w:tc>
           <w:tcPr>
-            <w:tcW w:type="dxa" w:w="5270"/>
+            <w:tcW w:type="dxa" w:w="3513"/>
           </w:tcPr>
           <w:p>
             <w:pPr>
@@ -6870,7 +6871,7 @@
         </w:tc>
         <w:tc>
           <w:tcPr>
-            <w:tcW w:type="dxa" w:w="5270"/>
+            <w:tcW w:type="dxa" w:w="3513"/>
           </w:tcPr>
           <w:p>
             <w:pPr>
@@ -6886,15 +6887,17 @@
               </w:rPr>
               <w:t>barely</w:t>
             </w:r>
-            <w:r>
-              <w:rPr>
-                <w:rFonts w:ascii="Calibri" w:hAnsi="Calibri" w:eastAsia="微软雅黑"/>
-                <w:b w:val="0"/>
-                <w:color w:val="F0F7F2"/>
-                <w:sz w:val="26"/>
-              </w:rPr>
-              <w:t xml:space="preserve"> </w:t>
-            </w:r>
+          </w:p>
+        </w:tc>
+        <w:tc>
+          <w:tcPr>
+            <w:tcW w:type="dxa" w:w="3513"/>
+          </w:tcPr>
+          <w:p>
+            <w:pPr>
+              <w:spacing w:after="0"/>
+              <w:jc w:val="center"/>
+            </w:pPr>
             <w:r>
               <w:rPr>
                 <w:rFonts w:ascii="Calibri" w:hAnsi="Calibri" w:eastAsia="微软雅黑"/>
@@ -6919,7 +6922,7 @@
       <w:tr>
         <w:tc>
           <w:tcPr>
-            <w:tcW w:type="dxa" w:w="5270"/>
+            <w:tcW w:type="dxa" w:w="3513"/>
           </w:tcPr>
           <w:p>
             <w:pPr>
@@ -6939,7 +6942,7 @@
         </w:tc>
         <w:tc>
           <w:tcPr>
-            <w:tcW w:type="dxa" w:w="5270"/>
+            <w:tcW w:type="dxa" w:w="3513"/>
           </w:tcPr>
           <w:p>
             <w:pPr>
@@ -6991,15 +6994,17 @@
               </w:rPr>
               <w:t>连</w:t>
             </w:r>
-            <w:r>
-              <w:rPr>
-                <w:rFonts w:ascii="Calibri" w:hAnsi="Calibri" w:eastAsia="微软雅黑"/>
-                <w:b w:val="0"/>
-                <w:color w:val="AAC4B6"/>
-                <w:sz w:val="21"/>
-              </w:rPr>
-              <w:t xml:space="preserve"> </w:t>
-            </w:r>
+          </w:p>
+        </w:tc>
+        <w:tc>
+          <w:tcPr>
+            <w:tcW w:type="dxa" w:w="3513"/>
+          </w:tcPr>
+          <w:p>
+            <w:pPr>
+              <w:spacing w:after="0"/>
+              <w:jc w:val="center"/>
+            </w:pPr>
             <w:r>
               <w:rPr>
                 <w:rFonts w:ascii="Calibri" w:hAnsi="Calibri" w:eastAsia="微软雅黑"/>
